--- a/flow/20230914_vu_template/drafts/2024-08-g/27-ВТ-Пімена.docx
+++ b/flow/20230914_vu_template/drafts/2024-08-g/27-ВТ-Пімена.docx
@@ -4798,7 +4798,7 @@
     </w:p>
     <w:p>
       <w:pPr>
-        <w:pStyle w:val="Normal"/>
+        <w:pStyle w:val="a"/>
         <w:spacing w:after="120"/>
       </w:pPr>
       <w:r>
@@ -4882,7 +4882,7 @@
     </w:p>
     <w:p>
       <w:pPr>
-        <w:pStyle w:val="Normal"/>
+        <w:pStyle w:val="a"/>
         <w:spacing w:after="120"/>
       </w:pPr>
       <w:r>
@@ -4901,7 +4901,423 @@
           <w:sz w:val="24"/>
           <w:highlight w:val="white"/>
         </w:rPr>
-        <w:t>Ким тебе́ ни́ні, Пімене, імену́ємо? * – мона́шества взірце́м і ціли́телем трудолю́бним; * того́, хто возде́ржности ра́нами зра́нив при́страсті душе́вні; * співгромадя́нином Ангелів і співбе́сідником, * ви́шньої митропо́лії жи́телем, * чесно́т осе́лею, * вожде́м пусте́лі насе́льників; * моли́, щоб спасли́ся ду́ші на́ші.</w:t>
+        <w:t xml:space="preserve">Ким тебе́ </w:t>
+      </w:r>
+      <w:r>
+        <w:rPr>
+          <w:rFonts w:ascii="Times New Roman" w:hAnsi="Times New Roman"/>
+          <w:sz w:val="24"/>
+          <w:highlight w:val="white"/>
+        </w:rPr>
+        <w:t>ни́ні</w:t>
+      </w:r>
+      <w:r>
+        <w:rPr>
+          <w:rFonts w:ascii="Times New Roman" w:hAnsi="Times New Roman"/>
+          <w:sz w:val="24"/>
+          <w:highlight w:val="white"/>
+        </w:rPr>
+        <w:t xml:space="preserve">, </w:t>
+      </w:r>
+      <w:r>
+        <w:rPr>
+          <w:rFonts w:ascii="Times New Roman" w:hAnsi="Times New Roman"/>
+          <w:sz w:val="24"/>
+          <w:highlight w:val="white"/>
+        </w:rPr>
+        <w:t>Пімене</w:t>
+      </w:r>
+      <w:r>
+        <w:rPr>
+          <w:rFonts w:ascii="Times New Roman" w:hAnsi="Times New Roman"/>
+          <w:sz w:val="24"/>
+          <w:highlight w:val="white"/>
+        </w:rPr>
+        <w:t xml:space="preserve">, </w:t>
+      </w:r>
+      <w:r>
+        <w:rPr>
+          <w:rFonts w:ascii="Times New Roman" w:hAnsi="Times New Roman"/>
+          <w:sz w:val="24"/>
+          <w:highlight w:val="white"/>
+        </w:rPr>
+        <w:t>імену́</w:t>
+      </w:r>
+      <w:r>
+        <w:rPr>
+          <w:rFonts w:ascii="Times New Roman" w:hAnsi="Times New Roman"/>
+          <w:sz w:val="24"/>
+          <w:highlight w:val="white"/>
+        </w:rPr>
+        <w:t>ємо</w:t>
+      </w:r>
+      <w:r>
+        <w:rPr>
+          <w:rFonts w:ascii="Times New Roman" w:hAnsi="Times New Roman"/>
+          <w:sz w:val="24"/>
+          <w:highlight w:val="white"/>
+        </w:rPr>
+        <w:t xml:space="preserve">? * – </w:t>
+      </w:r>
+      <w:r>
+        <w:rPr>
+          <w:rFonts w:ascii="Times New Roman" w:hAnsi="Times New Roman"/>
+          <w:sz w:val="24"/>
+          <w:highlight w:val="white"/>
+        </w:rPr>
+        <w:t>мона́шества</w:t>
+      </w:r>
+      <w:r>
+        <w:rPr>
+          <w:rFonts w:ascii="Times New Roman" w:hAnsi="Times New Roman"/>
+          <w:sz w:val="24"/>
+          <w:highlight w:val="white"/>
+        </w:rPr>
+        <w:t xml:space="preserve"> </w:t>
+      </w:r>
+      <w:r>
+        <w:rPr>
+          <w:rFonts w:ascii="Times New Roman" w:hAnsi="Times New Roman"/>
+          <w:sz w:val="24"/>
+          <w:highlight w:val="white"/>
+        </w:rPr>
+        <w:t>взірце́м</w:t>
+      </w:r>
+      <w:r>
+        <w:rPr>
+          <w:rFonts w:ascii="Times New Roman" w:hAnsi="Times New Roman"/>
+          <w:sz w:val="24"/>
+          <w:highlight w:val="white"/>
+        </w:rPr>
+        <w:t xml:space="preserve"> і </w:t>
+      </w:r>
+      <w:r>
+        <w:rPr>
+          <w:rFonts w:ascii="Times New Roman" w:hAnsi="Times New Roman"/>
+          <w:sz w:val="24"/>
+          <w:highlight w:val="white"/>
+        </w:rPr>
+        <w:t>ціли́телем</w:t>
+      </w:r>
+      <w:r>
+        <w:rPr>
+          <w:rFonts w:ascii="Times New Roman" w:hAnsi="Times New Roman"/>
+          <w:sz w:val="24"/>
+          <w:highlight w:val="white"/>
+        </w:rPr>
+        <w:t xml:space="preserve"> </w:t>
+      </w:r>
+      <w:r>
+        <w:rPr>
+          <w:rFonts w:ascii="Times New Roman" w:hAnsi="Times New Roman"/>
+          <w:sz w:val="24"/>
+          <w:highlight w:val="white"/>
+        </w:rPr>
+        <w:t>трудолю́бним</w:t>
+      </w:r>
+      <w:r>
+        <w:rPr>
+          <w:rFonts w:ascii="Times New Roman" w:hAnsi="Times New Roman"/>
+          <w:sz w:val="24"/>
+          <w:highlight w:val="white"/>
+        </w:rPr>
+        <w:t xml:space="preserve">; * того́, хто </w:t>
+      </w:r>
+      <w:r>
+        <w:rPr>
+          <w:rFonts w:ascii="Times New Roman" w:hAnsi="Times New Roman"/>
+          <w:sz w:val="24"/>
+          <w:highlight w:val="white"/>
+        </w:rPr>
+        <w:t>возде́ржности</w:t>
+      </w:r>
+      <w:r>
+        <w:rPr>
+          <w:rFonts w:ascii="Times New Roman" w:hAnsi="Times New Roman"/>
+          <w:sz w:val="24"/>
+          <w:highlight w:val="white"/>
+        </w:rPr>
+        <w:t xml:space="preserve"> </w:t>
+      </w:r>
+      <w:r>
+        <w:rPr>
+          <w:rFonts w:ascii="Times New Roman" w:hAnsi="Times New Roman"/>
+          <w:sz w:val="24"/>
+          <w:highlight w:val="white"/>
+        </w:rPr>
+        <w:t>ра́нами</w:t>
+      </w:r>
+      <w:r>
+        <w:rPr>
+          <w:rFonts w:ascii="Times New Roman" w:hAnsi="Times New Roman"/>
+          <w:sz w:val="24"/>
+          <w:highlight w:val="white"/>
+        </w:rPr>
+        <w:t xml:space="preserve"> </w:t>
+      </w:r>
+      <w:r>
+        <w:rPr>
+          <w:rFonts w:ascii="Times New Roman" w:hAnsi="Times New Roman"/>
+          <w:sz w:val="24"/>
+          <w:highlight w:val="white"/>
+        </w:rPr>
+        <w:t>зра́нив</w:t>
+      </w:r>
+      <w:r>
+        <w:rPr>
+          <w:rFonts w:ascii="Times New Roman" w:hAnsi="Times New Roman"/>
+          <w:sz w:val="24"/>
+          <w:highlight w:val="white"/>
+        </w:rPr>
+        <w:t xml:space="preserve"> </w:t>
+      </w:r>
+      <w:r>
+        <w:rPr>
+          <w:rFonts w:ascii="Times New Roman" w:hAnsi="Times New Roman"/>
+          <w:sz w:val="24"/>
+          <w:highlight w:val="white"/>
+        </w:rPr>
+        <w:t>при́страсті</w:t>
+      </w:r>
+      <w:r>
+        <w:rPr>
+          <w:rFonts w:ascii="Times New Roman" w:hAnsi="Times New Roman"/>
+          <w:sz w:val="24"/>
+          <w:highlight w:val="white"/>
+        </w:rPr>
+        <w:t xml:space="preserve"> </w:t>
+      </w:r>
+      <w:r>
+        <w:rPr>
+          <w:rFonts w:ascii="Times New Roman" w:hAnsi="Times New Roman"/>
+          <w:sz w:val="24"/>
+          <w:highlight w:val="white"/>
+        </w:rPr>
+        <w:t>душе́вні</w:t>
+      </w:r>
+      <w:r>
+        <w:rPr>
+          <w:rFonts w:ascii="Times New Roman" w:hAnsi="Times New Roman"/>
+          <w:sz w:val="24"/>
+          <w:highlight w:val="white"/>
+        </w:rPr>
+        <w:t xml:space="preserve">; * </w:t>
+      </w:r>
+      <w:r>
+        <w:rPr>
+          <w:rFonts w:ascii="Times New Roman" w:hAnsi="Times New Roman"/>
+          <w:sz w:val="24"/>
+          <w:highlight w:val="white"/>
+        </w:rPr>
+        <w:t>співгромадя́нином</w:t>
+      </w:r>
+      <w:r>
+        <w:rPr>
+          <w:rFonts w:ascii="Times New Roman" w:hAnsi="Times New Roman"/>
+          <w:sz w:val="24"/>
+          <w:highlight w:val="white"/>
+        </w:rPr>
+        <w:t xml:space="preserve"> Ангелів і </w:t>
+      </w:r>
+      <w:r>
+        <w:rPr>
+          <w:rFonts w:ascii="Times New Roman" w:hAnsi="Times New Roman"/>
+          <w:sz w:val="24"/>
+          <w:highlight w:val="white"/>
+        </w:rPr>
+        <w:t>співбе́сідником</w:t>
+      </w:r>
+      <w:r>
+        <w:rPr>
+          <w:rFonts w:ascii="Times New Roman" w:hAnsi="Times New Roman"/>
+          <w:sz w:val="24"/>
+          <w:highlight w:val="white"/>
+        </w:rPr>
+        <w:t xml:space="preserve">, * </w:t>
+      </w:r>
+      <w:r>
+        <w:rPr>
+          <w:rFonts w:ascii="Times New Roman" w:hAnsi="Times New Roman"/>
+          <w:sz w:val="24"/>
+          <w:highlight w:val="white"/>
+        </w:rPr>
+        <w:t>ви́шньої</w:t>
+      </w:r>
+      <w:r>
+        <w:rPr>
+          <w:rFonts w:ascii="Times New Roman" w:hAnsi="Times New Roman"/>
+          <w:sz w:val="24"/>
+          <w:highlight w:val="white"/>
+        </w:rPr>
+        <w:t xml:space="preserve"> </w:t>
+      </w:r>
+      <w:r>
+        <w:rPr>
+          <w:rFonts w:ascii="Times New Roman" w:hAnsi="Times New Roman"/>
+          <w:sz w:val="24"/>
+          <w:highlight w:val="white"/>
+        </w:rPr>
+        <w:t>митропо́лії</w:t>
+      </w:r>
+      <w:r>
+        <w:rPr>
+          <w:rFonts w:ascii="Times New Roman" w:hAnsi="Times New Roman"/>
+          <w:sz w:val="24"/>
+          <w:highlight w:val="white"/>
+        </w:rPr>
+        <w:t xml:space="preserve"> </w:t>
+      </w:r>
+      <w:r>
+        <w:rPr>
+          <w:rFonts w:ascii="Times New Roman" w:hAnsi="Times New Roman"/>
+          <w:sz w:val="24"/>
+          <w:highlight w:val="white"/>
+        </w:rPr>
+        <w:t>жи́телем</w:t>
+      </w:r>
+      <w:r>
+        <w:rPr>
+          <w:rFonts w:ascii="Times New Roman" w:hAnsi="Times New Roman"/>
+          <w:sz w:val="24"/>
+          <w:highlight w:val="white"/>
+        </w:rPr>
+        <w:t xml:space="preserve">, * </w:t>
+      </w:r>
+      <w:r>
+        <w:rPr>
+          <w:rFonts w:ascii="Times New Roman" w:hAnsi="Times New Roman"/>
+          <w:sz w:val="24"/>
+          <w:highlight w:val="white"/>
+        </w:rPr>
+        <w:t>чесно́т</w:t>
+      </w:r>
+      <w:r>
+        <w:rPr>
+          <w:rFonts w:ascii="Times New Roman" w:hAnsi="Times New Roman"/>
+          <w:sz w:val="24"/>
+          <w:highlight w:val="white"/>
+        </w:rPr>
+        <w:t xml:space="preserve"> </w:t>
+      </w:r>
+      <w:r>
+        <w:rPr>
+          <w:rFonts w:ascii="Times New Roman" w:hAnsi="Times New Roman"/>
+          <w:sz w:val="24"/>
+          <w:highlight w:val="white"/>
+        </w:rPr>
+        <w:t>осе́лею</w:t>
+      </w:r>
+      <w:r>
+        <w:rPr>
+          <w:rFonts w:ascii="Times New Roman" w:hAnsi="Times New Roman"/>
+          <w:sz w:val="24"/>
+          <w:highlight w:val="white"/>
+        </w:rPr>
+        <w:t xml:space="preserve">, * </w:t>
+      </w:r>
+      <w:r>
+        <w:rPr>
+          <w:rFonts w:ascii="Times New Roman" w:hAnsi="Times New Roman"/>
+          <w:sz w:val="24"/>
+          <w:highlight w:val="white"/>
+        </w:rPr>
+        <w:t>вожде́м</w:t>
+      </w:r>
+      <w:r>
+        <w:rPr>
+          <w:rFonts w:ascii="Times New Roman" w:hAnsi="Times New Roman"/>
+          <w:sz w:val="24"/>
+          <w:highlight w:val="white"/>
+        </w:rPr>
+        <w:t xml:space="preserve"> </w:t>
+      </w:r>
+      <w:r>
+        <w:rPr>
+          <w:rFonts w:ascii="Times New Roman" w:hAnsi="Times New Roman"/>
+          <w:sz w:val="24"/>
+          <w:highlight w:val="white"/>
+        </w:rPr>
+        <w:t>пусте́лі</w:t>
+      </w:r>
+      <w:r>
+        <w:rPr>
+          <w:rFonts w:ascii="Times New Roman" w:hAnsi="Times New Roman"/>
+          <w:sz w:val="24"/>
+          <w:highlight w:val="white"/>
+        </w:rPr>
+        <w:t xml:space="preserve"> </w:t>
+      </w:r>
+      <w:r>
+        <w:rPr>
+          <w:rFonts w:ascii="Times New Roman" w:hAnsi="Times New Roman"/>
+          <w:sz w:val="24"/>
+          <w:highlight w:val="white"/>
+        </w:rPr>
+        <w:t>насе́льників</w:t>
+      </w:r>
+      <w:r>
+        <w:rPr>
+          <w:rFonts w:ascii="Times New Roman" w:hAnsi="Times New Roman"/>
+          <w:sz w:val="24"/>
+          <w:highlight w:val="white"/>
+        </w:rPr>
+        <w:t xml:space="preserve">; * </w:t>
+      </w:r>
+      <w:r>
+        <w:rPr>
+          <w:rFonts w:ascii="Times New Roman" w:hAnsi="Times New Roman"/>
+          <w:sz w:val="24"/>
+          <w:highlight w:val="white"/>
+        </w:rPr>
+        <w:t xml:space="preserve">моли́, щоб </w:t>
+      </w:r>
+      <w:r>
+        <w:rPr>
+          <w:rFonts w:ascii="Times New Roman" w:hAnsi="Times New Roman"/>
+          <w:sz w:val="24"/>
+          <w:highlight w:val="white"/>
+        </w:rPr>
+        <w:t>спасли́ся</w:t>
+      </w:r>
+      <w:r>
+        <w:rPr>
+          <w:rFonts w:ascii="Times New Roman" w:hAnsi="Times New Roman"/>
+          <w:sz w:val="24"/>
+          <w:highlight w:val="white"/>
+        </w:rPr>
+        <w:t xml:space="preserve"> </w:t>
+      </w:r>
+      <w:r>
+        <w:rPr>
+          <w:rFonts w:ascii="Times New Roman" w:hAnsi="Times New Roman"/>
+          <w:sz w:val="24"/>
+          <w:highlight w:val="white"/>
+        </w:rPr>
+        <w:t>ду́ші</w:t>
+      </w:r>
+      <w:r>
+        <w:rPr>
+          <w:rFonts w:ascii="Times New Roman" w:hAnsi="Times New Roman"/>
+          <w:sz w:val="24"/>
+          <w:highlight w:val="white"/>
+        </w:rPr>
+        <w:t xml:space="preserve"> </w:t>
+      </w:r>
+      <w:r>
+        <w:rPr>
+          <w:rFonts w:ascii="Times New Roman" w:hAnsi="Times New Roman"/>
+          <w:sz w:val="24"/>
+          <w:highlight w:val="white"/>
+        </w:rPr>
+        <w:t>на́ші</w:t>
+      </w:r>
+      <w:r>
+        <w:rPr>
+          <w:rFonts w:ascii="Times New Roman" w:hAnsi="Times New Roman"/>
+          <w:sz w:val="24"/>
+          <w:highlight w:val="white"/>
+        </w:rPr>
+        <w:t>.</w:t>
       </w:r>
     </w:p>
     <w:p>
@@ -4949,7 +5365,7 @@
     </w:p>
     <w:p>
       <w:pPr>
-        <w:pStyle w:val="Normal"/>
+        <w:pStyle w:val="a"/>
         <w:spacing w:after="120"/>
       </w:pPr>
       <w:r>
@@ -4958,12 +5374,420 @@
           <w:sz w:val="24"/>
           <w:highlight w:val="white"/>
         </w:rPr>
-        <w:t>Ким тебе́ ни́ні, Пімене, проголо́симо? * – пусте́лі громадя́нином і безмо́вности люби́телем, * при́страстей викорінювачем і мона́хів наста́вником; * по́вінню вчень Боже́ственного Ду́ха, * невсипу́щим світи́лом уміння розрізня́ти ду́хів, * істинним чудотво́рцем, * що зціля́є різноманітні при́страсті; * моли́, щоб спасли́ся ду́ші на́ші.</w:t>
-      </w:r>
-    </w:p>
-    <w:p>
-      <w:pPr>
-        <w:pStyle w:val="Normal"/>
+        <w:t xml:space="preserve">Ким тебе́ </w:t>
+      </w:r>
+      <w:r>
+        <w:rPr>
+          <w:rFonts w:ascii="Times New Roman" w:hAnsi="Times New Roman"/>
+          <w:sz w:val="24"/>
+          <w:highlight w:val="white"/>
+        </w:rPr>
+        <w:t>ни́ні</w:t>
+      </w:r>
+      <w:r>
+        <w:rPr>
+          <w:rFonts w:ascii="Times New Roman" w:hAnsi="Times New Roman"/>
+          <w:sz w:val="24"/>
+          <w:highlight w:val="white"/>
+        </w:rPr>
+        <w:t xml:space="preserve">, </w:t>
+      </w:r>
+      <w:r>
+        <w:rPr>
+          <w:rFonts w:ascii="Times New Roman" w:hAnsi="Times New Roman"/>
+          <w:sz w:val="24"/>
+          <w:highlight w:val="white"/>
+        </w:rPr>
+        <w:t>Пімене</w:t>
+      </w:r>
+      <w:r>
+        <w:rPr>
+          <w:rFonts w:ascii="Times New Roman" w:hAnsi="Times New Roman"/>
+          <w:sz w:val="24"/>
+          <w:highlight w:val="white"/>
+        </w:rPr>
+        <w:t xml:space="preserve">, </w:t>
+      </w:r>
+      <w:r>
+        <w:rPr>
+          <w:rFonts w:ascii="Times New Roman" w:hAnsi="Times New Roman"/>
+          <w:sz w:val="24"/>
+          <w:highlight w:val="white"/>
+        </w:rPr>
+        <w:t>проголо́симо</w:t>
+      </w:r>
+      <w:r>
+        <w:rPr>
+          <w:rFonts w:ascii="Times New Roman" w:hAnsi="Times New Roman"/>
+          <w:sz w:val="24"/>
+          <w:highlight w:val="white"/>
+        </w:rPr>
+        <w:t xml:space="preserve">? * – </w:t>
+      </w:r>
+      <w:r>
+        <w:rPr>
+          <w:rFonts w:ascii="Times New Roman" w:hAnsi="Times New Roman"/>
+          <w:sz w:val="24"/>
+          <w:highlight w:val="white"/>
+        </w:rPr>
+        <w:t>пусте́лі</w:t>
+      </w:r>
+      <w:r>
+        <w:rPr>
+          <w:rFonts w:ascii="Times New Roman" w:hAnsi="Times New Roman"/>
+          <w:sz w:val="24"/>
+          <w:highlight w:val="white"/>
+        </w:rPr>
+        <w:t xml:space="preserve"> </w:t>
+      </w:r>
+      <w:r>
+        <w:rPr>
+          <w:rFonts w:ascii="Times New Roman" w:hAnsi="Times New Roman"/>
+          <w:sz w:val="24"/>
+          <w:highlight w:val="white"/>
+        </w:rPr>
+        <w:t>громадя́нином</w:t>
+      </w:r>
+      <w:r>
+        <w:rPr>
+          <w:rFonts w:ascii="Times New Roman" w:hAnsi="Times New Roman"/>
+          <w:sz w:val="24"/>
+          <w:highlight w:val="white"/>
+        </w:rPr>
+        <w:t xml:space="preserve"> і </w:t>
+      </w:r>
+      <w:r>
+        <w:rPr>
+          <w:rFonts w:ascii="Times New Roman" w:hAnsi="Times New Roman"/>
+          <w:sz w:val="24"/>
+          <w:highlight w:val="white"/>
+        </w:rPr>
+        <w:t>безмо́вности</w:t>
+      </w:r>
+      <w:r>
+        <w:rPr>
+          <w:rFonts w:ascii="Times New Roman" w:hAnsi="Times New Roman"/>
+          <w:sz w:val="24"/>
+          <w:highlight w:val="white"/>
+        </w:rPr>
+        <w:t xml:space="preserve"> </w:t>
+      </w:r>
+      <w:r>
+        <w:rPr>
+          <w:rFonts w:ascii="Times New Roman" w:hAnsi="Times New Roman"/>
+          <w:sz w:val="24"/>
+          <w:highlight w:val="white"/>
+        </w:rPr>
+        <w:t>люби́телем</w:t>
+      </w:r>
+      <w:r>
+        <w:rPr>
+          <w:rFonts w:ascii="Times New Roman" w:hAnsi="Times New Roman"/>
+          <w:sz w:val="24"/>
+          <w:highlight w:val="white"/>
+        </w:rPr>
+        <w:t xml:space="preserve">, * </w:t>
+      </w:r>
+      <w:r>
+        <w:rPr>
+          <w:rFonts w:ascii="Times New Roman" w:hAnsi="Times New Roman"/>
+          <w:sz w:val="24"/>
+          <w:highlight w:val="white"/>
+        </w:rPr>
+        <w:t>при́страстей</w:t>
+      </w:r>
+      <w:r>
+        <w:rPr>
+          <w:rFonts w:ascii="Times New Roman" w:hAnsi="Times New Roman"/>
+          <w:sz w:val="24"/>
+          <w:highlight w:val="white"/>
+        </w:rPr>
+        <w:t xml:space="preserve"> </w:t>
+      </w:r>
+      <w:r>
+        <w:rPr>
+          <w:rFonts w:ascii="Times New Roman" w:hAnsi="Times New Roman"/>
+          <w:sz w:val="24"/>
+          <w:highlight w:val="white"/>
+        </w:rPr>
+        <w:t>викорінювачем</w:t>
+      </w:r>
+      <w:r>
+        <w:rPr>
+          <w:rFonts w:ascii="Times New Roman" w:hAnsi="Times New Roman"/>
+          <w:sz w:val="24"/>
+          <w:highlight w:val="white"/>
+        </w:rPr>
+        <w:t xml:space="preserve"> і </w:t>
+      </w:r>
+      <w:r>
+        <w:rPr>
+          <w:rFonts w:ascii="Times New Roman" w:hAnsi="Times New Roman"/>
+          <w:sz w:val="24"/>
+          <w:highlight w:val="white"/>
+        </w:rPr>
+        <w:t>мона́хів</w:t>
+      </w:r>
+      <w:r>
+        <w:rPr>
+          <w:rFonts w:ascii="Times New Roman" w:hAnsi="Times New Roman"/>
+          <w:sz w:val="24"/>
+          <w:highlight w:val="white"/>
+        </w:rPr>
+        <w:t xml:space="preserve"> </w:t>
+      </w:r>
+      <w:r>
+        <w:rPr>
+          <w:rFonts w:ascii="Times New Roman" w:hAnsi="Times New Roman"/>
+          <w:sz w:val="24"/>
+          <w:highlight w:val="white"/>
+        </w:rPr>
+        <w:t>наста́вником</w:t>
+      </w:r>
+      <w:r>
+        <w:rPr>
+          <w:rFonts w:ascii="Times New Roman" w:hAnsi="Times New Roman"/>
+          <w:sz w:val="24"/>
+          <w:highlight w:val="white"/>
+        </w:rPr>
+        <w:t xml:space="preserve">; * </w:t>
+      </w:r>
+      <w:r>
+        <w:rPr>
+          <w:rFonts w:ascii="Times New Roman" w:hAnsi="Times New Roman"/>
+          <w:sz w:val="24"/>
+          <w:highlight w:val="white"/>
+        </w:rPr>
+        <w:t>по́вінню</w:t>
+      </w:r>
+      <w:r>
+        <w:rPr>
+          <w:rFonts w:ascii="Times New Roman" w:hAnsi="Times New Roman"/>
+          <w:sz w:val="24"/>
+          <w:highlight w:val="white"/>
+        </w:rPr>
+        <w:t xml:space="preserve"> </w:t>
+      </w:r>
+      <w:r>
+        <w:rPr>
+          <w:rFonts w:ascii="Times New Roman" w:hAnsi="Times New Roman"/>
+          <w:sz w:val="24"/>
+          <w:highlight w:val="white"/>
+        </w:rPr>
+        <w:t>вчень</w:t>
+      </w:r>
+      <w:r>
+        <w:rPr>
+          <w:rFonts w:ascii="Times New Roman" w:hAnsi="Times New Roman"/>
+          <w:sz w:val="24"/>
+          <w:highlight w:val="white"/>
+        </w:rPr>
+        <w:t xml:space="preserve"> </w:t>
+      </w:r>
+      <w:r>
+        <w:rPr>
+          <w:rFonts w:ascii="Times New Roman" w:hAnsi="Times New Roman"/>
+          <w:sz w:val="24"/>
+          <w:highlight w:val="white"/>
+        </w:rPr>
+        <w:t>Боже́ственного</w:t>
+      </w:r>
+      <w:r>
+        <w:rPr>
+          <w:rFonts w:ascii="Times New Roman" w:hAnsi="Times New Roman"/>
+          <w:sz w:val="24"/>
+          <w:highlight w:val="white"/>
+        </w:rPr>
+        <w:t xml:space="preserve"> </w:t>
+      </w:r>
+      <w:r>
+        <w:rPr>
+          <w:rFonts w:ascii="Times New Roman" w:hAnsi="Times New Roman"/>
+          <w:sz w:val="24"/>
+          <w:highlight w:val="white"/>
+        </w:rPr>
+        <w:t>Ду́ха</w:t>
+      </w:r>
+      <w:r>
+        <w:rPr>
+          <w:rFonts w:ascii="Times New Roman" w:hAnsi="Times New Roman"/>
+          <w:sz w:val="24"/>
+          <w:highlight w:val="white"/>
+        </w:rPr>
+        <w:t xml:space="preserve">, * </w:t>
+      </w:r>
+      <w:r>
+        <w:rPr>
+          <w:rFonts w:ascii="Times New Roman" w:hAnsi="Times New Roman"/>
+          <w:sz w:val="24"/>
+          <w:highlight w:val="white"/>
+        </w:rPr>
+        <w:t>невсипу́щим</w:t>
+      </w:r>
+      <w:r>
+        <w:rPr>
+          <w:rFonts w:ascii="Times New Roman" w:hAnsi="Times New Roman"/>
+          <w:sz w:val="24"/>
+          <w:highlight w:val="white"/>
+        </w:rPr>
+        <w:t xml:space="preserve"> </w:t>
+      </w:r>
+      <w:r>
+        <w:rPr>
+          <w:rFonts w:ascii="Times New Roman" w:hAnsi="Times New Roman"/>
+          <w:sz w:val="24"/>
+          <w:highlight w:val="white"/>
+        </w:rPr>
+        <w:t>світи́лом</w:t>
+      </w:r>
+      <w:r>
+        <w:rPr>
+          <w:rFonts w:ascii="Times New Roman" w:hAnsi="Times New Roman"/>
+          <w:sz w:val="24"/>
+          <w:highlight w:val="white"/>
+        </w:rPr>
+        <w:t xml:space="preserve"> уміння </w:t>
+      </w:r>
+      <w:r>
+        <w:rPr>
+          <w:rFonts w:ascii="Times New Roman" w:hAnsi="Times New Roman"/>
+          <w:sz w:val="24"/>
+          <w:highlight w:val="white"/>
+        </w:rPr>
+        <w:t>розрі</w:t>
+      </w:r>
+      <w:r>
+        <w:rPr>
+          <w:rFonts w:ascii="Times New Roman" w:hAnsi="Times New Roman"/>
+          <w:sz w:val="24"/>
+          <w:highlight w:val="white"/>
+        </w:rPr>
+        <w:t>зня́ти</w:t>
+      </w:r>
+      <w:r>
+        <w:rPr>
+          <w:rFonts w:ascii="Times New Roman" w:hAnsi="Times New Roman"/>
+          <w:sz w:val="24"/>
+          <w:highlight w:val="white"/>
+        </w:rPr>
+        <w:t xml:space="preserve"> </w:t>
+      </w:r>
+      <w:r>
+        <w:rPr>
+          <w:rFonts w:ascii="Times New Roman" w:hAnsi="Times New Roman"/>
+          <w:sz w:val="24"/>
+          <w:highlight w:val="white"/>
+        </w:rPr>
+        <w:t>ду́хів</w:t>
+      </w:r>
+      <w:r>
+        <w:rPr>
+          <w:rFonts w:ascii="Times New Roman" w:hAnsi="Times New Roman"/>
+          <w:sz w:val="24"/>
+          <w:highlight w:val="white"/>
+        </w:rPr>
+        <w:t xml:space="preserve">, * істинним </w:t>
+      </w:r>
+      <w:r>
+        <w:rPr>
+          <w:rFonts w:ascii="Times New Roman" w:hAnsi="Times New Roman"/>
+          <w:sz w:val="24"/>
+          <w:highlight w:val="white"/>
+        </w:rPr>
+        <w:t>чудотво́рцем</w:t>
+      </w:r>
+      <w:r>
+        <w:rPr>
+          <w:rFonts w:ascii="Times New Roman" w:hAnsi="Times New Roman"/>
+          <w:sz w:val="24"/>
+          <w:highlight w:val="white"/>
+        </w:rPr>
+        <w:t xml:space="preserve">, * що </w:t>
+      </w:r>
+      <w:r>
+        <w:rPr>
+          <w:rFonts w:ascii="Times New Roman" w:hAnsi="Times New Roman"/>
+          <w:sz w:val="24"/>
+          <w:highlight w:val="white"/>
+        </w:rPr>
+        <w:t>зціля́є</w:t>
+      </w:r>
+      <w:r>
+        <w:rPr>
+          <w:rFonts w:ascii="Times New Roman" w:hAnsi="Times New Roman"/>
+          <w:sz w:val="24"/>
+          <w:highlight w:val="white"/>
+        </w:rPr>
+        <w:t xml:space="preserve"> різноманітні </w:t>
+      </w:r>
+      <w:r>
+        <w:rPr>
+          <w:rFonts w:ascii="Times New Roman" w:hAnsi="Times New Roman"/>
+          <w:sz w:val="24"/>
+          <w:highlight w:val="white"/>
+        </w:rPr>
+        <w:t>при́страсті</w:t>
+      </w:r>
+      <w:r>
+        <w:rPr>
+          <w:rFonts w:ascii="Times New Roman" w:hAnsi="Times New Roman"/>
+          <w:sz w:val="24"/>
+          <w:highlight w:val="white"/>
+        </w:rPr>
+        <w:t xml:space="preserve">; * моли́, щоб </w:t>
+      </w:r>
+      <w:r>
+        <w:rPr>
+          <w:rFonts w:ascii="Times New Roman" w:hAnsi="Times New Roman"/>
+          <w:sz w:val="24"/>
+          <w:highlight w:val="white"/>
+        </w:rPr>
+        <w:t>спасли́ся</w:t>
+      </w:r>
+      <w:r>
+        <w:rPr>
+          <w:rFonts w:ascii="Times New Roman" w:hAnsi="Times New Roman"/>
+          <w:sz w:val="24"/>
+          <w:highlight w:val="white"/>
+        </w:rPr>
+        <w:t xml:space="preserve"> </w:t>
+      </w:r>
+      <w:r>
+        <w:rPr>
+          <w:rFonts w:ascii="Times New Roman" w:hAnsi="Times New Roman"/>
+          <w:sz w:val="24"/>
+          <w:highlight w:val="white"/>
+        </w:rPr>
+        <w:t>ду́ші</w:t>
+      </w:r>
+      <w:r>
+        <w:rPr>
+          <w:rFonts w:ascii="Times New Roman" w:hAnsi="Times New Roman"/>
+          <w:sz w:val="24"/>
+          <w:highlight w:val="white"/>
+        </w:rPr>
+        <w:t xml:space="preserve"> </w:t>
+      </w:r>
+      <w:r>
+        <w:rPr>
+          <w:rFonts w:ascii="Times New Roman" w:hAnsi="Times New Roman"/>
+          <w:sz w:val="24"/>
+          <w:highlight w:val="white"/>
+        </w:rPr>
+        <w:t>на́ші</w:t>
+      </w:r>
+      <w:r>
+        <w:rPr>
+          <w:rFonts w:ascii="Times New Roman" w:hAnsi="Times New Roman"/>
+          <w:sz w:val="24"/>
+          <w:highlight w:val="white"/>
+        </w:rPr>
+        <w:t>.</w:t>
+      </w:r>
+    </w:p>
+    <w:p>
+      <w:pPr>
+        <w:pStyle w:val="a"/>
         <w:spacing w:after="120"/>
       </w:pPr>
       <w:r>
@@ -4991,12 +5815,380 @@
           <w:sz w:val="24"/>
           <w:highlight w:val="white"/>
         </w:rPr>
-        <w:t>Преподо́бний о́тче, на всю зе́млю ви́йшло віща́ння пра́вих діл твоїх – тим-то на небеса́х отри́мав єси́ нагоро́ду за труди́ твої. Де́монські розгроми́в єси́ полки́ і а́нгельських досягну́в єси́ чи́нів, життя́ яки́х непоро́чно з ре́вністю наслідував. Сміли́вість ма́ючи до Христа́ Бо́га, ми́ру проси́ ду́шам на́шим.</w:t>
-      </w:r>
-    </w:p>
-    <w:p>
-      <w:pPr>
-        <w:pStyle w:val="Normal"/>
+        <w:t>Преподо́бний</w:t>
+      </w:r>
+      <w:r>
+        <w:rPr>
+          <w:rFonts w:ascii="Times New Roman" w:hAnsi="Times New Roman"/>
+          <w:sz w:val="24"/>
+          <w:highlight w:val="white"/>
+        </w:rPr>
+        <w:t xml:space="preserve"> </w:t>
+      </w:r>
+      <w:r>
+        <w:rPr>
+          <w:rFonts w:ascii="Times New Roman" w:hAnsi="Times New Roman"/>
+          <w:sz w:val="24"/>
+          <w:highlight w:val="white"/>
+        </w:rPr>
+        <w:t>о́тче</w:t>
+      </w:r>
+      <w:r>
+        <w:rPr>
+          <w:rFonts w:ascii="Times New Roman" w:hAnsi="Times New Roman"/>
+          <w:sz w:val="24"/>
+          <w:highlight w:val="white"/>
+        </w:rPr>
+        <w:t xml:space="preserve">, на всю </w:t>
+      </w:r>
+      <w:r>
+        <w:rPr>
+          <w:rFonts w:ascii="Times New Roman" w:hAnsi="Times New Roman"/>
+          <w:sz w:val="24"/>
+          <w:highlight w:val="white"/>
+        </w:rPr>
+        <w:t>зе́млю</w:t>
+      </w:r>
+      <w:r>
+        <w:rPr>
+          <w:rFonts w:ascii="Times New Roman" w:hAnsi="Times New Roman"/>
+          <w:sz w:val="24"/>
+          <w:highlight w:val="white"/>
+        </w:rPr>
+        <w:t xml:space="preserve"> </w:t>
+      </w:r>
+      <w:r>
+        <w:rPr>
+          <w:rFonts w:ascii="Times New Roman" w:hAnsi="Times New Roman"/>
+          <w:sz w:val="24"/>
+          <w:highlight w:val="white"/>
+        </w:rPr>
+        <w:t>ви́йшло</w:t>
+      </w:r>
+      <w:r>
+        <w:rPr>
+          <w:rFonts w:ascii="Times New Roman" w:hAnsi="Times New Roman"/>
+          <w:sz w:val="24"/>
+          <w:highlight w:val="white"/>
+        </w:rPr>
+        <w:t xml:space="preserve"> </w:t>
+      </w:r>
+      <w:r>
+        <w:rPr>
+          <w:rFonts w:ascii="Times New Roman" w:hAnsi="Times New Roman"/>
+          <w:sz w:val="24"/>
+          <w:highlight w:val="white"/>
+        </w:rPr>
+        <w:t>віща́ння</w:t>
+      </w:r>
+      <w:r>
+        <w:rPr>
+          <w:rFonts w:ascii="Times New Roman" w:hAnsi="Times New Roman"/>
+          <w:sz w:val="24"/>
+          <w:highlight w:val="white"/>
+        </w:rPr>
+        <w:t xml:space="preserve"> </w:t>
+      </w:r>
+      <w:r>
+        <w:rPr>
+          <w:rFonts w:ascii="Times New Roman" w:hAnsi="Times New Roman"/>
+          <w:sz w:val="24"/>
+          <w:highlight w:val="white"/>
+        </w:rPr>
+        <w:t>пра́вих</w:t>
+      </w:r>
+      <w:r>
+        <w:rPr>
+          <w:rFonts w:ascii="Times New Roman" w:hAnsi="Times New Roman"/>
+          <w:sz w:val="24"/>
+          <w:highlight w:val="white"/>
+        </w:rPr>
+        <w:t xml:space="preserve"> діл твоїх – тим-то на </w:t>
+      </w:r>
+      <w:r>
+        <w:rPr>
+          <w:rFonts w:ascii="Times New Roman" w:hAnsi="Times New Roman"/>
+          <w:sz w:val="24"/>
+          <w:highlight w:val="white"/>
+        </w:rPr>
+        <w:t>небеса́х</w:t>
+      </w:r>
+      <w:r>
+        <w:rPr>
+          <w:rFonts w:ascii="Times New Roman" w:hAnsi="Times New Roman"/>
+          <w:sz w:val="24"/>
+          <w:highlight w:val="white"/>
+        </w:rPr>
+        <w:t xml:space="preserve"> </w:t>
+      </w:r>
+      <w:r>
+        <w:rPr>
+          <w:rFonts w:ascii="Times New Roman" w:hAnsi="Times New Roman"/>
+          <w:sz w:val="24"/>
+          <w:highlight w:val="white"/>
+        </w:rPr>
+        <w:t>отри́мав</w:t>
+      </w:r>
+      <w:r>
+        <w:rPr>
+          <w:rFonts w:ascii="Times New Roman" w:hAnsi="Times New Roman"/>
+          <w:sz w:val="24"/>
+          <w:highlight w:val="white"/>
+        </w:rPr>
+        <w:t xml:space="preserve"> єси́ </w:t>
+      </w:r>
+      <w:r>
+        <w:rPr>
+          <w:rFonts w:ascii="Times New Roman" w:hAnsi="Times New Roman"/>
+          <w:sz w:val="24"/>
+          <w:highlight w:val="white"/>
+        </w:rPr>
+        <w:t>нагоро́ду</w:t>
+      </w:r>
+      <w:r>
+        <w:rPr>
+          <w:rFonts w:ascii="Times New Roman" w:hAnsi="Times New Roman"/>
+          <w:sz w:val="24"/>
+          <w:highlight w:val="white"/>
+        </w:rPr>
+        <w:t xml:space="preserve"> за труди́ твої. </w:t>
+      </w:r>
+      <w:r>
+        <w:rPr>
+          <w:rFonts w:ascii="Times New Roman" w:hAnsi="Times New Roman"/>
+          <w:sz w:val="24"/>
+          <w:highlight w:val="white"/>
+        </w:rPr>
+        <w:t>Де́монські</w:t>
+      </w:r>
+      <w:r>
+        <w:rPr>
+          <w:rFonts w:ascii="Times New Roman" w:hAnsi="Times New Roman"/>
+          <w:sz w:val="24"/>
+          <w:highlight w:val="white"/>
+        </w:rPr>
+        <w:t xml:space="preserve"> </w:t>
+      </w:r>
+      <w:r>
+        <w:rPr>
+          <w:rFonts w:ascii="Times New Roman" w:hAnsi="Times New Roman"/>
+          <w:sz w:val="24"/>
+          <w:highlight w:val="white"/>
+        </w:rPr>
+        <w:t>розгроми́в</w:t>
+      </w:r>
+      <w:r>
+        <w:rPr>
+          <w:rFonts w:ascii="Times New Roman" w:hAnsi="Times New Roman"/>
+          <w:sz w:val="24"/>
+          <w:highlight w:val="white"/>
+        </w:rPr>
+        <w:t xml:space="preserve"> єси́ полки́ і </w:t>
+      </w:r>
+      <w:r>
+        <w:rPr>
+          <w:rFonts w:ascii="Times New Roman" w:hAnsi="Times New Roman"/>
+          <w:sz w:val="24"/>
+          <w:highlight w:val="white"/>
+        </w:rPr>
+        <w:t>а́нгельських</w:t>
+      </w:r>
+      <w:r>
+        <w:rPr>
+          <w:rFonts w:ascii="Times New Roman" w:hAnsi="Times New Roman"/>
+          <w:sz w:val="24"/>
+          <w:highlight w:val="white"/>
+        </w:rPr>
+        <w:t xml:space="preserve"> </w:t>
+      </w:r>
+      <w:r>
+        <w:rPr>
+          <w:rFonts w:ascii="Times New Roman" w:hAnsi="Times New Roman"/>
+          <w:sz w:val="24"/>
+          <w:highlight w:val="white"/>
+        </w:rPr>
+        <w:t>досягну́в</w:t>
+      </w:r>
+      <w:r>
+        <w:rPr>
+          <w:rFonts w:ascii="Times New Roman" w:hAnsi="Times New Roman"/>
+          <w:sz w:val="24"/>
+          <w:highlight w:val="white"/>
+        </w:rPr>
+        <w:t xml:space="preserve"> єси́ </w:t>
+      </w:r>
+      <w:r>
+        <w:rPr>
+          <w:rFonts w:ascii="Times New Roman" w:hAnsi="Times New Roman"/>
+          <w:sz w:val="24"/>
+          <w:highlight w:val="white"/>
+        </w:rPr>
+        <w:t>чи́нів</w:t>
+      </w:r>
+      <w:r>
+        <w:rPr>
+          <w:rFonts w:ascii="Times New Roman" w:hAnsi="Times New Roman"/>
+          <w:sz w:val="24"/>
+          <w:highlight w:val="white"/>
+        </w:rPr>
+        <w:t xml:space="preserve">, життя́ </w:t>
+      </w:r>
+      <w:r>
+        <w:rPr>
+          <w:rFonts w:ascii="Times New Roman" w:hAnsi="Times New Roman"/>
+          <w:sz w:val="24"/>
+          <w:highlight w:val="white"/>
+        </w:rPr>
+        <w:t>яки́х</w:t>
+      </w:r>
+      <w:r>
+        <w:rPr>
+          <w:rFonts w:ascii="Times New Roman" w:hAnsi="Times New Roman"/>
+          <w:sz w:val="24"/>
+          <w:highlight w:val="white"/>
+        </w:rPr>
+        <w:t xml:space="preserve"> </w:t>
+      </w:r>
+      <w:r>
+        <w:rPr>
+          <w:rFonts w:ascii="Times New Roman" w:hAnsi="Times New Roman"/>
+          <w:sz w:val="24"/>
+          <w:highlight w:val="white"/>
+        </w:rPr>
+        <w:t>непоро́чно</w:t>
+      </w:r>
+      <w:r>
+        <w:rPr>
+          <w:rFonts w:ascii="Times New Roman" w:hAnsi="Times New Roman"/>
+          <w:sz w:val="24"/>
+          <w:highlight w:val="white"/>
+        </w:rPr>
+        <w:t xml:space="preserve"> з </w:t>
+      </w:r>
+      <w:r>
+        <w:rPr>
+          <w:rFonts w:ascii="Times New Roman" w:hAnsi="Times New Roman"/>
+          <w:sz w:val="24"/>
+          <w:highlight w:val="white"/>
+        </w:rPr>
+        <w:t>ре́вністю</w:t>
+      </w:r>
+      <w:r>
+        <w:rPr>
+          <w:rFonts w:ascii="Times New Roman" w:hAnsi="Times New Roman"/>
+          <w:sz w:val="24"/>
+          <w:highlight w:val="white"/>
+        </w:rPr>
+        <w:t xml:space="preserve"> наслідував. </w:t>
+      </w:r>
+      <w:r>
+        <w:rPr>
+          <w:rFonts w:ascii="Times New Roman" w:hAnsi="Times New Roman"/>
+          <w:sz w:val="24"/>
+          <w:highlight w:val="white"/>
+        </w:rPr>
+        <w:t>Сміли́</w:t>
+      </w:r>
+      <w:r>
+        <w:rPr>
+          <w:rFonts w:ascii="Times New Roman" w:hAnsi="Times New Roman"/>
+          <w:sz w:val="24"/>
+          <w:highlight w:val="white"/>
+        </w:rPr>
+        <w:t>вість</w:t>
+      </w:r>
+      <w:r>
+        <w:rPr>
+          <w:rFonts w:ascii="Times New Roman" w:hAnsi="Times New Roman"/>
+          <w:sz w:val="24"/>
+          <w:highlight w:val="white"/>
+        </w:rPr>
+        <w:t xml:space="preserve"> </w:t>
+      </w:r>
+      <w:r>
+        <w:rPr>
+          <w:rFonts w:ascii="Times New Roman" w:hAnsi="Times New Roman"/>
+          <w:sz w:val="24"/>
+          <w:highlight w:val="white"/>
+        </w:rPr>
+        <w:t>ма́ючи</w:t>
+      </w:r>
+      <w:r>
+        <w:rPr>
+          <w:rFonts w:ascii="Times New Roman" w:hAnsi="Times New Roman"/>
+          <w:sz w:val="24"/>
+          <w:highlight w:val="white"/>
+        </w:rPr>
+        <w:t xml:space="preserve"> до Христа́ </w:t>
+      </w:r>
+      <w:r>
+        <w:rPr>
+          <w:rFonts w:ascii="Times New Roman" w:hAnsi="Times New Roman"/>
+          <w:sz w:val="24"/>
+          <w:highlight w:val="white"/>
+        </w:rPr>
+        <w:t>Бо́га</w:t>
+      </w:r>
+      <w:r>
+        <w:rPr>
+          <w:rFonts w:ascii="Times New Roman" w:hAnsi="Times New Roman"/>
+          <w:sz w:val="24"/>
+          <w:highlight w:val="white"/>
+        </w:rPr>
+        <w:t xml:space="preserve">, </w:t>
+      </w:r>
+      <w:r>
+        <w:rPr>
+          <w:rFonts w:ascii="Times New Roman" w:hAnsi="Times New Roman"/>
+          <w:sz w:val="24"/>
+          <w:highlight w:val="white"/>
+        </w:rPr>
+        <w:t>ми́ру</w:t>
+      </w:r>
+      <w:r>
+        <w:rPr>
+          <w:rFonts w:ascii="Times New Roman" w:hAnsi="Times New Roman"/>
+          <w:sz w:val="24"/>
+          <w:highlight w:val="white"/>
+        </w:rPr>
+        <w:t xml:space="preserve"> проси́ </w:t>
+      </w:r>
+      <w:r>
+        <w:rPr>
+          <w:rFonts w:ascii="Times New Roman" w:hAnsi="Times New Roman"/>
+          <w:sz w:val="24"/>
+          <w:highlight w:val="white"/>
+        </w:rPr>
+        <w:t>ду́шам</w:t>
+      </w:r>
+      <w:r>
+        <w:rPr>
+          <w:rFonts w:ascii="Times New Roman" w:hAnsi="Times New Roman"/>
+          <w:sz w:val="24"/>
+          <w:highlight w:val="white"/>
+        </w:rPr>
+        <w:t xml:space="preserve"> </w:t>
+      </w:r>
+      <w:r>
+        <w:rPr>
+          <w:rFonts w:ascii="Times New Roman" w:hAnsi="Times New Roman"/>
+          <w:sz w:val="24"/>
+          <w:highlight w:val="white"/>
+        </w:rPr>
+        <w:t>на́шим</w:t>
+      </w:r>
+      <w:r>
+        <w:rPr>
+          <w:rFonts w:ascii="Times New Roman" w:hAnsi="Times New Roman"/>
+          <w:sz w:val="24"/>
+          <w:highlight w:val="white"/>
+        </w:rPr>
+        <w:t>.</w:t>
+      </w:r>
+    </w:p>
+    <w:p>
+      <w:pPr>
+        <w:pStyle w:val="a"/>
         <w:spacing w:after="120"/>
       </w:pPr>
       <w:r>
@@ -5028,7 +6220,203 @@
           <w:rFonts w:ascii="Times New Roman" w:hAnsi="Times New Roman"/>
           <w:sz w:val="24"/>
         </w:rPr>
-        <w:t>Ба́чачи, як Тебе́ розпина́ють, Хри́сте, * Твоя́ Роди́телька голоси́ла: * «Що то за ди́вне та́їнство ба́чу, Си́ну мій? * Як на Дре́ві вмира́єш Ти, пло́ттю пові́шений, * життя́ Пода́телю?»</w:t>
+        <w:t>Ба́чачи</w:t>
+      </w:r>
+      <w:r>
+        <w:rPr>
+          <w:rFonts w:ascii="Times New Roman" w:hAnsi="Times New Roman"/>
+          <w:sz w:val="24"/>
+        </w:rPr>
+        <w:t xml:space="preserve">, як Тебе́ </w:t>
+      </w:r>
+      <w:r>
+        <w:rPr>
+          <w:rFonts w:ascii="Times New Roman" w:hAnsi="Times New Roman"/>
+          <w:sz w:val="24"/>
+        </w:rPr>
+        <w:t>розпина́ють</w:t>
+      </w:r>
+      <w:r>
+        <w:rPr>
+          <w:rFonts w:ascii="Times New Roman" w:hAnsi="Times New Roman"/>
+          <w:sz w:val="24"/>
+        </w:rPr>
+        <w:t xml:space="preserve">, </w:t>
+      </w:r>
+      <w:r>
+        <w:rPr>
+          <w:rFonts w:ascii="Times New Roman" w:hAnsi="Times New Roman"/>
+          <w:sz w:val="24"/>
+        </w:rPr>
+        <w:t>Хри́сте</w:t>
+      </w:r>
+      <w:r>
+        <w:rPr>
+          <w:rFonts w:ascii="Times New Roman" w:hAnsi="Times New Roman"/>
+          <w:sz w:val="24"/>
+        </w:rPr>
+        <w:t xml:space="preserve">, * Твоя́ </w:t>
+      </w:r>
+      <w:r>
+        <w:rPr>
+          <w:rFonts w:ascii="Times New Roman" w:hAnsi="Times New Roman"/>
+          <w:sz w:val="24"/>
+        </w:rPr>
+        <w:t>Роди́телька</w:t>
+      </w:r>
+      <w:r>
+        <w:rPr>
+          <w:rFonts w:ascii="Times New Roman" w:hAnsi="Times New Roman"/>
+          <w:sz w:val="24"/>
+        </w:rPr>
+        <w:t xml:space="preserve"> </w:t>
+      </w:r>
+      <w:r>
+        <w:rPr>
+          <w:rFonts w:ascii="Times New Roman" w:hAnsi="Times New Roman"/>
+          <w:sz w:val="24"/>
+        </w:rPr>
+        <w:t>голоси́ла</w:t>
+      </w:r>
+      <w:r>
+        <w:rPr>
+          <w:rFonts w:ascii="Times New Roman" w:hAnsi="Times New Roman"/>
+          <w:sz w:val="24"/>
+        </w:rPr>
+        <w:t xml:space="preserve">: * «Що то за </w:t>
+      </w:r>
+      <w:r>
+        <w:rPr>
+          <w:rFonts w:ascii="Times New Roman" w:hAnsi="Times New Roman"/>
+          <w:sz w:val="24"/>
+        </w:rPr>
+        <w:t>ди́вне</w:t>
+      </w:r>
+      <w:r>
+        <w:rPr>
+          <w:rFonts w:ascii="Times New Roman" w:hAnsi="Times New Roman"/>
+          <w:sz w:val="24"/>
+        </w:rPr>
+        <w:t xml:space="preserve"> </w:t>
+      </w:r>
+      <w:r>
+        <w:rPr>
+          <w:rFonts w:ascii="Times New Roman" w:hAnsi="Times New Roman"/>
+          <w:sz w:val="24"/>
+        </w:rPr>
+        <w:t>та́їнство</w:t>
+      </w:r>
+      <w:r>
+        <w:rPr>
+          <w:rFonts w:ascii="Times New Roman" w:hAnsi="Times New Roman"/>
+          <w:sz w:val="24"/>
+        </w:rPr>
+        <w:t xml:space="preserve"> </w:t>
+      </w:r>
+      <w:r>
+        <w:rPr>
+          <w:rFonts w:ascii="Times New Roman" w:hAnsi="Times New Roman"/>
+          <w:sz w:val="24"/>
+        </w:rPr>
+        <w:t>ба́чу</w:t>
+      </w:r>
+      <w:r>
+        <w:rPr>
+          <w:rFonts w:ascii="Times New Roman" w:hAnsi="Times New Roman"/>
+          <w:sz w:val="24"/>
+        </w:rPr>
+        <w:t xml:space="preserve">, </w:t>
+      </w:r>
+      <w:r>
+        <w:rPr>
+          <w:rFonts w:ascii="Times New Roman" w:hAnsi="Times New Roman"/>
+          <w:sz w:val="24"/>
+        </w:rPr>
+        <w:t>Си́ну</w:t>
+      </w:r>
+      <w:r>
+        <w:rPr>
+          <w:rFonts w:ascii="Times New Roman" w:hAnsi="Times New Roman"/>
+          <w:sz w:val="24"/>
+        </w:rPr>
+        <w:t xml:space="preserve"> мій? * Як на </w:t>
+      </w:r>
+      <w:r>
+        <w:rPr>
+          <w:rFonts w:ascii="Times New Roman" w:hAnsi="Times New Roman"/>
+          <w:sz w:val="24"/>
+        </w:rPr>
+        <w:t>Дре́ві</w:t>
+      </w:r>
+      <w:r>
+        <w:rPr>
+          <w:rFonts w:ascii="Times New Roman" w:hAnsi="Times New Roman"/>
+          <w:sz w:val="24"/>
+        </w:rPr>
+        <w:t xml:space="preserve"> </w:t>
+      </w:r>
+      <w:r>
+        <w:rPr>
+          <w:rFonts w:ascii="Times New Roman" w:hAnsi="Times New Roman"/>
+          <w:sz w:val="24"/>
+        </w:rPr>
+        <w:t>вмира́єш</w:t>
+      </w:r>
+      <w:r>
+        <w:rPr>
+          <w:rFonts w:ascii="Times New Roman" w:hAnsi="Times New Roman"/>
+          <w:sz w:val="24"/>
+        </w:rPr>
+        <w:t xml:space="preserve"> Ти, </w:t>
+      </w:r>
+      <w:r>
+        <w:rPr>
+          <w:rFonts w:ascii="Times New Roman" w:hAnsi="Times New Roman"/>
+          <w:sz w:val="24"/>
+        </w:rPr>
+        <w:t>пло́ттю</w:t>
+      </w:r>
+      <w:r>
+        <w:rPr>
+          <w:rFonts w:ascii="Times New Roman" w:hAnsi="Times New Roman"/>
+          <w:sz w:val="24"/>
+        </w:rPr>
+        <w:t xml:space="preserve"> </w:t>
+      </w:r>
+      <w:r>
+        <w:rPr>
+          <w:rFonts w:ascii="Times New Roman" w:hAnsi="Times New Roman"/>
+          <w:sz w:val="24"/>
+        </w:rPr>
+        <w:t>пові́шений</w:t>
+      </w:r>
+      <w:r>
+        <w:rPr>
+          <w:rFonts w:ascii="Times New Roman" w:hAnsi="Times New Roman"/>
+          <w:sz w:val="24"/>
+        </w:rPr>
+        <w:t xml:space="preserve">, * </w:t>
+      </w:r>
+      <w:r>
+        <w:rPr>
+          <w:rFonts w:ascii="Times New Roman" w:hAnsi="Times New Roman"/>
+          <w:sz w:val="24"/>
+        </w:rPr>
+        <w:t xml:space="preserve">життя́ </w:t>
+      </w:r>
+      <w:r>
+        <w:rPr>
+          <w:rFonts w:ascii="Times New Roman" w:hAnsi="Times New Roman"/>
+          <w:sz w:val="24"/>
+        </w:rPr>
+        <w:t>Пода́телю</w:t>
+      </w:r>
+      <w:r>
+        <w:rPr>
+          <w:rFonts w:ascii="Times New Roman" w:hAnsi="Times New Roman"/>
+          <w:sz w:val="24"/>
+        </w:rPr>
+        <w:t>?»</w:t>
       </w:r>
     </w:p>
     <w:p>
@@ -7112,7 +8500,7 @@
         <w:rPr>
           <w:rFonts w:ascii="Times New Roman" w:hAnsi="Times New Roman"/>
           <w:i/>
-          <w:color w:val="FF0000"/>
+          <w:color w:val="FF4400"/>
           <w:sz w:val="24"/>
         </w:rPr>
         <w:t xml:space="preserve">(г. 8): </w:t>
@@ -7141,31 +8529,17 @@
         <w:rPr>
           <w:rFonts w:ascii="Times New Roman" w:hAnsi="Times New Roman"/>
           <w:i/>
-          <w:color w:val="FF0000"/>
-          <w:sz w:val="24"/>
-        </w:rPr>
-        <w:t xml:space="preserve">Богородичний (г. 8): </w:t>
-      </w:r>
-      <w:r>
-        <w:rPr>
-          <w:rFonts w:ascii="Times New Roman" w:hAnsi="Times New Roman"/>
-          <w:sz w:val="24"/>
-        </w:rPr>
-        <w:t xml:space="preserve">Звеличаймо, вірні, піснями Богородицю,* як незрушну твердиню віри й цінний дар душ наших:* Радуйся, що в лоні своїм змістила Джерело життя!* Радуйся, надіє кінців світу, скорботних заступнице!* Радуйся, </w:t>
-      </w:r>
-      <w:r>
-        <w:rPr>
-          <w:rFonts w:ascii="Times New Roman" w:hAnsi="Times New Roman"/>
-          <w:sz w:val="24"/>
-        </w:rPr>
-        <w:t>невісто</w:t>
-      </w:r>
-      <w:r>
-        <w:rPr>
-          <w:rFonts w:ascii="Times New Roman" w:hAnsi="Times New Roman"/>
-          <w:sz w:val="24"/>
-        </w:rPr>
-        <w:t>, – Діво чиста!</w:t>
+          <w:color w:val="FF4400"/>
+          <w:sz w:val="24"/>
+        </w:rPr>
+        <w:t xml:space="preserve">(г. 8): </w:t>
+      </w:r>
+      <w:r>
+        <w:rPr>
+          <w:rFonts w:ascii="Times New Roman" w:hAnsi="Times New Roman"/>
+          <w:sz w:val="24"/>
+        </w:rPr>
+        <w:t>Звеличаймо, вірні, піснями Богородицю,* як незрушну твердиню віри й цінний дар душ наших:* Радуйся, що в лоні своїм змістила Джерело життя!* Радуйся, надіє кінців світу, скорботних заступнице!* Радуйся, невісто, – Діво чиста!</w:t>
       </w:r>
     </w:p>
     <w:p>
@@ -12366,7 +13740,7 @@
         <w:rPr>
           <w:rFonts w:ascii="Times New Roman" w:hAnsi="Times New Roman"/>
           <w:i/>
-          <w:color w:val="FF0000"/>
+          <w:color w:val="FF4400"/>
           <w:sz w:val="24"/>
         </w:rPr>
         <w:t xml:space="preserve">(г. 8): </w:t>
@@ -12404,10 +13778,10 @@
         <w:rPr>
           <w:rFonts w:ascii="Times New Roman" w:hAnsi="Times New Roman"/>
           <w:i/>
-          <w:color w:val="FF0000"/>
-          <w:sz w:val="24"/>
-        </w:rPr>
-        <w:t xml:space="preserve">Богородичний (г. 8): </w:t>
+          <w:color w:val="FF4400"/>
+          <w:sz w:val="24"/>
+        </w:rPr>
+        <w:t xml:space="preserve">(г. 8): </w:t>
       </w:r>
       <w:r>
         <w:rPr>
@@ -19688,7 +21062,7 @@
         <w:rPr>
           <w:rFonts w:ascii="Times New Roman" w:hAnsi="Times New Roman"/>
           <w:i/>
-          <w:color w:val="FF0000"/>
+          <w:color w:val="FF4400"/>
           <w:sz w:val="24"/>
         </w:rPr>
         <w:t xml:space="preserve">(г. 8): </w:t>
@@ -19717,10 +21091,10 @@
         <w:rPr>
           <w:rFonts w:ascii="Times New Roman" w:hAnsi="Times New Roman"/>
           <w:i/>
-          <w:color w:val="FF0000"/>
-          <w:sz w:val="24"/>
-        </w:rPr>
-        <w:t xml:space="preserve">Богородичний (г. 8): </w:t>
+          <w:color w:val="FF4400"/>
+          <w:sz w:val="24"/>
+        </w:rPr>
+        <w:t xml:space="preserve">(г. 8): </w:t>
       </w:r>
       <w:r>
         <w:rPr>

--- a/flow/20230914_vu_template/drafts/2024-08-g/27-ВТ-Пімена.docx
+++ b/flow/20230914_vu_template/drafts/2024-08-g/27-ВТ-Пімена.docx
@@ -7363,7 +7363,7 @@
           <w:sz w:val="24"/>
           <w:u w:val="single"/>
         </w:rPr>
-        <w:t>Ви́веди</w:t>
+        <w:t xml:space="preserve">Коли́ Ти, </w:t>
       </w:r>
       <w:r>
         <w:rPr>
@@ -7371,7 +7371,7 @@
           <w:sz w:val="24"/>
           <w:u w:val="single"/>
         </w:rPr>
-        <w:t xml:space="preserve"> з </w:t>
+        <w:t>Го́споди</w:t>
       </w:r>
       <w:r>
         <w:rPr>
@@ -7379,7 +7379,7 @@
           <w:sz w:val="24"/>
           <w:u w:val="single"/>
         </w:rPr>
-        <w:t>в’язни́ці</w:t>
+        <w:t xml:space="preserve">, </w:t>
       </w:r>
       <w:r>
         <w:rPr>
@@ -7387,7 +7387,7 @@
           <w:sz w:val="24"/>
           <w:u w:val="single"/>
         </w:rPr>
-        <w:t xml:space="preserve"> мою́ </w:t>
+        <w:t>зважа́тимеш</w:t>
       </w:r>
       <w:r>
         <w:rPr>
@@ -7395,7 +7395,7 @@
           <w:sz w:val="24"/>
           <w:u w:val="single"/>
         </w:rPr>
-        <w:t>ду́шу</w:t>
+        <w:t xml:space="preserve"> на </w:t>
       </w:r>
       <w:r>
         <w:rPr>
@@ -7403,7 +7403,7 @@
           <w:sz w:val="24"/>
           <w:u w:val="single"/>
         </w:rPr>
-        <w:t xml:space="preserve">,* щоб </w:t>
+        <w:t>беззако́ння</w:t>
       </w:r>
       <w:r>
         <w:rPr>
@@ -7411,7 +7411,7 @@
           <w:sz w:val="24"/>
           <w:u w:val="single"/>
         </w:rPr>
-        <w:t>дя́кувати</w:t>
+        <w:t xml:space="preserve">, то хто </w:t>
       </w:r>
       <w:r>
         <w:rPr>
@@ -7419,7 +7419,7 @@
           <w:sz w:val="24"/>
           <w:u w:val="single"/>
         </w:rPr>
-        <w:t xml:space="preserve"> </w:t>
+        <w:t>всто́їться</w:t>
       </w:r>
       <w:r>
         <w:rPr>
@@ -7427,7 +7427,7 @@
           <w:sz w:val="24"/>
           <w:u w:val="single"/>
         </w:rPr>
-        <w:t>І́мені</w:t>
+        <w:t xml:space="preserve">, Го́споди.* Та в </w:t>
       </w:r>
       <w:r>
         <w:rPr>
@@ -7435,7 +7435,7 @@
           <w:sz w:val="24"/>
           <w:u w:val="single"/>
         </w:rPr>
-        <w:t xml:space="preserve"> </w:t>
+        <w:t>Те́бе</w:t>
       </w:r>
       <w:r>
         <w:rPr>
@@ -7443,7 +7443,15 @@
           <w:sz w:val="24"/>
           <w:u w:val="single"/>
         </w:rPr>
-        <w:t>Твоє́му</w:t>
+        <w:t xml:space="preserve"> є </w:t>
+      </w:r>
+      <w:r>
+        <w:rPr>
+          <w:rFonts w:ascii="Times New Roman" w:hAnsi="Times New Roman"/>
+          <w:sz w:val="24"/>
+          <w:u w:val="single"/>
+        </w:rPr>
+        <w:t>проще́ння</w:t>
       </w:r>
       <w:r>
         <w:rPr>

--- a/flow/20230914_vu_template/drafts/2024-08-g/27-ВТ-Пімена.docx
+++ b/flow/20230914_vu_template/drafts/2024-08-g/27-ВТ-Пімена.docx
@@ -83,41 +83,380 @@
           <w:i/>
           <w:color w:val="FF4400"/>
           <w:sz w:val="24"/>
+        </w:rPr>
+        <w:t>Священик:</w:t>
+      </w:r>
+      <w:r>
+        <w:rPr>
+          <w:rFonts w:ascii="Times New Roman" w:hAnsi="Times New Roman"/>
+          <w:sz w:val="24"/>
+        </w:rPr>
+        <w:t xml:space="preserve"> Благословенний Бог наш завжди, нині і повсякчас, і на віки віків.</w:t>
+      </w:r>
+    </w:p>
+    <w:p>
+      <w:pPr>
+        <w:spacing w:after="120"/>
+        <w:jc w:val="both"/>
+        <w:rPr>
+          <w:rFonts w:ascii="Times New Roman" w:hAnsi="Times New Roman"/>
+          <w:sz w:val="24"/>
           <w:szCs w:val="24"/>
           <w:lang w:val="ru-MD"/>
         </w:rPr>
-        <w:t>Священик:</w:t>
-      </w:r>
-      <w:r>
-        <w:rPr>
-          <w:rFonts w:ascii="Times New Roman" w:hAnsi="Times New Roman"/>
+      </w:pPr>
+      <w:r>
+        <w:rPr>
+          <w:rFonts w:ascii="Times New Roman" w:hAnsi="Times New Roman"/>
+          <w:i/>
+          <w:color w:val="FF0000"/>
           <w:sz w:val="24"/>
           <w:szCs w:val="24"/>
           <w:lang w:val="ru-MD"/>
         </w:rPr>
-        <w:t xml:space="preserve"> Благословенний Бог наш завжди, нині і повсякчас, і на віки віків.</w:t>
-      </w:r>
-    </w:p>
-    <w:p>
-      <w:pPr>
-        <w:spacing w:after="120"/>
-        <w:jc w:val="both"/>
-        <w:rPr>
-          <w:rFonts w:ascii="Times New Roman" w:hAnsi="Times New Roman"/>
+        <w:t>Вірні:</w:t>
+      </w:r>
+      <w:r>
+        <w:rPr>
+          <w:rFonts w:ascii="Times New Roman" w:hAnsi="Times New Roman"/>
+          <w:color w:val="FF0000"/>
           <w:sz w:val="24"/>
           <w:szCs w:val="24"/>
           <w:lang w:val="ru-MD"/>
         </w:rPr>
-      </w:pPr>
-      <w:r>
-        <w:rPr>
-          <w:rFonts w:ascii="Times New Roman" w:hAnsi="Times New Roman"/>
-          <w:i/>
-          <w:color w:val="FF0000"/>
+        <w:t xml:space="preserve"> </w:t>
+      </w:r>
+      <w:r>
+        <w:rPr>
+          <w:rFonts w:ascii="Times New Roman" w:hAnsi="Times New Roman"/>
           <w:sz w:val="24"/>
           <w:szCs w:val="24"/>
           <w:lang w:val="ru-MD"/>
         </w:rPr>
+        <w:t>Амінь. Слава тобі, Боже наш, слава тобі.</w:t>
+      </w:r>
+    </w:p>
+    <w:p>
+      <w:pPr>
+        <w:spacing w:after="120"/>
+        <w:rPr>
+          <w:rFonts w:ascii="Times New Roman" w:hAnsi="Times New Roman"/>
+          <w:lang w:val="ru-MD"/>
+        </w:rPr>
+      </w:pPr>
+      <w:r>
+        <w:rPr>
+          <w:rFonts w:ascii="Times New Roman" w:hAnsi="Times New Roman"/>
+          <w:sz w:val="24"/>
+          <w:szCs w:val="24"/>
+          <w:lang w:val="ru-MD"/>
+        </w:rPr>
+        <w:t>Ца́рю небе́сний, утіши́телю, Ду́ше íстини,* що всю́ди єси́ і все наповня́єш,* скарбни́це благ і життя́ пода́телю,* прийди́, і всели́ся в нас,* і очи́сти нас від уся́кої скве́рни,* і спаси́, благи́й, ду́ші на́ші.</w:t>
+      </w:r>
+    </w:p>
+    <w:p>
+      <w:pPr>
+        <w:pStyle w:val="a"/>
+        <w:spacing w:after="120"/>
+      </w:pPr>
+      <w:r>
+        <w:rPr>
+          <w:rFonts w:ascii="Times New Roman" w:hAnsi="Times New Roman"/>
+          <w:sz w:val="24"/>
+        </w:rPr>
+        <w:t xml:space="preserve">Святий Боже, святий Кріпкий, святий Безсмертний, помилуй нас. </w:t>
+      </w:r>
+      <w:r>
+        <w:rPr>
+          <w:rFonts w:ascii="Times New Roman" w:hAnsi="Times New Roman"/>
+          <w:i/>
+          <w:color w:val="FF0000"/>
+          <w:sz w:val="24"/>
+        </w:rPr>
+        <w:t>(3 р.)</w:t>
+      </w:r>
+    </w:p>
+    <w:p>
+      <w:pPr>
+        <w:pStyle w:val="a"/>
+        <w:spacing w:after="120"/>
+      </w:pPr>
+      <w:r>
+        <w:rPr>
+          <w:rFonts w:ascii="Times New Roman" w:hAnsi="Times New Roman"/>
+          <w:sz w:val="24"/>
+        </w:rPr>
+        <w:t>Слава Отцю, і Сину, і Святому Духові,* і нині і повсякчас, і на віки віків. Амінь.</w:t>
+      </w:r>
+    </w:p>
+    <w:p>
+      <w:pPr>
+        <w:spacing w:after="120"/>
+        <w:jc w:val="both"/>
+        <w:rPr>
+          <w:rFonts w:ascii="Times New Roman" w:hAnsi="Times New Roman"/>
+          <w:sz w:val="24"/>
+          <w:szCs w:val="24"/>
+        </w:rPr>
+      </w:pPr>
+      <w:r>
+        <w:rPr>
+          <w:rFonts w:ascii="Times New Roman" w:hAnsi="Times New Roman"/>
+          <w:sz w:val="24"/>
+          <w:szCs w:val="24"/>
+        </w:rPr>
+        <w:t>Пресвята Тройце, помилуй нас;* Господи, очисти гріхи наші;* Владико, прости беззаконня наші;* Святий, завітай і зціли немочі наші імени твого ради.</w:t>
+      </w:r>
+    </w:p>
+    <w:p>
+      <w:pPr>
+        <w:pStyle w:val="a"/>
+        <w:spacing w:after="120"/>
+      </w:pPr>
+      <w:r>
+        <w:rPr>
+          <w:rFonts w:ascii="Times New Roman" w:hAnsi="Times New Roman"/>
+          <w:sz w:val="24"/>
+        </w:rPr>
+        <w:t>Господи, помилуй</w:t>
+      </w:r>
+      <w:r>
+        <w:rPr>
+          <w:rFonts w:ascii="Times New Roman" w:hAnsi="Times New Roman"/>
+          <w:sz w:val="24"/>
+        </w:rPr>
+        <w:t>.</w:t>
+      </w:r>
+      <w:r>
+        <w:rPr>
+          <w:rFonts w:ascii="Times New Roman" w:hAnsi="Times New Roman"/>
+          <w:sz w:val="24"/>
+        </w:rPr>
+        <w:t xml:space="preserve"> </w:t>
+      </w:r>
+      <w:r>
+        <w:rPr>
+          <w:rFonts w:ascii="Times New Roman" w:hAnsi="Times New Roman"/>
+          <w:i/>
+          <w:color w:val="FF0000"/>
+          <w:sz w:val="24"/>
+        </w:rPr>
+        <w:t>(3 р.)</w:t>
+      </w:r>
+    </w:p>
+    <w:p>
+      <w:pPr>
+        <w:pStyle w:val="a"/>
+        <w:spacing w:after="120"/>
+      </w:pPr>
+      <w:r>
+        <w:rPr>
+          <w:rFonts w:ascii="Times New Roman" w:hAnsi="Times New Roman"/>
+          <w:sz w:val="24"/>
+        </w:rPr>
+        <w:t xml:space="preserve">Слава </w:t>
+      </w:r>
+      <w:r>
+        <w:rPr>
+          <w:rFonts w:ascii="Times New Roman" w:hAnsi="Times New Roman"/>
+          <w:sz w:val="24"/>
+        </w:rPr>
+        <w:t>Отцю</w:t>
+      </w:r>
+      <w:r>
+        <w:rPr>
+          <w:rFonts w:ascii="Times New Roman" w:hAnsi="Times New Roman"/>
+          <w:sz w:val="24"/>
+        </w:rPr>
+        <w:t xml:space="preserve">, і Сину, і Святому </w:t>
+      </w:r>
+      <w:r>
+        <w:rPr>
+          <w:rFonts w:ascii="Times New Roman" w:hAnsi="Times New Roman"/>
+          <w:sz w:val="24"/>
+        </w:rPr>
+        <w:t>Духові</w:t>
+      </w:r>
+      <w:r>
+        <w:rPr>
+          <w:rFonts w:ascii="Times New Roman" w:hAnsi="Times New Roman"/>
+          <w:sz w:val="24"/>
+        </w:rPr>
+        <w:t>,</w:t>
+      </w:r>
+      <w:r>
+        <w:rPr>
+          <w:rFonts w:ascii="Times New Roman" w:hAnsi="Times New Roman"/>
+          <w:sz w:val="24"/>
+        </w:rPr>
+        <w:t xml:space="preserve">* </w:t>
+      </w:r>
+      <w:r>
+        <w:rPr>
+          <w:rFonts w:ascii="Times New Roman" w:hAnsi="Times New Roman"/>
+          <w:sz w:val="24"/>
+        </w:rPr>
+        <w:t>і</w:t>
+      </w:r>
+      <w:r>
+        <w:rPr>
+          <w:rFonts w:ascii="Times New Roman" w:hAnsi="Times New Roman"/>
+          <w:b/>
+          <w:sz w:val="24"/>
+        </w:rPr>
+        <w:t xml:space="preserve"> </w:t>
+      </w:r>
+      <w:r>
+        <w:rPr>
+          <w:rFonts w:ascii="Times New Roman" w:hAnsi="Times New Roman"/>
+          <w:sz w:val="24"/>
+        </w:rPr>
+        <w:t>нині</w:t>
+      </w:r>
+      <w:r>
+        <w:rPr>
+          <w:rFonts w:ascii="Times New Roman" w:hAnsi="Times New Roman"/>
+          <w:sz w:val="24"/>
+        </w:rPr>
+        <w:t xml:space="preserve"> і </w:t>
+      </w:r>
+      <w:r>
+        <w:rPr>
+          <w:rFonts w:ascii="Times New Roman" w:hAnsi="Times New Roman"/>
+          <w:sz w:val="24"/>
+        </w:rPr>
+        <w:t>повсякчас</w:t>
+      </w:r>
+      <w:r>
+        <w:rPr>
+          <w:rFonts w:ascii="Times New Roman" w:hAnsi="Times New Roman"/>
+          <w:sz w:val="24"/>
+        </w:rPr>
+        <w:t xml:space="preserve">, і на </w:t>
+      </w:r>
+      <w:r>
+        <w:rPr>
+          <w:rFonts w:ascii="Times New Roman" w:hAnsi="Times New Roman"/>
+          <w:sz w:val="24"/>
+        </w:rPr>
+        <w:t>віки</w:t>
+      </w:r>
+      <w:r>
+        <w:rPr>
+          <w:rFonts w:ascii="Times New Roman" w:hAnsi="Times New Roman"/>
+          <w:sz w:val="24"/>
+        </w:rPr>
+        <w:t xml:space="preserve"> </w:t>
+      </w:r>
+      <w:r>
+        <w:rPr>
+          <w:rFonts w:ascii="Times New Roman" w:hAnsi="Times New Roman"/>
+          <w:sz w:val="24"/>
+        </w:rPr>
+        <w:t>віків</w:t>
+      </w:r>
+      <w:r>
+        <w:rPr>
+          <w:rFonts w:ascii="Times New Roman" w:hAnsi="Times New Roman"/>
+          <w:sz w:val="24"/>
+        </w:rPr>
+        <w:t xml:space="preserve">. </w:t>
+      </w:r>
+      <w:r>
+        <w:rPr>
+          <w:rFonts w:ascii="Times New Roman" w:hAnsi="Times New Roman"/>
+          <w:sz w:val="24"/>
+        </w:rPr>
+        <w:t>Амінь</w:t>
+      </w:r>
+      <w:r>
+        <w:rPr>
+          <w:rFonts w:ascii="Times New Roman" w:hAnsi="Times New Roman"/>
+          <w:sz w:val="24"/>
+        </w:rPr>
+        <w:t>.</w:t>
+      </w:r>
+    </w:p>
+    <w:p>
+      <w:pPr>
+        <w:spacing w:after="120"/>
+        <w:jc w:val="both"/>
+        <w:rPr>
+          <w:rFonts w:ascii="Times New Roman" w:hAnsi="Times New Roman"/>
+          <w:sz w:val="24"/>
+          <w:szCs w:val="24"/>
+        </w:rPr>
+      </w:pPr>
+      <w:r>
+        <w:rPr>
+          <w:rFonts w:ascii="Times New Roman" w:hAnsi="Times New Roman"/>
+          <w:sz w:val="24"/>
+          <w:szCs w:val="24"/>
+        </w:rPr>
+        <w:t>Отче наш, що єси на небесах,* нехай святиться ім’я твоє,* нехай прийде царство твоє,* нехай буде воля твоя, як на небі, так і на землі.* Хліб наш насу</w:t>
+      </w:r>
+      <w:r>
+        <w:rPr>
+          <w:rFonts w:ascii="Times New Roman" w:hAnsi="Times New Roman"/>
+          <w:sz w:val="24"/>
+          <w:szCs w:val="24"/>
+        </w:rPr>
+        <w:t>щний дай нам сьогодні,* і прости нам провини наші,* як і ми прощаємо винуватцям нашим,* і не введи нас у спокусу,* але визволи нас від лукавого.</w:t>
+      </w:r>
+    </w:p>
+    <w:p>
+      <w:pPr>
+        <w:spacing w:after="120"/>
+        <w:rPr>
+          <w:rFonts w:ascii="Times New Roman" w:hAnsi="Times New Roman"/>
+        </w:rPr>
+      </w:pPr>
+      <w:r>
+        <w:rPr>
+          <w:rFonts w:ascii="Times New Roman" w:hAnsi="Times New Roman"/>
+          <w:i/>
+          <w:color w:val="FF0000"/>
+          <w:sz w:val="24"/>
+          <w:szCs w:val="24"/>
+        </w:rPr>
+        <w:t>Священник:</w:t>
+      </w:r>
+      <w:r>
+        <w:rPr>
+          <w:rFonts w:ascii="Times New Roman" w:hAnsi="Times New Roman"/>
+          <w:sz w:val="24"/>
+          <w:szCs w:val="24"/>
+        </w:rPr>
+        <w:t xml:space="preserve"> Бо Твоє є царство, і сила, і слава, Отця, і Сина, і Святого Духа, нині, і повсякчас, і на віки віків</w:t>
+      </w:r>
+      <w:r>
+        <w:rPr>
+          <w:rFonts w:ascii="Times New Roman" w:hAnsi="Times New Roman"/>
+          <w:sz w:val="24"/>
+          <w:szCs w:val="24"/>
+        </w:rPr>
+        <w:t>.</w:t>
+      </w:r>
+    </w:p>
+    <w:p>
+      <w:pPr>
+        <w:spacing w:after="120"/>
+        <w:jc w:val="both"/>
+        <w:rPr>
+          <w:rFonts w:ascii="Times New Roman" w:hAnsi="Times New Roman"/>
+          <w:i/>
+          <w:sz w:val="24"/>
+          <w:szCs w:val="24"/>
+        </w:rPr>
+      </w:pPr>
+      <w:r>
+        <w:rPr>
+          <w:rFonts w:ascii="Times New Roman" w:hAnsi="Times New Roman"/>
+          <w:i/>
+          <w:color w:val="FF0000"/>
+          <w:sz w:val="24"/>
+          <w:szCs w:val="24"/>
+        </w:rPr>
         <w:t>Вірні:</w:t>
       </w:r>
       <w:r>
@@ -126,7 +465,6 @@
           <w:color w:val="FF0000"/>
           <w:sz w:val="24"/>
           <w:szCs w:val="24"/>
-          <w:lang w:val="ru-MD"/>
         </w:rPr>
         <w:t xml:space="preserve"> </w:t>
       </w:r>
@@ -135,284 +473,6 @@
           <w:rFonts w:ascii="Times New Roman" w:hAnsi="Times New Roman"/>
           <w:sz w:val="24"/>
           <w:szCs w:val="24"/>
-          <w:lang w:val="ru-MD"/>
-        </w:rPr>
-        <w:t>Амінь. Слава тобі, Боже наш, слава тобі.</w:t>
-      </w:r>
-    </w:p>
-    <w:p>
-      <w:pPr>
-        <w:spacing w:after="120"/>
-        <w:rPr>
-          <w:rFonts w:ascii="Times New Roman" w:hAnsi="Times New Roman"/>
-          <w:lang w:val="ru-MD"/>
-        </w:rPr>
-      </w:pPr>
-      <w:r>
-        <w:rPr>
-          <w:rFonts w:ascii="Times New Roman" w:hAnsi="Times New Roman"/>
-          <w:sz w:val="24"/>
-          <w:szCs w:val="24"/>
-          <w:lang w:val="ru-MD"/>
-        </w:rPr>
-        <w:t>Ца́рю небе́сний, утіши́телю, Ду́ше íстини,* що всю́ди єси́ і все наповня́єш,* скарбни́це благ і життя́ пода́телю,* прийди́, і всели́ся в нас,* і очи́сти нас від уся́кої скве́рни,* і спаси́, благи́й, ду́ші на́ші.</w:t>
-      </w:r>
-    </w:p>
-    <w:p>
-      <w:pPr>
-        <w:spacing w:after="120"/>
-        <w:jc w:val="both"/>
-        <w:rPr>
-          <w:rFonts w:ascii="Times New Roman" w:hAnsi="Times New Roman"/>
-          <w:i/>
-          <w:sz w:val="24"/>
-          <w:szCs w:val="24"/>
-        </w:rPr>
-      </w:pPr>
-      <w:r>
-        <w:rPr>
-          <w:rFonts w:ascii="Times New Roman" w:hAnsi="Times New Roman"/>
-          <w:sz w:val="24"/>
-          <w:szCs w:val="24"/>
-        </w:rPr>
-        <w:t>Святий Боже, святий Кріпкий, святий Безсмерт</w:t>
-      </w:r>
-      <w:r>
-        <w:rPr>
-          <w:rFonts w:ascii="Times New Roman" w:hAnsi="Times New Roman"/>
-          <w:sz w:val="24"/>
-          <w:szCs w:val="24"/>
-        </w:rPr>
-        <w:t xml:space="preserve">ний, помилуй нас </w:t>
-      </w:r>
-      <w:r>
-        <w:rPr>
-          <w:rFonts w:ascii="Times New Roman" w:hAnsi="Times New Roman"/>
-          <w:i/>
-          <w:color w:val="FF0000"/>
-          <w:sz w:val="24"/>
-          <w:szCs w:val="24"/>
-        </w:rPr>
-        <w:t>(3 р.)</w:t>
-      </w:r>
-    </w:p>
-    <w:p>
-      <w:pPr>
-        <w:spacing w:after="120"/>
-        <w:jc w:val="both"/>
-        <w:rPr>
-          <w:rFonts w:ascii="Times New Roman" w:hAnsi="Times New Roman"/>
-          <w:sz w:val="24"/>
-          <w:szCs w:val="24"/>
-        </w:rPr>
-      </w:pPr>
-      <w:r>
-        <w:rPr>
-          <w:rFonts w:ascii="Times New Roman" w:hAnsi="Times New Roman"/>
-          <w:sz w:val="24"/>
-          <w:szCs w:val="24"/>
-        </w:rPr>
-        <w:t>Слава Отцю, і Сину, і Святому Духові,* і нині і повсякчас, і на віки віків. Амінь.</w:t>
-      </w:r>
-    </w:p>
-    <w:p>
-      <w:pPr>
-        <w:spacing w:after="120"/>
-        <w:jc w:val="both"/>
-        <w:rPr>
-          <w:rFonts w:ascii="Times New Roman" w:hAnsi="Times New Roman"/>
-          <w:sz w:val="24"/>
-          <w:szCs w:val="24"/>
-        </w:rPr>
-      </w:pPr>
-      <w:r>
-        <w:rPr>
-          <w:rFonts w:ascii="Times New Roman" w:hAnsi="Times New Roman"/>
-          <w:sz w:val="24"/>
-          <w:szCs w:val="24"/>
-        </w:rPr>
-        <w:t>Пресвята Тройце, помилуй нас;* Господи, очисти гріхи наші;* Владико, прости беззаконня наші;* Святий, завітай і зціли немочі наші імени твого ради.</w:t>
-      </w:r>
-    </w:p>
-    <w:p>
-      <w:pPr>
-        <w:spacing w:after="120"/>
-        <w:jc w:val="both"/>
-        <w:rPr>
-          <w:rFonts w:ascii="Times New Roman" w:hAnsi="Times New Roman"/>
-          <w:i/>
-          <w:sz w:val="24"/>
-          <w:szCs w:val="24"/>
-        </w:rPr>
-      </w:pPr>
-      <w:r>
-        <w:rPr>
-          <w:rFonts w:ascii="Times New Roman" w:hAnsi="Times New Roman"/>
-          <w:sz w:val="24"/>
-          <w:szCs w:val="24"/>
-        </w:rPr>
-        <w:t>Г</w:t>
-      </w:r>
-      <w:r>
-        <w:rPr>
-          <w:rFonts w:ascii="Times New Roman" w:hAnsi="Times New Roman"/>
-          <w:sz w:val="24"/>
-          <w:szCs w:val="24"/>
-        </w:rPr>
-        <w:t>осподи, помилуй</w:t>
-      </w:r>
-      <w:r>
-        <w:rPr>
-          <w:rFonts w:ascii="Times New Roman" w:hAnsi="Times New Roman"/>
-          <w:i/>
-          <w:sz w:val="24"/>
-          <w:szCs w:val="24"/>
-        </w:rPr>
-        <w:t xml:space="preserve"> </w:t>
-      </w:r>
-      <w:r>
-        <w:rPr>
-          <w:rFonts w:ascii="Times New Roman" w:hAnsi="Times New Roman"/>
-          <w:i/>
-          <w:color w:val="FF0000"/>
-          <w:sz w:val="24"/>
-          <w:szCs w:val="24"/>
-        </w:rPr>
-        <w:t>(3 р.)</w:t>
-      </w:r>
-    </w:p>
-    <w:p>
-      <w:pPr>
-        <w:spacing w:after="120"/>
-        <w:jc w:val="both"/>
-        <w:rPr>
-          <w:rFonts w:ascii="Times New Roman" w:hAnsi="Times New Roman"/>
-          <w:sz w:val="24"/>
-          <w:szCs w:val="24"/>
-        </w:rPr>
-      </w:pPr>
-      <w:r>
-        <w:rPr>
-          <w:rFonts w:ascii="Times New Roman" w:hAnsi="Times New Roman"/>
-          <w:sz w:val="24"/>
-          <w:szCs w:val="24"/>
-        </w:rPr>
-        <w:t>Слава Отцю, і Сину, і Святому Духові.* І</w:t>
-      </w:r>
-      <w:r>
-        <w:rPr>
-          <w:rFonts w:ascii="Times New Roman" w:hAnsi="Times New Roman"/>
-          <w:b/>
-          <w:sz w:val="24"/>
-          <w:szCs w:val="24"/>
-        </w:rPr>
-        <w:t xml:space="preserve"> </w:t>
-      </w:r>
-      <w:r>
-        <w:rPr>
-          <w:rFonts w:ascii="Times New Roman" w:hAnsi="Times New Roman"/>
-          <w:sz w:val="24"/>
-          <w:szCs w:val="24"/>
-        </w:rPr>
-        <w:t>нині і повсякчас, і на віки віків. Амінь.</w:t>
-      </w:r>
-    </w:p>
-    <w:p>
-      <w:pPr>
-        <w:spacing w:after="120"/>
-        <w:jc w:val="both"/>
-        <w:rPr>
-          <w:rFonts w:ascii="Times New Roman" w:hAnsi="Times New Roman"/>
-          <w:sz w:val="24"/>
-          <w:szCs w:val="24"/>
-        </w:rPr>
-      </w:pPr>
-      <w:r>
-        <w:rPr>
-          <w:rFonts w:ascii="Times New Roman" w:hAnsi="Times New Roman"/>
-          <w:sz w:val="24"/>
-          <w:szCs w:val="24"/>
-        </w:rPr>
-        <w:t>Отче наш, що єси на небесах,* нехай святиться ім’я твоє,* нехай прийде царство твоє,* нехай буде воля твоя, як на небі, так і на землі.* Хліб наш насу</w:t>
-      </w:r>
-      <w:r>
-        <w:rPr>
-          <w:rFonts w:ascii="Times New Roman" w:hAnsi="Times New Roman"/>
-          <w:sz w:val="24"/>
-          <w:szCs w:val="24"/>
-        </w:rPr>
-        <w:t>щний дай нам сьогодні,* і прости нам провини наші,* як і ми прощаємо винуватцям нашим,* і не введи нас у спокусу,* але визволи нас від лукавого.</w:t>
-      </w:r>
-    </w:p>
-    <w:p>
-      <w:pPr>
-        <w:spacing w:after="120"/>
-        <w:rPr>
-          <w:rFonts w:ascii="Times New Roman" w:hAnsi="Times New Roman"/>
-        </w:rPr>
-      </w:pPr>
-      <w:r>
-        <w:rPr>
-          <w:rFonts w:ascii="Times New Roman" w:hAnsi="Times New Roman"/>
-          <w:i/>
-          <w:color w:val="FF0000"/>
-          <w:sz w:val="24"/>
-          <w:szCs w:val="24"/>
-        </w:rPr>
-        <w:t>Священник:</w:t>
-      </w:r>
-      <w:r>
-        <w:rPr>
-          <w:rFonts w:ascii="Times New Roman" w:hAnsi="Times New Roman"/>
-          <w:sz w:val="24"/>
-          <w:szCs w:val="24"/>
-        </w:rPr>
-        <w:t xml:space="preserve"> Бо Твоє є царство, і сила, і слава, Отця, і Сина, і Святого Духа, нині, і повсякчас, і на віки віків</w:t>
-      </w:r>
-      <w:r>
-        <w:rPr>
-          <w:rFonts w:ascii="Times New Roman" w:hAnsi="Times New Roman"/>
-          <w:sz w:val="24"/>
-          <w:szCs w:val="24"/>
-        </w:rPr>
-        <w:t>.</w:t>
-      </w:r>
-    </w:p>
-    <w:p>
-      <w:pPr>
-        <w:spacing w:after="120"/>
-        <w:jc w:val="both"/>
-        <w:rPr>
-          <w:rFonts w:ascii="Times New Roman" w:hAnsi="Times New Roman"/>
-          <w:i/>
-          <w:sz w:val="24"/>
-          <w:szCs w:val="24"/>
-        </w:rPr>
-      </w:pPr>
-      <w:r>
-        <w:rPr>
-          <w:rFonts w:ascii="Times New Roman" w:hAnsi="Times New Roman"/>
-          <w:i/>
-          <w:color w:val="FF0000"/>
-          <w:sz w:val="24"/>
-          <w:szCs w:val="24"/>
-        </w:rPr>
-        <w:t>Вірні:</w:t>
-      </w:r>
-      <w:r>
-        <w:rPr>
-          <w:rFonts w:ascii="Times New Roman" w:hAnsi="Times New Roman"/>
-          <w:color w:val="FF0000"/>
-          <w:sz w:val="24"/>
-          <w:szCs w:val="24"/>
-        </w:rPr>
-        <w:t xml:space="preserve"> </w:t>
-      </w:r>
-      <w:r>
-        <w:rPr>
-          <w:rFonts w:ascii="Times New Roman" w:hAnsi="Times New Roman"/>
-          <w:sz w:val="24"/>
-          <w:szCs w:val="24"/>
         </w:rPr>
         <w:t xml:space="preserve">Амінь. Господи, помилуй </w:t>
       </w:r>
@@ -424,7 +484,7 @@
           <w:sz w:val="24"/>
           <w:szCs w:val="24"/>
         </w:rPr>
-        <w:t>(12 р.)</w:t>
+        <w:t>(12 р.)</w:t>
       </w:r>
     </w:p>
     <w:p>
@@ -4621,7 +4681,7 @@
           <w:sz w:val="24"/>
           <w:szCs w:val="24"/>
         </w:rPr>
-        <w:t xml:space="preserve"> Господи щедрий і милосердний, довготерпеливий і многомилостивий! Вислухай молитви наші і зверни увагу на голос моління нашого і яви нам знак милости твоєї, наведи нас на дорогу твою, щоб ходили ми в твоїй правді. Звесели серця наші, щоб ми боялись імення </w:t>
+        <w:t xml:space="preserve"> Господи щедрий і милосердний, довготерпеливий і многомилостивий! Вислухай молитви наші і зверни увагу на голос моління нашого і яви нам знак милости твоєї, наведи нас на дорогу твою, щоб ходили ми в твоїй правді. Звесели серця наші, щоб ми боялись імення </w:t>
       </w:r>
       <w:r>
         <w:rPr>
@@ -4657,7 +4717,7 @@
           <w:sz w:val="24"/>
           <w:szCs w:val="24"/>
         </w:rPr>
-        <w:t>2. </w:t>
+        <w:t xml:space="preserve">2. </w:t>
       </w:r>
       <w:r>
         <w:rPr>
@@ -4709,7 +4769,7 @@
           <w:sz w:val="24"/>
           <w:szCs w:val="24"/>
         </w:rPr>
-        <w:t> Господи, Боже наш! Згадай нас грішних і недостойних слуг твоїх, коли призиваємо святе ім'я твоє, і не осороми нас, коли очікуємо милости твоєї, але вислухай, Господи, усі наші спасенні прохання, і вчини</w:t>
+        <w:t xml:space="preserve"> Господи, Боже наш! Згадай нас грішних і недостойних слуг твоїх, коли призиваємо святе ім'я твоє, і не осороми нас, коли очікуємо милости твоєї, але вислухай, Господи, усі наші спасенні прохання, і вчини</w:t>
       </w:r>
       <w:r>
         <w:rPr>
@@ -4737,7 +4797,7 @@
           <w:sz w:val="24"/>
           <w:szCs w:val="24"/>
         </w:rPr>
-        <w:t>4. </w:t>
+        <w:t xml:space="preserve">4. </w:t>
       </w:r>
       <w:r>
         <w:rPr>
@@ -4789,7 +4849,7 @@
           <w:sz w:val="24"/>
           <w:szCs w:val="24"/>
         </w:rPr>
-        <w:t> Благословенний ти, Господи Боже, Вседержителю, що знаєш думки людські, що відаєш те, чого ми потребуємо, і багато більш</w:t>
+        <w:t xml:space="preserve"> Благословенний ти, Господи Боже, Вседержителю, що знаєш думки людські, що відаєш те, чого ми потребуємо, і багато більш</w:t>
       </w:r>
       <w:r>
         <w:rPr>
@@ -4833,7 +4893,7 @@
           <w:sz w:val="24"/>
           <w:szCs w:val="24"/>
         </w:rPr>
-        <w:t> Господи, Господи, що пречистою твоєю долонею все утримуєш, що довго терпиш нам усім, і жалієшся задля нашої злоби! Зг</w:t>
+        <w:t xml:space="preserve"> Господи, Господи, що пречистою твоєю долонею все утримуєш, що довго терпиш нам усім, і жалієшся задля нашої злоби! Зг</w:t>
       </w:r>
       <w:r>
         <w:rPr>
@@ -4877,7 +4937,7 @@
           <w:sz w:val="24"/>
           <w:szCs w:val="24"/>
         </w:rPr>
-        <w:t> Боже великий і дивний, що несказанною добрістю і багатим промислом усім управляєш, і дав нам земні добра й запевнив нам об</w:t>
+        <w:t xml:space="preserve"> Боже великий і дивний, що несказанною добрістю і багатим промислом усім управляєш, і дав нам земні добра й запевнив нам об</w:t>
       </w:r>
       <w:r>
         <w:rPr>
@@ -4921,7 +4981,7 @@
           <w:sz w:val="24"/>
           <w:szCs w:val="24"/>
         </w:rPr>
-        <w:t> Боже великий і вишній, в тебе одного є безсмертність і в світлі живеш недоступнім. Ти все створіння мудро створив, відокремив світло від темряви і сонце поклав, щоб правити днем, а місяць</w:t>
+        <w:t xml:space="preserve"> Боже великий і вишній, в тебе одного є безсмертність і в світлі живеш недоступнім. Ти все створіння мудро створив, відокремив світло від темряви і сонце поклав, щоб правити днем, а місяць</w:t>
       </w:r>
       <w:r>
         <w:rPr>
@@ -6546,401 +6606,1778 @@
     </w:p>
     <w:p>
       <w:pPr>
-        <w:spacing w:after="120"/>
-        <w:jc w:val="both"/>
-        <w:rPr>
-          <w:rFonts w:ascii="Times New Roman" w:hAnsi="Times New Roman"/>
-          <w:sz w:val="24"/>
-          <w:szCs w:val="24"/>
-        </w:rPr>
-      </w:pPr>
-      <w:r>
-        <w:rPr>
-          <w:rFonts w:ascii="Times New Roman" w:eastAsia="Gungsuh" w:hAnsi="Times New Roman"/>
-          <w:sz w:val="24"/>
-          <w:szCs w:val="24"/>
-        </w:rPr>
-        <w:t>Постав, Господи, моїм устам сторожу;* до дверей губ моїх − варту!</w:t>
-      </w:r>
-    </w:p>
-    <w:p>
-      <w:pPr>
-        <w:spacing w:after="120"/>
-        <w:jc w:val="both"/>
-        <w:rPr>
-          <w:rFonts w:ascii="Times New Roman" w:hAnsi="Times New Roman"/>
-          <w:sz w:val="24"/>
-          <w:szCs w:val="24"/>
-        </w:rPr>
-      </w:pPr>
-      <w:r>
-        <w:rPr>
-          <w:rFonts w:ascii="Times New Roman" w:hAnsi="Times New Roman"/>
-          <w:sz w:val="24"/>
-          <w:szCs w:val="24"/>
-        </w:rPr>
-        <w:t>Не дай схилитися серцеві моєму* до чогось злого.</w:t>
-      </w:r>
-    </w:p>
-    <w:p>
-      <w:pPr>
-        <w:spacing w:after="120"/>
-        <w:jc w:val="both"/>
-        <w:rPr>
-          <w:rFonts w:ascii="Times New Roman" w:hAnsi="Times New Roman"/>
-          <w:sz w:val="24"/>
-          <w:szCs w:val="24"/>
-        </w:rPr>
-      </w:pPr>
-      <w:r>
-        <w:rPr>
-          <w:rFonts w:ascii="Times New Roman" w:hAnsi="Times New Roman"/>
-          <w:sz w:val="24"/>
-          <w:szCs w:val="24"/>
-        </w:rPr>
-        <w:t xml:space="preserve">Ані чинити лихі вчинки з людьми, що творять беззаконня,* – ні ласощів їхніх я не хочу </w:t>
-      </w:r>
-      <w:r>
-        <w:rPr>
-          <w:rFonts w:ascii="Times New Roman" w:hAnsi="Times New Roman"/>
-          <w:sz w:val="24"/>
-          <w:szCs w:val="24"/>
-        </w:rPr>
-        <w:t>їсти.</w:t>
-      </w:r>
-    </w:p>
-    <w:p>
-      <w:pPr>
-        <w:spacing w:after="120"/>
-        <w:jc w:val="both"/>
-        <w:rPr>
-          <w:rFonts w:ascii="Times New Roman" w:hAnsi="Times New Roman"/>
-          <w:sz w:val="24"/>
-          <w:szCs w:val="24"/>
-        </w:rPr>
-      </w:pPr>
-      <w:r>
-        <w:rPr>
-          <w:rFonts w:ascii="Times New Roman" w:hAnsi="Times New Roman"/>
-          <w:sz w:val="24"/>
-          <w:szCs w:val="24"/>
-        </w:rPr>
-        <w:t>Нехай праведник по-доброму б'є мене й виправляє,* а олія грішного нехай не намастить голови моєї.</w:t>
-      </w:r>
-    </w:p>
-    <w:p>
-      <w:pPr>
-        <w:spacing w:after="120"/>
-        <w:jc w:val="both"/>
-        <w:rPr>
-          <w:rFonts w:ascii="Times New Roman" w:hAnsi="Times New Roman"/>
-          <w:sz w:val="24"/>
-          <w:szCs w:val="24"/>
-        </w:rPr>
-      </w:pPr>
-      <w:r>
-        <w:rPr>
-          <w:rFonts w:ascii="Times New Roman" w:hAnsi="Times New Roman"/>
-          <w:sz w:val="24"/>
-          <w:szCs w:val="24"/>
-        </w:rPr>
-        <w:t>Я все-таки молитимусь,* незважаючи на їхні злі вчинки.</w:t>
-      </w:r>
-    </w:p>
-    <w:p>
-      <w:pPr>
-        <w:spacing w:after="120"/>
-        <w:jc w:val="both"/>
-        <w:rPr>
-          <w:rFonts w:ascii="Times New Roman" w:hAnsi="Times New Roman"/>
-          <w:sz w:val="24"/>
-          <w:szCs w:val="24"/>
-        </w:rPr>
-      </w:pPr>
-      <w:r>
-        <w:rPr>
-          <w:rFonts w:ascii="Times New Roman" w:hAnsi="Times New Roman"/>
-          <w:sz w:val="24"/>
-          <w:szCs w:val="24"/>
-        </w:rPr>
-        <w:t>Якщо суддів їхніх скинуть в ущелини скелі,* то почують, що слова мої любі.</w:t>
-      </w:r>
-    </w:p>
-    <w:p>
-      <w:pPr>
-        <w:spacing w:after="120"/>
-        <w:jc w:val="both"/>
-        <w:rPr>
-          <w:rFonts w:ascii="Times New Roman" w:hAnsi="Times New Roman"/>
-          <w:sz w:val="24"/>
-          <w:szCs w:val="24"/>
-        </w:rPr>
-      </w:pPr>
-      <w:r>
-        <w:rPr>
-          <w:rFonts w:ascii="Times New Roman" w:hAnsi="Times New Roman"/>
-          <w:sz w:val="24"/>
-          <w:szCs w:val="24"/>
-        </w:rPr>
-        <w:t>Немовби хтось розбив і розрив землю,* розкидано їхні кості перед адом.</w:t>
-      </w:r>
-    </w:p>
-    <w:p>
-      <w:pPr>
-        <w:spacing w:after="120"/>
-        <w:jc w:val="both"/>
-        <w:rPr>
-          <w:rFonts w:ascii="Times New Roman" w:hAnsi="Times New Roman"/>
-          <w:sz w:val="24"/>
-          <w:szCs w:val="24"/>
-        </w:rPr>
-      </w:pPr>
-      <w:r>
-        <w:rPr>
-          <w:rFonts w:ascii="Times New Roman" w:hAnsi="Times New Roman"/>
-          <w:sz w:val="24"/>
-          <w:szCs w:val="24"/>
-        </w:rPr>
-        <w:t>Бо до тебе, Господи, мій Боже, мої очі;* до тебе прибігаю, не губи душі моєї.</w:t>
-      </w:r>
-    </w:p>
-    <w:p>
-      <w:pPr>
-        <w:spacing w:after="120"/>
-        <w:jc w:val="both"/>
-        <w:rPr>
-          <w:rFonts w:ascii="Times New Roman" w:hAnsi="Times New Roman"/>
-          <w:sz w:val="24"/>
-          <w:szCs w:val="24"/>
-        </w:rPr>
-      </w:pPr>
-      <w:r>
-        <w:rPr>
-          <w:rFonts w:ascii="Times New Roman" w:hAnsi="Times New Roman"/>
-          <w:sz w:val="24"/>
-          <w:szCs w:val="24"/>
-        </w:rPr>
-        <w:t>Збережи мене від петлі, що її на</w:t>
-      </w:r>
-      <w:r>
-        <w:rPr>
-          <w:rFonts w:ascii="Times New Roman" w:hAnsi="Times New Roman"/>
-          <w:sz w:val="24"/>
-          <w:szCs w:val="24"/>
-        </w:rPr>
-        <w:t>ставили на мене,* і від сильця тих, що творять беззаконня.</w:t>
-      </w:r>
-    </w:p>
-    <w:p>
-      <w:pPr>
-        <w:spacing w:after="120"/>
-        <w:jc w:val="both"/>
-        <w:rPr>
-          <w:rFonts w:ascii="Times New Roman" w:hAnsi="Times New Roman"/>
-          <w:sz w:val="24"/>
-          <w:szCs w:val="24"/>
-        </w:rPr>
-      </w:pPr>
-      <w:r>
-        <w:rPr>
-          <w:rFonts w:ascii="Times New Roman" w:hAnsi="Times New Roman"/>
-          <w:sz w:val="24"/>
-          <w:szCs w:val="24"/>
-        </w:rPr>
-        <w:t>Нехай грішники впадуть у власні сіті всі разом,* а я пройду безпечно.</w:t>
-      </w:r>
-    </w:p>
-    <w:p>
-      <w:pPr>
-        <w:spacing w:after="120"/>
-        <w:jc w:val="center"/>
+        <w:pStyle w:val="a"/>
+        <w:spacing w:after="120"/>
+      </w:pPr>
+      <w:r>
+        <w:rPr>
+          <w:rFonts w:ascii="Times New Roman" w:hAnsi="Times New Roman"/>
+          <w:sz w:val="24"/>
+        </w:rPr>
+        <w:t>Поста́в</w:t>
+      </w:r>
+      <w:r>
+        <w:rPr>
+          <w:rFonts w:ascii="Times New Roman" w:hAnsi="Times New Roman"/>
+          <w:sz w:val="24"/>
+        </w:rPr>
+        <w:t xml:space="preserve">, </w:t>
+      </w:r>
+      <w:r>
+        <w:rPr>
+          <w:rFonts w:ascii="Times New Roman" w:hAnsi="Times New Roman"/>
+          <w:sz w:val="24"/>
+        </w:rPr>
+        <w:t>Го́споди</w:t>
+      </w:r>
+      <w:r>
+        <w:rPr>
+          <w:rFonts w:ascii="Times New Roman" w:hAnsi="Times New Roman"/>
+          <w:sz w:val="24"/>
+        </w:rPr>
+        <w:t xml:space="preserve">, </w:t>
+      </w:r>
+      <w:r>
+        <w:rPr>
+          <w:rFonts w:ascii="Times New Roman" w:hAnsi="Times New Roman"/>
+          <w:sz w:val="24"/>
+        </w:rPr>
+        <w:t>мої́м</w:t>
+      </w:r>
+      <w:r>
+        <w:rPr>
+          <w:rFonts w:ascii="Times New Roman" w:hAnsi="Times New Roman"/>
+          <w:sz w:val="24"/>
+        </w:rPr>
+        <w:t xml:space="preserve"> </w:t>
+      </w:r>
+      <w:r>
+        <w:rPr>
+          <w:rFonts w:ascii="Times New Roman" w:hAnsi="Times New Roman"/>
+          <w:sz w:val="24"/>
+        </w:rPr>
+        <w:t>уста́м</w:t>
+      </w:r>
+      <w:r>
+        <w:rPr>
+          <w:rFonts w:ascii="Times New Roman" w:hAnsi="Times New Roman"/>
+          <w:sz w:val="24"/>
+        </w:rPr>
+        <w:t xml:space="preserve"> </w:t>
+      </w:r>
+      <w:r>
+        <w:rPr>
+          <w:rFonts w:ascii="Times New Roman" w:hAnsi="Times New Roman"/>
+          <w:sz w:val="24"/>
+        </w:rPr>
+        <w:t>сторо́жу</w:t>
+      </w:r>
+      <w:r>
+        <w:rPr>
+          <w:rFonts w:ascii="Times New Roman" w:hAnsi="Times New Roman"/>
+          <w:sz w:val="24"/>
+        </w:rPr>
+        <w:t xml:space="preserve">;* до </w:t>
+      </w:r>
+      <w:r>
+        <w:rPr>
+          <w:rFonts w:ascii="Times New Roman" w:hAnsi="Times New Roman"/>
+          <w:sz w:val="24"/>
+        </w:rPr>
+        <w:t>двере́й</w:t>
+      </w:r>
+      <w:r>
+        <w:rPr>
+          <w:rFonts w:ascii="Times New Roman" w:hAnsi="Times New Roman"/>
+          <w:sz w:val="24"/>
+        </w:rPr>
+        <w:t xml:space="preserve"> губ </w:t>
+      </w:r>
+      <w:r>
+        <w:rPr>
+          <w:rFonts w:ascii="Times New Roman" w:hAnsi="Times New Roman"/>
+          <w:sz w:val="24"/>
+        </w:rPr>
+        <w:t>мої́х</w:t>
+      </w:r>
+      <w:r>
+        <w:rPr>
+          <w:rFonts w:ascii="Times New Roman" w:hAnsi="Times New Roman"/>
+          <w:sz w:val="24"/>
+        </w:rPr>
+        <w:t xml:space="preserve"> − </w:t>
+      </w:r>
+      <w:r>
+        <w:rPr>
+          <w:rFonts w:ascii="Times New Roman" w:hAnsi="Times New Roman"/>
+          <w:sz w:val="24"/>
+        </w:rPr>
+        <w:t>ва́рту</w:t>
+      </w:r>
+      <w:r>
+        <w:rPr>
+          <w:rFonts w:ascii="Times New Roman" w:hAnsi="Times New Roman"/>
+          <w:sz w:val="24"/>
+        </w:rPr>
+        <w:t>!</w:t>
+      </w:r>
+    </w:p>
+    <w:p>
+      <w:pPr>
+        <w:pStyle w:val="a"/>
+        <w:spacing w:after="120"/>
+      </w:pPr>
+      <w:r>
+        <w:rPr>
+          <w:rFonts w:ascii="Times New Roman" w:hAnsi="Times New Roman"/>
+          <w:sz w:val="24"/>
+        </w:rPr>
+        <w:t xml:space="preserve">Не дай </w:t>
+      </w:r>
+      <w:r>
+        <w:rPr>
+          <w:rFonts w:ascii="Times New Roman" w:hAnsi="Times New Roman"/>
+          <w:sz w:val="24"/>
+        </w:rPr>
+        <w:t>схили́тися</w:t>
+      </w:r>
+      <w:r>
+        <w:rPr>
+          <w:rFonts w:ascii="Times New Roman" w:hAnsi="Times New Roman"/>
+          <w:sz w:val="24"/>
+        </w:rPr>
+        <w:t xml:space="preserve"> </w:t>
+      </w:r>
+      <w:r>
+        <w:rPr>
+          <w:rFonts w:ascii="Times New Roman" w:hAnsi="Times New Roman"/>
+          <w:sz w:val="24"/>
+        </w:rPr>
+        <w:t>се́рцеві</w:t>
+      </w:r>
+      <w:r>
+        <w:rPr>
+          <w:rFonts w:ascii="Times New Roman" w:hAnsi="Times New Roman"/>
+          <w:sz w:val="24"/>
+        </w:rPr>
+        <w:t xml:space="preserve"> </w:t>
+      </w:r>
+      <w:r>
+        <w:rPr>
+          <w:rFonts w:ascii="Times New Roman" w:hAnsi="Times New Roman"/>
+          <w:sz w:val="24"/>
+        </w:rPr>
+        <w:t>моє́му</w:t>
+      </w:r>
+      <w:r>
+        <w:rPr>
+          <w:rFonts w:ascii="Times New Roman" w:hAnsi="Times New Roman"/>
+          <w:sz w:val="24"/>
+        </w:rPr>
+        <w:t xml:space="preserve">* до </w:t>
+      </w:r>
+      <w:r>
+        <w:rPr>
+          <w:rFonts w:ascii="Times New Roman" w:hAnsi="Times New Roman"/>
+          <w:sz w:val="24"/>
+        </w:rPr>
+        <w:t>чо́гось</w:t>
+      </w:r>
+      <w:r>
+        <w:rPr>
+          <w:rFonts w:ascii="Times New Roman" w:hAnsi="Times New Roman"/>
+          <w:sz w:val="24"/>
+        </w:rPr>
+        <w:t xml:space="preserve"> </w:t>
+      </w:r>
+      <w:r>
+        <w:rPr>
+          <w:rFonts w:ascii="Times New Roman" w:hAnsi="Times New Roman"/>
+          <w:sz w:val="24"/>
+        </w:rPr>
+        <w:t>зло́го</w:t>
+      </w:r>
+      <w:r>
+        <w:rPr>
+          <w:rFonts w:ascii="Times New Roman" w:hAnsi="Times New Roman"/>
+          <w:sz w:val="24"/>
+        </w:rPr>
+        <w:t>.</w:t>
+      </w:r>
+    </w:p>
+    <w:p>
+      <w:pPr>
+        <w:pStyle w:val="a"/>
+        <w:spacing w:after="120"/>
+      </w:pPr>
+      <w:r>
+        <w:rPr>
+          <w:rFonts w:ascii="Times New Roman" w:hAnsi="Times New Roman"/>
+          <w:sz w:val="24"/>
+        </w:rPr>
+        <w:t xml:space="preserve">Ані </w:t>
+      </w:r>
+      <w:r>
+        <w:rPr>
+          <w:rFonts w:ascii="Times New Roman" w:hAnsi="Times New Roman"/>
+          <w:sz w:val="24"/>
+        </w:rPr>
+        <w:t>чини́ти</w:t>
+      </w:r>
+      <w:r>
+        <w:rPr>
+          <w:rFonts w:ascii="Times New Roman" w:hAnsi="Times New Roman"/>
+          <w:sz w:val="24"/>
+        </w:rPr>
+        <w:t xml:space="preserve"> лихі́ </w:t>
+      </w:r>
+      <w:r>
+        <w:rPr>
+          <w:rFonts w:ascii="Times New Roman" w:hAnsi="Times New Roman"/>
+          <w:sz w:val="24"/>
+        </w:rPr>
+        <w:t>вчи́нки</w:t>
+      </w:r>
+      <w:r>
+        <w:rPr>
+          <w:rFonts w:ascii="Times New Roman" w:hAnsi="Times New Roman"/>
+          <w:sz w:val="24"/>
+        </w:rPr>
+        <w:t xml:space="preserve"> з людьми́, що </w:t>
+      </w:r>
+      <w:r>
+        <w:rPr>
+          <w:rFonts w:ascii="Times New Roman" w:hAnsi="Times New Roman"/>
+          <w:sz w:val="24"/>
+        </w:rPr>
+        <w:t>тво́рять</w:t>
+      </w:r>
+      <w:r>
+        <w:rPr>
+          <w:rFonts w:ascii="Times New Roman" w:hAnsi="Times New Roman"/>
+          <w:sz w:val="24"/>
+        </w:rPr>
+        <w:t xml:space="preserve"> </w:t>
+      </w:r>
+      <w:r>
+        <w:rPr>
+          <w:rFonts w:ascii="Times New Roman" w:hAnsi="Times New Roman"/>
+          <w:sz w:val="24"/>
+        </w:rPr>
+        <w:t>беззако́ння</w:t>
+      </w:r>
+      <w:r>
+        <w:rPr>
+          <w:rFonts w:ascii="Times New Roman" w:hAnsi="Times New Roman"/>
+          <w:sz w:val="24"/>
+        </w:rPr>
+        <w:t xml:space="preserve">,* – ні </w:t>
+      </w:r>
+      <w:r>
+        <w:rPr>
+          <w:rFonts w:ascii="Times New Roman" w:hAnsi="Times New Roman"/>
+          <w:sz w:val="24"/>
+        </w:rPr>
+        <w:t>ла́сощів</w:t>
+      </w:r>
+      <w:r>
+        <w:rPr>
+          <w:rFonts w:ascii="Times New Roman" w:hAnsi="Times New Roman"/>
+          <w:sz w:val="24"/>
+        </w:rPr>
+        <w:t xml:space="preserve"> </w:t>
+      </w:r>
+      <w:r>
+        <w:rPr>
+          <w:rFonts w:ascii="Times New Roman" w:hAnsi="Times New Roman"/>
+          <w:sz w:val="24"/>
+        </w:rPr>
+        <w:t>ї́хніх</w:t>
+      </w:r>
+      <w:r>
+        <w:rPr>
+          <w:rFonts w:ascii="Times New Roman" w:hAnsi="Times New Roman"/>
+          <w:sz w:val="24"/>
+        </w:rPr>
+        <w:t xml:space="preserve"> я не </w:t>
+      </w:r>
+      <w:r>
+        <w:rPr>
+          <w:rFonts w:ascii="Times New Roman" w:hAnsi="Times New Roman"/>
+          <w:sz w:val="24"/>
+        </w:rPr>
+        <w:t>хо́чу</w:t>
+      </w:r>
+      <w:r>
+        <w:rPr>
+          <w:rFonts w:ascii="Times New Roman" w:hAnsi="Times New Roman"/>
+          <w:sz w:val="24"/>
+        </w:rPr>
+        <w:t xml:space="preserve"> </w:t>
+      </w:r>
+      <w:r>
+        <w:rPr>
+          <w:rFonts w:ascii="Times New Roman" w:hAnsi="Times New Roman"/>
+          <w:sz w:val="24"/>
+        </w:rPr>
+        <w:t>ї́сти</w:t>
+      </w:r>
+      <w:r>
+        <w:rPr>
+          <w:rFonts w:ascii="Times New Roman" w:hAnsi="Times New Roman"/>
+          <w:sz w:val="24"/>
+        </w:rPr>
+        <w:t>.</w:t>
+      </w:r>
+    </w:p>
+    <w:p>
+      <w:pPr>
+        <w:pStyle w:val="a"/>
+        <w:spacing w:after="120"/>
+      </w:pPr>
+      <w:r>
+        <w:rPr>
+          <w:rFonts w:ascii="Times New Roman" w:hAnsi="Times New Roman"/>
+          <w:sz w:val="24"/>
+        </w:rPr>
+        <w:t>Неха́й</w:t>
+      </w:r>
+      <w:r>
+        <w:rPr>
+          <w:rFonts w:ascii="Times New Roman" w:hAnsi="Times New Roman"/>
+          <w:sz w:val="24"/>
+        </w:rPr>
+        <w:t xml:space="preserve"> </w:t>
+      </w:r>
+      <w:r>
+        <w:rPr>
+          <w:rFonts w:ascii="Times New Roman" w:hAnsi="Times New Roman"/>
+          <w:sz w:val="24"/>
+        </w:rPr>
+        <w:t>пра́ведник</w:t>
+      </w:r>
+      <w:r>
+        <w:rPr>
+          <w:rFonts w:ascii="Times New Roman" w:hAnsi="Times New Roman"/>
+          <w:sz w:val="24"/>
+        </w:rPr>
+        <w:t xml:space="preserve"> </w:t>
+      </w:r>
+      <w:r>
+        <w:rPr>
+          <w:rFonts w:ascii="Times New Roman" w:hAnsi="Times New Roman"/>
+          <w:sz w:val="24"/>
+        </w:rPr>
+        <w:t>по-до́брому</w:t>
+      </w:r>
+      <w:r>
+        <w:rPr>
+          <w:rFonts w:ascii="Times New Roman" w:hAnsi="Times New Roman"/>
+          <w:sz w:val="24"/>
+        </w:rPr>
+        <w:t xml:space="preserve"> б’є мене́ й </w:t>
+      </w:r>
+      <w:r>
+        <w:rPr>
+          <w:rFonts w:ascii="Times New Roman" w:hAnsi="Times New Roman"/>
+          <w:sz w:val="24"/>
+        </w:rPr>
+        <w:t>виправля́є</w:t>
+      </w:r>
+      <w:r>
+        <w:rPr>
+          <w:rFonts w:ascii="Times New Roman" w:hAnsi="Times New Roman"/>
+          <w:sz w:val="24"/>
+        </w:rPr>
+        <w:t xml:space="preserve">,* а </w:t>
+      </w:r>
+      <w:r>
+        <w:rPr>
+          <w:rFonts w:ascii="Times New Roman" w:hAnsi="Times New Roman"/>
+          <w:sz w:val="24"/>
+        </w:rPr>
+        <w:t>олі́я</w:t>
+      </w:r>
+      <w:r>
+        <w:rPr>
+          <w:rFonts w:ascii="Times New Roman" w:hAnsi="Times New Roman"/>
+          <w:sz w:val="24"/>
+        </w:rPr>
+        <w:t xml:space="preserve"> </w:t>
+      </w:r>
+      <w:r>
+        <w:rPr>
+          <w:rFonts w:ascii="Times New Roman" w:hAnsi="Times New Roman"/>
+          <w:sz w:val="24"/>
+        </w:rPr>
+        <w:t>грі́шного</w:t>
+      </w:r>
+      <w:r>
+        <w:rPr>
+          <w:rFonts w:ascii="Times New Roman" w:hAnsi="Times New Roman"/>
+          <w:sz w:val="24"/>
+        </w:rPr>
+        <w:t xml:space="preserve"> </w:t>
+      </w:r>
+      <w:r>
+        <w:rPr>
+          <w:rFonts w:ascii="Times New Roman" w:hAnsi="Times New Roman"/>
+          <w:sz w:val="24"/>
+        </w:rPr>
+        <w:t>неха́й</w:t>
+      </w:r>
+      <w:r>
+        <w:rPr>
+          <w:rFonts w:ascii="Times New Roman" w:hAnsi="Times New Roman"/>
+          <w:sz w:val="24"/>
+        </w:rPr>
+        <w:t xml:space="preserve"> не </w:t>
+      </w:r>
+      <w:r>
+        <w:rPr>
+          <w:rFonts w:ascii="Times New Roman" w:hAnsi="Times New Roman"/>
+          <w:sz w:val="24"/>
+        </w:rPr>
+        <w:t>нама́стить</w:t>
+      </w:r>
+      <w:r>
+        <w:rPr>
+          <w:rFonts w:ascii="Times New Roman" w:hAnsi="Times New Roman"/>
+          <w:sz w:val="24"/>
+        </w:rPr>
+        <w:t xml:space="preserve"> голови́ </w:t>
+      </w:r>
+      <w:r>
+        <w:rPr>
+          <w:rFonts w:ascii="Times New Roman" w:hAnsi="Times New Roman"/>
+          <w:sz w:val="24"/>
+        </w:rPr>
+        <w:t>моє́ї</w:t>
+      </w:r>
+      <w:r>
+        <w:rPr>
+          <w:rFonts w:ascii="Times New Roman" w:hAnsi="Times New Roman"/>
+          <w:sz w:val="24"/>
+        </w:rPr>
+        <w:t>.</w:t>
+      </w:r>
+    </w:p>
+    <w:p>
+      <w:pPr>
+        <w:pStyle w:val="a"/>
+        <w:spacing w:after="120"/>
+      </w:pPr>
+      <w:r>
+        <w:rPr>
+          <w:rFonts w:ascii="Times New Roman" w:hAnsi="Times New Roman"/>
+          <w:sz w:val="24"/>
+        </w:rPr>
+        <w:t xml:space="preserve">Я все-таки́ </w:t>
+      </w:r>
+      <w:r>
+        <w:rPr>
+          <w:rFonts w:ascii="Times New Roman" w:hAnsi="Times New Roman"/>
+          <w:sz w:val="24"/>
+        </w:rPr>
+        <w:t>моли́тимусь</w:t>
+      </w:r>
+      <w:r>
+        <w:rPr>
+          <w:rFonts w:ascii="Times New Roman" w:hAnsi="Times New Roman"/>
+          <w:sz w:val="24"/>
+        </w:rPr>
+        <w:t xml:space="preserve">,* </w:t>
+      </w:r>
+      <w:r>
+        <w:rPr>
+          <w:rFonts w:ascii="Times New Roman" w:hAnsi="Times New Roman"/>
+          <w:sz w:val="24"/>
+        </w:rPr>
+        <w:t>незважа́ючи</w:t>
+      </w:r>
+      <w:r>
+        <w:rPr>
+          <w:rFonts w:ascii="Times New Roman" w:hAnsi="Times New Roman"/>
+          <w:sz w:val="24"/>
+        </w:rPr>
+        <w:t xml:space="preserve"> на </w:t>
+      </w:r>
+      <w:r>
+        <w:rPr>
+          <w:rFonts w:ascii="Times New Roman" w:hAnsi="Times New Roman"/>
+          <w:sz w:val="24"/>
+        </w:rPr>
+        <w:t>ї́хні</w:t>
+      </w:r>
+      <w:r>
+        <w:rPr>
+          <w:rFonts w:ascii="Times New Roman" w:hAnsi="Times New Roman"/>
+          <w:sz w:val="24"/>
+        </w:rPr>
+        <w:t xml:space="preserve"> злі </w:t>
+      </w:r>
+      <w:r>
+        <w:rPr>
+          <w:rFonts w:ascii="Times New Roman" w:hAnsi="Times New Roman"/>
+          <w:sz w:val="24"/>
+        </w:rPr>
+        <w:t>вчи́нки</w:t>
+      </w:r>
+      <w:r>
+        <w:rPr>
+          <w:rFonts w:ascii="Times New Roman" w:hAnsi="Times New Roman"/>
+          <w:sz w:val="24"/>
+        </w:rPr>
+        <w:t>.</w:t>
+      </w:r>
+    </w:p>
+    <w:p>
+      <w:pPr>
+        <w:pStyle w:val="a"/>
+        <w:spacing w:after="120"/>
+      </w:pPr>
+      <w:r>
+        <w:rPr>
+          <w:rFonts w:ascii="Times New Roman" w:hAnsi="Times New Roman"/>
+          <w:sz w:val="24"/>
+        </w:rPr>
+        <w:t xml:space="preserve">Якщо́ </w:t>
+      </w:r>
+      <w:r>
+        <w:rPr>
+          <w:rFonts w:ascii="Times New Roman" w:hAnsi="Times New Roman"/>
+          <w:sz w:val="24"/>
+        </w:rPr>
+        <w:t>су́ддів</w:t>
+      </w:r>
+      <w:r>
+        <w:rPr>
+          <w:rFonts w:ascii="Times New Roman" w:hAnsi="Times New Roman"/>
+          <w:sz w:val="24"/>
+        </w:rPr>
+        <w:t xml:space="preserve"> </w:t>
+      </w:r>
+      <w:r>
+        <w:rPr>
+          <w:rFonts w:ascii="Times New Roman" w:hAnsi="Times New Roman"/>
+          <w:sz w:val="24"/>
+        </w:rPr>
+        <w:t>ї́хніх</w:t>
+      </w:r>
+      <w:r>
+        <w:rPr>
+          <w:rFonts w:ascii="Times New Roman" w:hAnsi="Times New Roman"/>
+          <w:sz w:val="24"/>
+        </w:rPr>
+        <w:t xml:space="preserve"> </w:t>
+      </w:r>
+      <w:r>
+        <w:rPr>
+          <w:rFonts w:ascii="Times New Roman" w:hAnsi="Times New Roman"/>
+          <w:sz w:val="24"/>
+        </w:rPr>
+        <w:t>ски́нуть</w:t>
+      </w:r>
+      <w:r>
+        <w:rPr>
+          <w:rFonts w:ascii="Times New Roman" w:hAnsi="Times New Roman"/>
+          <w:sz w:val="24"/>
+        </w:rPr>
+        <w:t xml:space="preserve"> в </w:t>
+      </w:r>
+      <w:r>
+        <w:rPr>
+          <w:rFonts w:ascii="Times New Roman" w:hAnsi="Times New Roman"/>
+          <w:sz w:val="24"/>
+        </w:rPr>
+        <w:t>уще́лини</w:t>
+      </w:r>
+      <w:r>
+        <w:rPr>
+          <w:rFonts w:ascii="Times New Roman" w:hAnsi="Times New Roman"/>
+          <w:sz w:val="24"/>
+        </w:rPr>
+        <w:t xml:space="preserve"> </w:t>
+      </w:r>
+      <w:r>
+        <w:rPr>
+          <w:rFonts w:ascii="Times New Roman" w:hAnsi="Times New Roman"/>
+          <w:sz w:val="24"/>
+        </w:rPr>
+        <w:t>ске́лі</w:t>
+      </w:r>
+      <w:r>
+        <w:rPr>
+          <w:rFonts w:ascii="Times New Roman" w:hAnsi="Times New Roman"/>
+          <w:sz w:val="24"/>
+        </w:rPr>
+        <w:t xml:space="preserve">,* то </w:t>
+      </w:r>
+      <w:r>
+        <w:rPr>
+          <w:rFonts w:ascii="Times New Roman" w:hAnsi="Times New Roman"/>
+          <w:sz w:val="24"/>
+        </w:rPr>
+        <w:t>почу́ють</w:t>
+      </w:r>
+      <w:r>
+        <w:rPr>
+          <w:rFonts w:ascii="Times New Roman" w:hAnsi="Times New Roman"/>
+          <w:sz w:val="24"/>
+        </w:rPr>
+        <w:t xml:space="preserve">, що слова́ мої́ </w:t>
+      </w:r>
+      <w:r>
+        <w:rPr>
+          <w:rFonts w:ascii="Times New Roman" w:hAnsi="Times New Roman"/>
+          <w:sz w:val="24"/>
+        </w:rPr>
+        <w:t>лю́бі</w:t>
+      </w:r>
+      <w:r>
+        <w:rPr>
+          <w:rFonts w:ascii="Times New Roman" w:hAnsi="Times New Roman"/>
+          <w:sz w:val="24"/>
+        </w:rPr>
+        <w:t>.</w:t>
+      </w:r>
+    </w:p>
+    <w:p>
+      <w:pPr>
+        <w:pStyle w:val="a"/>
+        <w:spacing w:after="120"/>
+      </w:pPr>
+      <w:r>
+        <w:rPr>
+          <w:rFonts w:ascii="Times New Roman" w:hAnsi="Times New Roman"/>
+          <w:sz w:val="24"/>
+        </w:rPr>
+        <w:t>Немо́вби</w:t>
+      </w:r>
+      <w:r>
+        <w:rPr>
+          <w:rFonts w:ascii="Times New Roman" w:hAnsi="Times New Roman"/>
+          <w:sz w:val="24"/>
+        </w:rPr>
+        <w:t xml:space="preserve"> хтось </w:t>
+      </w:r>
+      <w:r>
+        <w:rPr>
+          <w:rFonts w:ascii="Times New Roman" w:hAnsi="Times New Roman"/>
+          <w:sz w:val="24"/>
+        </w:rPr>
+        <w:t>розби́в</w:t>
+      </w:r>
+      <w:r>
+        <w:rPr>
+          <w:rFonts w:ascii="Times New Roman" w:hAnsi="Times New Roman"/>
+          <w:sz w:val="24"/>
+        </w:rPr>
+        <w:t xml:space="preserve"> і </w:t>
+      </w:r>
+      <w:r>
+        <w:rPr>
+          <w:rFonts w:ascii="Times New Roman" w:hAnsi="Times New Roman"/>
+          <w:sz w:val="24"/>
+        </w:rPr>
+        <w:t>розри́в</w:t>
+      </w:r>
+      <w:r>
+        <w:rPr>
+          <w:rFonts w:ascii="Times New Roman" w:hAnsi="Times New Roman"/>
+          <w:sz w:val="24"/>
+        </w:rPr>
+        <w:t xml:space="preserve"> </w:t>
+      </w:r>
+      <w:r>
+        <w:rPr>
+          <w:rFonts w:ascii="Times New Roman" w:hAnsi="Times New Roman"/>
+          <w:sz w:val="24"/>
+        </w:rPr>
+        <w:t>зе́млю</w:t>
+      </w:r>
+      <w:r>
+        <w:rPr>
+          <w:rFonts w:ascii="Times New Roman" w:hAnsi="Times New Roman"/>
+          <w:sz w:val="24"/>
+        </w:rPr>
+        <w:t xml:space="preserve">,* </w:t>
+      </w:r>
+      <w:r>
+        <w:rPr>
+          <w:rFonts w:ascii="Times New Roman" w:hAnsi="Times New Roman"/>
+          <w:sz w:val="24"/>
+        </w:rPr>
+        <w:t>розки́дано</w:t>
+      </w:r>
+      <w:r>
+        <w:rPr>
+          <w:rFonts w:ascii="Times New Roman" w:hAnsi="Times New Roman"/>
+          <w:sz w:val="24"/>
+        </w:rPr>
+        <w:t xml:space="preserve"> </w:t>
+      </w:r>
+      <w:r>
+        <w:rPr>
+          <w:rFonts w:ascii="Times New Roman" w:hAnsi="Times New Roman"/>
+          <w:sz w:val="24"/>
+        </w:rPr>
+        <w:t>ї́хні</w:t>
+      </w:r>
+      <w:r>
+        <w:rPr>
+          <w:rFonts w:ascii="Times New Roman" w:hAnsi="Times New Roman"/>
+          <w:sz w:val="24"/>
+        </w:rPr>
+        <w:t xml:space="preserve"> </w:t>
+      </w:r>
+      <w:r>
+        <w:rPr>
+          <w:rFonts w:ascii="Times New Roman" w:hAnsi="Times New Roman"/>
+          <w:sz w:val="24"/>
+        </w:rPr>
+        <w:t>ко́сті</w:t>
+      </w:r>
+      <w:r>
+        <w:rPr>
+          <w:rFonts w:ascii="Times New Roman" w:hAnsi="Times New Roman"/>
+          <w:sz w:val="24"/>
+        </w:rPr>
+        <w:t xml:space="preserve"> </w:t>
+      </w:r>
+      <w:r>
+        <w:rPr>
+          <w:rFonts w:ascii="Times New Roman" w:hAnsi="Times New Roman"/>
+          <w:sz w:val="24"/>
+        </w:rPr>
+        <w:t>пе́ред</w:t>
+      </w:r>
+      <w:r>
+        <w:rPr>
+          <w:rFonts w:ascii="Times New Roman" w:hAnsi="Times New Roman"/>
+          <w:sz w:val="24"/>
+        </w:rPr>
+        <w:t xml:space="preserve"> </w:t>
+      </w:r>
+      <w:r>
+        <w:rPr>
+          <w:rFonts w:ascii="Times New Roman" w:hAnsi="Times New Roman"/>
+          <w:sz w:val="24"/>
+        </w:rPr>
+        <w:t>а́дом</w:t>
+      </w:r>
+      <w:r>
+        <w:rPr>
+          <w:rFonts w:ascii="Times New Roman" w:hAnsi="Times New Roman"/>
+          <w:sz w:val="24"/>
+        </w:rPr>
+        <w:t>.</w:t>
+      </w:r>
+    </w:p>
+    <w:p>
+      <w:pPr>
+        <w:pStyle w:val="a"/>
+        <w:spacing w:after="120"/>
+      </w:pPr>
+      <w:r>
+        <w:rPr>
+          <w:rFonts w:ascii="Times New Roman" w:hAnsi="Times New Roman"/>
+          <w:sz w:val="24"/>
+        </w:rPr>
+        <w:t xml:space="preserve">Бо до </w:t>
+      </w:r>
+      <w:r>
+        <w:rPr>
+          <w:rFonts w:ascii="Times New Roman" w:hAnsi="Times New Roman"/>
+          <w:sz w:val="24"/>
+        </w:rPr>
+        <w:t>Те́бе</w:t>
+      </w:r>
+      <w:r>
+        <w:rPr>
+          <w:rFonts w:ascii="Times New Roman" w:hAnsi="Times New Roman"/>
+          <w:sz w:val="24"/>
+        </w:rPr>
+        <w:t xml:space="preserve">, </w:t>
+      </w:r>
+      <w:r>
+        <w:rPr>
+          <w:rFonts w:ascii="Times New Roman" w:hAnsi="Times New Roman"/>
+          <w:sz w:val="24"/>
+        </w:rPr>
+        <w:t>Го́споди</w:t>
+      </w:r>
+      <w:r>
+        <w:rPr>
+          <w:rFonts w:ascii="Times New Roman" w:hAnsi="Times New Roman"/>
+          <w:sz w:val="24"/>
+        </w:rPr>
+        <w:t xml:space="preserve">, мій </w:t>
+      </w:r>
+      <w:r>
+        <w:rPr>
+          <w:rFonts w:ascii="Times New Roman" w:hAnsi="Times New Roman"/>
+          <w:sz w:val="24"/>
+        </w:rPr>
+        <w:t>Бо́же</w:t>
+      </w:r>
+      <w:r>
+        <w:rPr>
+          <w:rFonts w:ascii="Times New Roman" w:hAnsi="Times New Roman"/>
+          <w:sz w:val="24"/>
+        </w:rPr>
+        <w:t xml:space="preserve">, мої́ </w:t>
+      </w:r>
+      <w:r>
+        <w:rPr>
+          <w:rFonts w:ascii="Times New Roman" w:hAnsi="Times New Roman"/>
+          <w:sz w:val="24"/>
+        </w:rPr>
+        <w:t>о́чі</w:t>
+      </w:r>
+      <w:r>
+        <w:rPr>
+          <w:rFonts w:ascii="Times New Roman" w:hAnsi="Times New Roman"/>
+          <w:sz w:val="24"/>
+        </w:rPr>
+        <w:t xml:space="preserve">;* до </w:t>
+      </w:r>
+      <w:r>
+        <w:rPr>
+          <w:rFonts w:ascii="Times New Roman" w:hAnsi="Times New Roman"/>
+          <w:sz w:val="24"/>
+        </w:rPr>
+        <w:t>Те́бе</w:t>
+      </w:r>
+      <w:r>
+        <w:rPr>
+          <w:rFonts w:ascii="Times New Roman" w:hAnsi="Times New Roman"/>
+          <w:sz w:val="24"/>
+        </w:rPr>
+        <w:t xml:space="preserve"> </w:t>
+      </w:r>
+      <w:r>
+        <w:rPr>
+          <w:rFonts w:ascii="Times New Roman" w:hAnsi="Times New Roman"/>
+          <w:sz w:val="24"/>
+        </w:rPr>
+        <w:t>прибіга́ю</w:t>
+      </w:r>
+      <w:r>
+        <w:rPr>
+          <w:rFonts w:ascii="Times New Roman" w:hAnsi="Times New Roman"/>
+          <w:sz w:val="24"/>
+        </w:rPr>
+        <w:t xml:space="preserve">, не губи́ душі́ </w:t>
+      </w:r>
+      <w:r>
+        <w:rPr>
+          <w:rFonts w:ascii="Times New Roman" w:hAnsi="Times New Roman"/>
+          <w:sz w:val="24"/>
+        </w:rPr>
+        <w:t>моє́ї</w:t>
+      </w:r>
+      <w:r>
+        <w:rPr>
+          <w:rFonts w:ascii="Times New Roman" w:hAnsi="Times New Roman"/>
+          <w:sz w:val="24"/>
+        </w:rPr>
+        <w:t>.</w:t>
+      </w:r>
+    </w:p>
+    <w:p>
+      <w:pPr>
+        <w:pStyle w:val="a"/>
+        <w:spacing w:after="120"/>
+      </w:pPr>
+      <w:r>
+        <w:rPr>
+          <w:rFonts w:ascii="Times New Roman" w:hAnsi="Times New Roman"/>
+          <w:sz w:val="24"/>
+        </w:rPr>
+        <w:t xml:space="preserve">Збережи́ мене́ від </w:t>
+      </w:r>
+      <w:r>
+        <w:rPr>
+          <w:rFonts w:ascii="Times New Roman" w:hAnsi="Times New Roman"/>
+          <w:sz w:val="24"/>
+        </w:rPr>
+        <w:t>пе́тлі</w:t>
+      </w:r>
+      <w:r>
+        <w:rPr>
+          <w:rFonts w:ascii="Times New Roman" w:hAnsi="Times New Roman"/>
+          <w:sz w:val="24"/>
+        </w:rPr>
+        <w:t xml:space="preserve">, що її́ </w:t>
+      </w:r>
+      <w:r>
+        <w:rPr>
+          <w:rFonts w:ascii="Times New Roman" w:hAnsi="Times New Roman"/>
+          <w:sz w:val="24"/>
+        </w:rPr>
+        <w:t>наста́вили</w:t>
+      </w:r>
+      <w:r>
+        <w:rPr>
+          <w:rFonts w:ascii="Times New Roman" w:hAnsi="Times New Roman"/>
+          <w:sz w:val="24"/>
+        </w:rPr>
+        <w:t xml:space="preserve"> на </w:t>
+      </w:r>
+      <w:r>
+        <w:rPr>
+          <w:rFonts w:ascii="Times New Roman" w:hAnsi="Times New Roman"/>
+          <w:sz w:val="24"/>
+        </w:rPr>
+        <w:t>ме́не</w:t>
+      </w:r>
+      <w:r>
+        <w:rPr>
+          <w:rFonts w:ascii="Times New Roman" w:hAnsi="Times New Roman"/>
+          <w:sz w:val="24"/>
+        </w:rPr>
+        <w:t xml:space="preserve">,* і від сильця́ тих, що </w:t>
+      </w:r>
+      <w:r>
+        <w:rPr>
+          <w:rFonts w:ascii="Times New Roman" w:hAnsi="Times New Roman"/>
+          <w:sz w:val="24"/>
+        </w:rPr>
+        <w:t>тво́рять</w:t>
+      </w:r>
+      <w:r>
+        <w:rPr>
+          <w:rFonts w:ascii="Times New Roman" w:hAnsi="Times New Roman"/>
+          <w:sz w:val="24"/>
+        </w:rPr>
+        <w:t xml:space="preserve"> </w:t>
+      </w:r>
+      <w:r>
+        <w:rPr>
+          <w:rFonts w:ascii="Times New Roman" w:hAnsi="Times New Roman"/>
+          <w:sz w:val="24"/>
+        </w:rPr>
+        <w:t>беззако́ння</w:t>
+      </w:r>
+      <w:r>
+        <w:rPr>
+          <w:rFonts w:ascii="Times New Roman" w:hAnsi="Times New Roman"/>
+          <w:sz w:val="24"/>
+        </w:rPr>
+        <w:t>.</w:t>
+      </w:r>
+    </w:p>
+    <w:p>
+      <w:pPr>
+        <w:pStyle w:val="a"/>
+        <w:spacing w:after="120"/>
+      </w:pPr>
+      <w:r>
+        <w:rPr>
+          <w:rFonts w:ascii="Times New Roman" w:hAnsi="Times New Roman"/>
+          <w:sz w:val="24"/>
+        </w:rPr>
+        <w:t>Неха́й</w:t>
+      </w:r>
+      <w:r>
+        <w:rPr>
+          <w:rFonts w:ascii="Times New Roman" w:hAnsi="Times New Roman"/>
+          <w:sz w:val="24"/>
+        </w:rPr>
+        <w:t xml:space="preserve"> </w:t>
+      </w:r>
+      <w:r>
+        <w:rPr>
+          <w:rFonts w:ascii="Times New Roman" w:hAnsi="Times New Roman"/>
+          <w:sz w:val="24"/>
+        </w:rPr>
+        <w:t>грі́шники</w:t>
+      </w:r>
+      <w:r>
+        <w:rPr>
+          <w:rFonts w:ascii="Times New Roman" w:hAnsi="Times New Roman"/>
+          <w:sz w:val="24"/>
+        </w:rPr>
+        <w:t xml:space="preserve"> </w:t>
+      </w:r>
+      <w:r>
+        <w:rPr>
+          <w:rFonts w:ascii="Times New Roman" w:hAnsi="Times New Roman"/>
+          <w:sz w:val="24"/>
+        </w:rPr>
+        <w:t>впаду́ть</w:t>
+      </w:r>
+      <w:r>
+        <w:rPr>
+          <w:rFonts w:ascii="Times New Roman" w:hAnsi="Times New Roman"/>
+          <w:sz w:val="24"/>
+        </w:rPr>
+        <w:t xml:space="preserve"> у </w:t>
+      </w:r>
+      <w:r>
+        <w:rPr>
+          <w:rFonts w:ascii="Times New Roman" w:hAnsi="Times New Roman"/>
+          <w:sz w:val="24"/>
+        </w:rPr>
+        <w:t>вла́сні</w:t>
+      </w:r>
+      <w:r>
+        <w:rPr>
+          <w:rFonts w:ascii="Times New Roman" w:hAnsi="Times New Roman"/>
+          <w:sz w:val="24"/>
+        </w:rPr>
+        <w:t xml:space="preserve"> </w:t>
+      </w:r>
+      <w:r>
+        <w:rPr>
+          <w:rFonts w:ascii="Times New Roman" w:hAnsi="Times New Roman"/>
+          <w:sz w:val="24"/>
+        </w:rPr>
+        <w:t>сі́ті</w:t>
+      </w:r>
+      <w:r>
+        <w:rPr>
+          <w:rFonts w:ascii="Times New Roman" w:hAnsi="Times New Roman"/>
+          <w:sz w:val="24"/>
+        </w:rPr>
+        <w:t xml:space="preserve"> всі </w:t>
+      </w:r>
+      <w:r>
+        <w:rPr>
+          <w:rFonts w:ascii="Times New Roman" w:hAnsi="Times New Roman"/>
+          <w:sz w:val="24"/>
+        </w:rPr>
+        <w:t>ра́зом</w:t>
+      </w:r>
+      <w:r>
+        <w:rPr>
+          <w:rFonts w:ascii="Times New Roman" w:hAnsi="Times New Roman"/>
+          <w:sz w:val="24"/>
+        </w:rPr>
+        <w:t xml:space="preserve">,* а я пройду́ </w:t>
+      </w:r>
+      <w:r>
+        <w:rPr>
+          <w:rFonts w:ascii="Times New Roman" w:hAnsi="Times New Roman"/>
+          <w:sz w:val="24"/>
+        </w:rPr>
+        <w:t>безпе́чно</w:t>
+      </w:r>
+      <w:r>
+        <w:rPr>
+          <w:rFonts w:ascii="Times New Roman" w:hAnsi="Times New Roman"/>
+          <w:sz w:val="24"/>
+        </w:rPr>
+        <w:t>.</w:t>
+      </w:r>
+    </w:p>
+    <w:p>
+      <w:pPr>
+        <w:pStyle w:val="a"/>
+        <w:spacing w:after="120"/>
+      </w:pPr>
+      <w:r>
         <w:rPr>
           <w:rFonts w:ascii="Times New Roman" w:hAnsi="Times New Roman"/>
           <w:b/>
           <w:i/>
           <w:color w:val="FF0000"/>
           <w:sz w:val="24"/>
-          <w:szCs w:val="24"/>
-        </w:rPr>
-      </w:pPr>
-      <w:r>
-        <w:rPr>
-          <w:rFonts w:ascii="Times New Roman" w:hAnsi="Times New Roman"/>
-          <w:b/>
-          <w:i/>
-          <w:color w:val="FF0000"/>
-          <w:sz w:val="24"/>
-          <w:szCs w:val="24"/>
         </w:rPr>
         <w:t>Псалом 141</w:t>
       </w:r>
     </w:p>
     <w:p>
       <w:pPr>
-        <w:spacing w:after="120"/>
-        <w:jc w:val="both"/>
-        <w:rPr>
-          <w:rFonts w:ascii="Times New Roman" w:hAnsi="Times New Roman"/>
-          <w:sz w:val="24"/>
-          <w:szCs w:val="24"/>
-        </w:rPr>
-      </w:pPr>
-      <w:r>
-        <w:rPr>
-          <w:rFonts w:ascii="Times New Roman" w:hAnsi="Times New Roman"/>
-          <w:sz w:val="24"/>
-          <w:szCs w:val="24"/>
-        </w:rPr>
-        <w:t>Я голосом моїм до Господа взиваю,* я голосом моїм до Господа молюся.</w:t>
-      </w:r>
-    </w:p>
-    <w:p>
-      <w:pPr>
-        <w:spacing w:after="120"/>
-        <w:jc w:val="both"/>
-        <w:rPr>
-          <w:rFonts w:ascii="Times New Roman" w:hAnsi="Times New Roman"/>
-          <w:sz w:val="24"/>
-          <w:szCs w:val="24"/>
-        </w:rPr>
-      </w:pPr>
-      <w:r>
-        <w:rPr>
-          <w:rFonts w:ascii="Times New Roman" w:hAnsi="Times New Roman"/>
-          <w:sz w:val="24"/>
-          <w:szCs w:val="24"/>
-        </w:rPr>
-        <w:t xml:space="preserve">Скаргу мою перед ним виливаю,* мою скруту йому </w:t>
-      </w:r>
-      <w:r>
-        <w:rPr>
-          <w:rFonts w:ascii="Times New Roman" w:hAnsi="Times New Roman"/>
-          <w:sz w:val="24"/>
-          <w:szCs w:val="24"/>
-        </w:rPr>
-        <w:t>я виявляю.</w:t>
-      </w:r>
-    </w:p>
-    <w:p>
-      <w:pPr>
-        <w:spacing w:after="120"/>
-        <w:jc w:val="both"/>
-        <w:rPr>
-          <w:rFonts w:ascii="Times New Roman" w:hAnsi="Times New Roman"/>
-          <w:sz w:val="24"/>
-          <w:szCs w:val="24"/>
-        </w:rPr>
-      </w:pPr>
-      <w:r>
-        <w:rPr>
-          <w:rFonts w:ascii="Times New Roman" w:hAnsi="Times New Roman"/>
-          <w:sz w:val="24"/>
-          <w:szCs w:val="24"/>
-        </w:rPr>
-        <w:t>Коли тривожиться в мені дух мій, ти знаєш мою стежку.* На дорозі, де я ступаю, тайно розставили сильце на мене.</w:t>
-      </w:r>
-    </w:p>
-    <w:p>
-      <w:pPr>
-        <w:spacing w:after="120"/>
-        <w:jc w:val="both"/>
-        <w:rPr>
-          <w:rFonts w:ascii="Times New Roman" w:hAnsi="Times New Roman"/>
-          <w:sz w:val="24"/>
-          <w:szCs w:val="24"/>
-        </w:rPr>
-      </w:pPr>
-      <w:r>
-        <w:rPr>
-          <w:rFonts w:ascii="Times New Roman" w:hAnsi="Times New Roman"/>
-          <w:sz w:val="24"/>
-          <w:szCs w:val="24"/>
-        </w:rPr>
-        <w:t>Поглянь праворуч і подивися:* нема нікого, хто дбав би за мене.</w:t>
-      </w:r>
-    </w:p>
-    <w:p>
-      <w:pPr>
-        <w:spacing w:after="120"/>
-        <w:jc w:val="both"/>
-        <w:rPr>
-          <w:rFonts w:ascii="Times New Roman" w:hAnsi="Times New Roman"/>
-          <w:sz w:val="24"/>
-          <w:szCs w:val="24"/>
-        </w:rPr>
-      </w:pPr>
-      <w:r>
-        <w:rPr>
-          <w:rFonts w:ascii="Times New Roman" w:hAnsi="Times New Roman"/>
-          <w:sz w:val="24"/>
-          <w:szCs w:val="24"/>
-        </w:rPr>
-        <w:t>Нема куди мені втікати,* нема нікого, хто піклувався би мною.</w:t>
-      </w:r>
-    </w:p>
-    <w:p>
-      <w:pPr>
-        <w:spacing w:after="120"/>
-        <w:jc w:val="both"/>
-        <w:rPr>
-          <w:rFonts w:ascii="Times New Roman" w:hAnsi="Times New Roman"/>
-          <w:sz w:val="24"/>
-          <w:szCs w:val="24"/>
-        </w:rPr>
-      </w:pPr>
-      <w:r>
-        <w:rPr>
-          <w:rFonts w:ascii="Times New Roman" w:eastAsia="Gungsuh" w:hAnsi="Times New Roman"/>
-          <w:sz w:val="24"/>
-          <w:szCs w:val="24"/>
-        </w:rPr>
-        <w:t>До тебе</w:t>
-      </w:r>
-      <w:r>
-        <w:rPr>
-          <w:rFonts w:ascii="Times New Roman" w:eastAsia="Gungsuh" w:hAnsi="Times New Roman"/>
-          <w:sz w:val="24"/>
-          <w:szCs w:val="24"/>
-        </w:rPr>
-        <w:t>, Господи, взиваю й кажу:* Ти моє прибіжище, в землі живих ти − моя доля!</w:t>
-      </w:r>
-    </w:p>
-    <w:p>
-      <w:pPr>
-        <w:spacing w:after="120"/>
-        <w:jc w:val="both"/>
-        <w:rPr>
-          <w:rFonts w:ascii="Times New Roman" w:hAnsi="Times New Roman"/>
-          <w:sz w:val="24"/>
-          <w:szCs w:val="24"/>
-        </w:rPr>
-      </w:pPr>
-      <w:r>
-        <w:rPr>
-          <w:rFonts w:ascii="Times New Roman" w:hAnsi="Times New Roman"/>
-          <w:sz w:val="24"/>
-          <w:szCs w:val="24"/>
-        </w:rPr>
-        <w:t>Зверни увагу на моє благання,* бо я вельми нещасний.</w:t>
-      </w:r>
-    </w:p>
-    <w:p>
-      <w:pPr>
-        <w:spacing w:after="120"/>
-        <w:jc w:val="both"/>
-        <w:rPr>
-          <w:rFonts w:ascii="Times New Roman" w:hAnsi="Times New Roman"/>
-          <w:sz w:val="24"/>
-          <w:szCs w:val="24"/>
-        </w:rPr>
-      </w:pPr>
-      <w:r>
-        <w:rPr>
-          <w:rFonts w:ascii="Times New Roman" w:hAnsi="Times New Roman"/>
-          <w:sz w:val="24"/>
-          <w:szCs w:val="24"/>
-        </w:rPr>
-        <w:t>Спаси мене від гонителів моїх,* бо вони сильніші від мене.</w:t>
+        <w:pStyle w:val="a"/>
+        <w:spacing w:after="120"/>
+      </w:pPr>
+      <w:r>
+        <w:rPr>
+          <w:rFonts w:ascii="Times New Roman" w:hAnsi="Times New Roman"/>
+          <w:sz w:val="24"/>
+        </w:rPr>
+        <w:t xml:space="preserve">Я </w:t>
+      </w:r>
+      <w:r>
+        <w:rPr>
+          <w:rFonts w:ascii="Times New Roman" w:hAnsi="Times New Roman"/>
+          <w:sz w:val="24"/>
+        </w:rPr>
+        <w:t>го́лосом</w:t>
+      </w:r>
+      <w:r>
+        <w:rPr>
+          <w:rFonts w:ascii="Times New Roman" w:hAnsi="Times New Roman"/>
+          <w:sz w:val="24"/>
+        </w:rPr>
+        <w:t xml:space="preserve"> </w:t>
+      </w:r>
+      <w:r>
+        <w:rPr>
+          <w:rFonts w:ascii="Times New Roman" w:hAnsi="Times New Roman"/>
+          <w:sz w:val="24"/>
+        </w:rPr>
+        <w:t>мої́м</w:t>
+      </w:r>
+      <w:r>
+        <w:rPr>
+          <w:rFonts w:ascii="Times New Roman" w:hAnsi="Times New Roman"/>
+          <w:sz w:val="24"/>
+        </w:rPr>
+        <w:t xml:space="preserve"> до </w:t>
+      </w:r>
+      <w:r>
+        <w:rPr>
+          <w:rFonts w:ascii="Times New Roman" w:hAnsi="Times New Roman"/>
+          <w:sz w:val="24"/>
+        </w:rPr>
+        <w:t>Го́спода</w:t>
+      </w:r>
+      <w:r>
+        <w:rPr>
+          <w:rFonts w:ascii="Times New Roman" w:hAnsi="Times New Roman"/>
+          <w:sz w:val="24"/>
+        </w:rPr>
+        <w:t xml:space="preserve"> </w:t>
+      </w:r>
+      <w:r>
+        <w:rPr>
+          <w:rFonts w:ascii="Times New Roman" w:hAnsi="Times New Roman"/>
+          <w:sz w:val="24"/>
+        </w:rPr>
+        <w:t>взива́ю</w:t>
+      </w:r>
+      <w:r>
+        <w:rPr>
+          <w:rFonts w:ascii="Times New Roman" w:hAnsi="Times New Roman"/>
+          <w:sz w:val="24"/>
+        </w:rPr>
+        <w:t xml:space="preserve">,* я </w:t>
+      </w:r>
+      <w:r>
+        <w:rPr>
+          <w:rFonts w:ascii="Times New Roman" w:hAnsi="Times New Roman"/>
+          <w:sz w:val="24"/>
+        </w:rPr>
+        <w:t>го́лосом</w:t>
+      </w:r>
+      <w:r>
+        <w:rPr>
+          <w:rFonts w:ascii="Times New Roman" w:hAnsi="Times New Roman"/>
+          <w:sz w:val="24"/>
+        </w:rPr>
+        <w:t xml:space="preserve"> </w:t>
+      </w:r>
+      <w:r>
+        <w:rPr>
+          <w:rFonts w:ascii="Times New Roman" w:hAnsi="Times New Roman"/>
+          <w:sz w:val="24"/>
+        </w:rPr>
+        <w:t>мої́м</w:t>
+      </w:r>
+      <w:r>
+        <w:rPr>
+          <w:rFonts w:ascii="Times New Roman" w:hAnsi="Times New Roman"/>
+          <w:sz w:val="24"/>
+        </w:rPr>
+        <w:t xml:space="preserve"> до </w:t>
+      </w:r>
+      <w:r>
+        <w:rPr>
+          <w:rFonts w:ascii="Times New Roman" w:hAnsi="Times New Roman"/>
+          <w:sz w:val="24"/>
+        </w:rPr>
+        <w:t>Го́спода</w:t>
+      </w:r>
+      <w:r>
+        <w:rPr>
+          <w:rFonts w:ascii="Times New Roman" w:hAnsi="Times New Roman"/>
+          <w:sz w:val="24"/>
+        </w:rPr>
+        <w:t xml:space="preserve"> </w:t>
+      </w:r>
+      <w:r>
+        <w:rPr>
+          <w:rFonts w:ascii="Times New Roman" w:hAnsi="Times New Roman"/>
+          <w:sz w:val="24"/>
+        </w:rPr>
+        <w:t>молю́ся</w:t>
+      </w:r>
+      <w:r>
+        <w:rPr>
+          <w:rFonts w:ascii="Times New Roman" w:hAnsi="Times New Roman"/>
+          <w:sz w:val="24"/>
+        </w:rPr>
+        <w:t>.</w:t>
+      </w:r>
+    </w:p>
+    <w:p>
+      <w:pPr>
+        <w:pStyle w:val="a"/>
+        <w:spacing w:after="120"/>
+      </w:pPr>
+      <w:r>
+        <w:rPr>
+          <w:rFonts w:ascii="Times New Roman" w:hAnsi="Times New Roman"/>
+          <w:sz w:val="24"/>
+        </w:rPr>
+        <w:t>Ска́ргу</w:t>
+      </w:r>
+      <w:r>
+        <w:rPr>
+          <w:rFonts w:ascii="Times New Roman" w:hAnsi="Times New Roman"/>
+          <w:sz w:val="24"/>
+        </w:rPr>
+        <w:t xml:space="preserve"> мою́ </w:t>
+      </w:r>
+      <w:r>
+        <w:rPr>
+          <w:rFonts w:ascii="Times New Roman" w:hAnsi="Times New Roman"/>
+          <w:sz w:val="24"/>
+        </w:rPr>
+        <w:t>пе́ред</w:t>
+      </w:r>
+      <w:r>
+        <w:rPr>
+          <w:rFonts w:ascii="Times New Roman" w:hAnsi="Times New Roman"/>
+          <w:sz w:val="24"/>
+        </w:rPr>
+        <w:t xml:space="preserve"> Ним </w:t>
+      </w:r>
+      <w:r>
+        <w:rPr>
+          <w:rFonts w:ascii="Times New Roman" w:hAnsi="Times New Roman"/>
+          <w:sz w:val="24"/>
+        </w:rPr>
+        <w:t>вилива́ю</w:t>
+      </w:r>
+      <w:r>
+        <w:rPr>
+          <w:rFonts w:ascii="Times New Roman" w:hAnsi="Times New Roman"/>
+          <w:sz w:val="24"/>
+        </w:rPr>
+        <w:t xml:space="preserve">,* мою́ </w:t>
+      </w:r>
+      <w:r>
+        <w:rPr>
+          <w:rFonts w:ascii="Times New Roman" w:hAnsi="Times New Roman"/>
+          <w:sz w:val="24"/>
+        </w:rPr>
+        <w:t>скру́ту</w:t>
+      </w:r>
+      <w:r>
+        <w:rPr>
+          <w:rFonts w:ascii="Times New Roman" w:hAnsi="Times New Roman"/>
+          <w:sz w:val="24"/>
+        </w:rPr>
+        <w:t xml:space="preserve"> Йому́ я </w:t>
+      </w:r>
+      <w:r>
+        <w:rPr>
+          <w:rFonts w:ascii="Times New Roman" w:hAnsi="Times New Roman"/>
+          <w:sz w:val="24"/>
+        </w:rPr>
+        <w:t>виявля́ю</w:t>
+      </w:r>
+      <w:r>
+        <w:rPr>
+          <w:rFonts w:ascii="Times New Roman" w:hAnsi="Times New Roman"/>
+          <w:sz w:val="24"/>
+        </w:rPr>
+        <w:t>.</w:t>
+      </w:r>
+    </w:p>
+    <w:p>
+      <w:pPr>
+        <w:pStyle w:val="a"/>
+        <w:spacing w:after="120"/>
+      </w:pPr>
+      <w:r>
+        <w:rPr>
+          <w:rFonts w:ascii="Times New Roman" w:hAnsi="Times New Roman"/>
+          <w:sz w:val="24"/>
+        </w:rPr>
+        <w:t xml:space="preserve">Коли́ </w:t>
+      </w:r>
+      <w:r>
+        <w:rPr>
+          <w:rFonts w:ascii="Times New Roman" w:hAnsi="Times New Roman"/>
+          <w:sz w:val="24"/>
+        </w:rPr>
+        <w:t>триво́житься</w:t>
+      </w:r>
+      <w:r>
+        <w:rPr>
+          <w:rFonts w:ascii="Times New Roman" w:hAnsi="Times New Roman"/>
+          <w:sz w:val="24"/>
+        </w:rPr>
+        <w:t xml:space="preserve"> в мені́ дух мій, Ти </w:t>
+      </w:r>
+      <w:r>
+        <w:rPr>
+          <w:rFonts w:ascii="Times New Roman" w:hAnsi="Times New Roman"/>
+          <w:sz w:val="24"/>
+        </w:rPr>
+        <w:t>знає́ш</w:t>
+      </w:r>
+      <w:r>
+        <w:rPr>
+          <w:rFonts w:ascii="Times New Roman" w:hAnsi="Times New Roman"/>
+          <w:sz w:val="24"/>
+        </w:rPr>
+        <w:t xml:space="preserve"> мою́ сте́жку.* На </w:t>
+      </w:r>
+      <w:r>
+        <w:rPr>
+          <w:rFonts w:ascii="Times New Roman" w:hAnsi="Times New Roman"/>
+          <w:sz w:val="24"/>
+        </w:rPr>
+        <w:t>доро́зі</w:t>
+      </w:r>
+      <w:r>
+        <w:rPr>
+          <w:rFonts w:ascii="Times New Roman" w:hAnsi="Times New Roman"/>
+          <w:sz w:val="24"/>
+        </w:rPr>
+        <w:t xml:space="preserve">, де я </w:t>
+      </w:r>
+      <w:r>
+        <w:rPr>
+          <w:rFonts w:ascii="Times New Roman" w:hAnsi="Times New Roman"/>
+          <w:sz w:val="24"/>
+        </w:rPr>
+        <w:t>ступа́ю</w:t>
+      </w:r>
+      <w:r>
+        <w:rPr>
+          <w:rFonts w:ascii="Times New Roman" w:hAnsi="Times New Roman"/>
+          <w:sz w:val="24"/>
+        </w:rPr>
+        <w:t xml:space="preserve">, </w:t>
+      </w:r>
+      <w:r>
+        <w:rPr>
+          <w:rFonts w:ascii="Times New Roman" w:hAnsi="Times New Roman"/>
+          <w:sz w:val="24"/>
+        </w:rPr>
+        <w:t>та́йно</w:t>
+      </w:r>
+      <w:r>
+        <w:rPr>
+          <w:rFonts w:ascii="Times New Roman" w:hAnsi="Times New Roman"/>
+          <w:sz w:val="24"/>
+        </w:rPr>
+        <w:t xml:space="preserve"> </w:t>
+      </w:r>
+      <w:r>
+        <w:rPr>
+          <w:rFonts w:ascii="Times New Roman" w:hAnsi="Times New Roman"/>
+          <w:sz w:val="24"/>
+        </w:rPr>
+        <w:t>розста́вили</w:t>
+      </w:r>
+      <w:r>
+        <w:rPr>
+          <w:rFonts w:ascii="Times New Roman" w:hAnsi="Times New Roman"/>
+          <w:sz w:val="24"/>
+        </w:rPr>
+        <w:t xml:space="preserve"> сильце́ на </w:t>
+      </w:r>
+      <w:r>
+        <w:rPr>
+          <w:rFonts w:ascii="Times New Roman" w:hAnsi="Times New Roman"/>
+          <w:sz w:val="24"/>
+        </w:rPr>
+        <w:t>ме́не</w:t>
+      </w:r>
+      <w:r>
+        <w:rPr>
+          <w:rFonts w:ascii="Times New Roman" w:hAnsi="Times New Roman"/>
+          <w:sz w:val="24"/>
+        </w:rPr>
+        <w:t>.</w:t>
+      </w:r>
+    </w:p>
+    <w:p>
+      <w:pPr>
+        <w:pStyle w:val="a"/>
+        <w:spacing w:after="120"/>
+      </w:pPr>
+      <w:r>
+        <w:rPr>
+          <w:rFonts w:ascii="Times New Roman" w:hAnsi="Times New Roman"/>
+          <w:sz w:val="24"/>
+        </w:rPr>
+        <w:t>Погля́нь</w:t>
+      </w:r>
+      <w:r>
+        <w:rPr>
+          <w:rFonts w:ascii="Times New Roman" w:hAnsi="Times New Roman"/>
+          <w:sz w:val="24"/>
+        </w:rPr>
+        <w:t xml:space="preserve"> </w:t>
+      </w:r>
+      <w:r>
+        <w:rPr>
+          <w:rFonts w:ascii="Times New Roman" w:hAnsi="Times New Roman"/>
+          <w:sz w:val="24"/>
+        </w:rPr>
+        <w:t>право́руч</w:t>
+      </w:r>
+      <w:r>
+        <w:rPr>
+          <w:rFonts w:ascii="Times New Roman" w:hAnsi="Times New Roman"/>
+          <w:sz w:val="24"/>
+        </w:rPr>
+        <w:t xml:space="preserve"> і </w:t>
+      </w:r>
+      <w:r>
+        <w:rPr>
+          <w:rFonts w:ascii="Times New Roman" w:hAnsi="Times New Roman"/>
+          <w:sz w:val="24"/>
+        </w:rPr>
+        <w:t>подиви́ся</w:t>
+      </w:r>
+      <w:r>
+        <w:rPr>
+          <w:rFonts w:ascii="Times New Roman" w:hAnsi="Times New Roman"/>
+          <w:sz w:val="24"/>
+        </w:rPr>
+        <w:t xml:space="preserve">:* нема́ </w:t>
+      </w:r>
+      <w:r>
+        <w:rPr>
+          <w:rFonts w:ascii="Times New Roman" w:hAnsi="Times New Roman"/>
+          <w:sz w:val="24"/>
+        </w:rPr>
+        <w:t>ніко́го</w:t>
+      </w:r>
+      <w:r>
+        <w:rPr>
+          <w:rFonts w:ascii="Times New Roman" w:hAnsi="Times New Roman"/>
+          <w:sz w:val="24"/>
+        </w:rPr>
+        <w:t xml:space="preserve">, хто дбав би за </w:t>
+      </w:r>
+      <w:r>
+        <w:rPr>
+          <w:rFonts w:ascii="Times New Roman" w:hAnsi="Times New Roman"/>
+          <w:sz w:val="24"/>
+        </w:rPr>
+        <w:t>ме́не</w:t>
+      </w:r>
+      <w:r>
+        <w:rPr>
+          <w:rFonts w:ascii="Times New Roman" w:hAnsi="Times New Roman"/>
+          <w:sz w:val="24"/>
+        </w:rPr>
+        <w:t>.</w:t>
+      </w:r>
+    </w:p>
+    <w:p>
+      <w:pPr>
+        <w:pStyle w:val="a"/>
+        <w:spacing w:after="120"/>
+      </w:pPr>
+      <w:r>
+        <w:rPr>
+          <w:rFonts w:ascii="Times New Roman" w:hAnsi="Times New Roman"/>
+          <w:sz w:val="24"/>
+        </w:rPr>
+        <w:t xml:space="preserve">Нема́ куди́ мені́ </w:t>
+      </w:r>
+      <w:r>
+        <w:rPr>
+          <w:rFonts w:ascii="Times New Roman" w:hAnsi="Times New Roman"/>
+          <w:sz w:val="24"/>
+        </w:rPr>
+        <w:t>втіка́ти</w:t>
+      </w:r>
+      <w:r>
+        <w:rPr>
+          <w:rFonts w:ascii="Times New Roman" w:hAnsi="Times New Roman"/>
+          <w:sz w:val="24"/>
+        </w:rPr>
+        <w:t xml:space="preserve">,* нема́ </w:t>
+      </w:r>
+      <w:r>
+        <w:rPr>
+          <w:rFonts w:ascii="Times New Roman" w:hAnsi="Times New Roman"/>
+          <w:sz w:val="24"/>
+        </w:rPr>
+        <w:t>ніко́го</w:t>
+      </w:r>
+      <w:r>
+        <w:rPr>
+          <w:rFonts w:ascii="Times New Roman" w:hAnsi="Times New Roman"/>
+          <w:sz w:val="24"/>
+        </w:rPr>
+        <w:t xml:space="preserve">, хто </w:t>
+      </w:r>
+      <w:r>
+        <w:rPr>
+          <w:rFonts w:ascii="Times New Roman" w:hAnsi="Times New Roman"/>
+          <w:sz w:val="24"/>
+        </w:rPr>
+        <w:t>піклува́вся</w:t>
+      </w:r>
+      <w:r>
+        <w:rPr>
+          <w:rFonts w:ascii="Times New Roman" w:hAnsi="Times New Roman"/>
+          <w:sz w:val="24"/>
+        </w:rPr>
+        <w:t xml:space="preserve"> би </w:t>
+      </w:r>
+      <w:r>
+        <w:rPr>
+          <w:rFonts w:ascii="Times New Roman" w:hAnsi="Times New Roman"/>
+          <w:sz w:val="24"/>
+        </w:rPr>
+        <w:t>мно́ю</w:t>
+      </w:r>
+      <w:r>
+        <w:rPr>
+          <w:rFonts w:ascii="Times New Roman" w:hAnsi="Times New Roman"/>
+          <w:sz w:val="24"/>
+        </w:rPr>
+        <w:t>.</w:t>
+      </w:r>
+    </w:p>
+    <w:p>
+      <w:pPr>
+        <w:pStyle w:val="a"/>
+        <w:spacing w:after="120"/>
+      </w:pPr>
+      <w:r>
+        <w:rPr>
+          <w:rFonts w:ascii="Times New Roman" w:hAnsi="Times New Roman"/>
+          <w:sz w:val="24"/>
+        </w:rPr>
+        <w:t xml:space="preserve">До </w:t>
+      </w:r>
+      <w:r>
+        <w:rPr>
+          <w:rFonts w:ascii="Times New Roman" w:hAnsi="Times New Roman"/>
+          <w:sz w:val="24"/>
+        </w:rPr>
+        <w:t>Те́бе</w:t>
+      </w:r>
+      <w:r>
+        <w:rPr>
+          <w:rFonts w:ascii="Times New Roman" w:hAnsi="Times New Roman"/>
+          <w:sz w:val="24"/>
+        </w:rPr>
+        <w:t xml:space="preserve">, </w:t>
+      </w:r>
+      <w:r>
+        <w:rPr>
+          <w:rFonts w:ascii="Times New Roman" w:hAnsi="Times New Roman"/>
+          <w:sz w:val="24"/>
+        </w:rPr>
+        <w:t>Го́споди</w:t>
+      </w:r>
+      <w:r>
+        <w:rPr>
+          <w:rFonts w:ascii="Times New Roman" w:hAnsi="Times New Roman"/>
+          <w:sz w:val="24"/>
+        </w:rPr>
+        <w:t xml:space="preserve">, </w:t>
+      </w:r>
+      <w:r>
+        <w:rPr>
+          <w:rFonts w:ascii="Times New Roman" w:hAnsi="Times New Roman"/>
+          <w:sz w:val="24"/>
+        </w:rPr>
+        <w:t>взива́ю</w:t>
+      </w:r>
+      <w:r>
+        <w:rPr>
+          <w:rFonts w:ascii="Times New Roman" w:hAnsi="Times New Roman"/>
+          <w:sz w:val="24"/>
+        </w:rPr>
+        <w:t xml:space="preserve"> й кажу́:* Ти моє́ </w:t>
+      </w:r>
+      <w:r>
+        <w:rPr>
+          <w:rFonts w:ascii="Times New Roman" w:hAnsi="Times New Roman"/>
+          <w:sz w:val="24"/>
+        </w:rPr>
+        <w:t>прибі́жище</w:t>
+      </w:r>
+      <w:r>
+        <w:rPr>
+          <w:rFonts w:ascii="Times New Roman" w:hAnsi="Times New Roman"/>
+          <w:sz w:val="24"/>
+        </w:rPr>
+        <w:t xml:space="preserve">, в землі́ </w:t>
+      </w:r>
+      <w:r>
+        <w:rPr>
+          <w:rFonts w:ascii="Times New Roman" w:hAnsi="Times New Roman"/>
+          <w:sz w:val="24"/>
+        </w:rPr>
+        <w:t>живи́х</w:t>
+      </w:r>
+      <w:r>
+        <w:rPr>
+          <w:rFonts w:ascii="Times New Roman" w:hAnsi="Times New Roman"/>
+          <w:sz w:val="24"/>
+        </w:rPr>
+        <w:t xml:space="preserve"> Ти − моя́ </w:t>
+      </w:r>
+      <w:r>
+        <w:rPr>
+          <w:rFonts w:ascii="Times New Roman" w:hAnsi="Times New Roman"/>
+          <w:sz w:val="24"/>
+        </w:rPr>
+        <w:t>до́ля</w:t>
+      </w:r>
+      <w:r>
+        <w:rPr>
+          <w:rFonts w:ascii="Times New Roman" w:hAnsi="Times New Roman"/>
+          <w:sz w:val="24"/>
+        </w:rPr>
+        <w:t>!</w:t>
+      </w:r>
+    </w:p>
+    <w:p>
+      <w:pPr>
+        <w:pStyle w:val="a"/>
+        <w:spacing w:after="120"/>
+      </w:pPr>
+      <w:r>
+        <w:rPr>
+          <w:rFonts w:ascii="Times New Roman" w:hAnsi="Times New Roman"/>
+          <w:sz w:val="24"/>
+        </w:rPr>
+        <w:t xml:space="preserve">Зверни́ </w:t>
+      </w:r>
+      <w:r>
+        <w:rPr>
+          <w:rFonts w:ascii="Times New Roman" w:hAnsi="Times New Roman"/>
+          <w:sz w:val="24"/>
+        </w:rPr>
+        <w:t>ува́гу</w:t>
+      </w:r>
+      <w:r>
+        <w:rPr>
+          <w:rFonts w:ascii="Times New Roman" w:hAnsi="Times New Roman"/>
+          <w:sz w:val="24"/>
+        </w:rPr>
+        <w:t xml:space="preserve"> на моє́ </w:t>
+      </w:r>
+      <w:r>
+        <w:rPr>
+          <w:rFonts w:ascii="Times New Roman" w:hAnsi="Times New Roman"/>
+          <w:sz w:val="24"/>
+        </w:rPr>
+        <w:t>блага́ння</w:t>
+      </w:r>
+      <w:r>
+        <w:rPr>
+          <w:rFonts w:ascii="Times New Roman" w:hAnsi="Times New Roman"/>
+          <w:sz w:val="24"/>
+        </w:rPr>
+        <w:t xml:space="preserve">,* бо я </w:t>
+      </w:r>
+      <w:r>
+        <w:rPr>
+          <w:rFonts w:ascii="Times New Roman" w:hAnsi="Times New Roman"/>
+          <w:sz w:val="24"/>
+        </w:rPr>
+        <w:t>ве́льми</w:t>
+      </w:r>
+      <w:r>
+        <w:rPr>
+          <w:rFonts w:ascii="Times New Roman" w:hAnsi="Times New Roman"/>
+          <w:sz w:val="24"/>
+        </w:rPr>
+        <w:t xml:space="preserve"> </w:t>
+      </w:r>
+      <w:r>
+        <w:rPr>
+          <w:rFonts w:ascii="Times New Roman" w:hAnsi="Times New Roman"/>
+          <w:sz w:val="24"/>
+        </w:rPr>
+        <w:t>неща́сний</w:t>
+      </w:r>
+      <w:r>
+        <w:rPr>
+          <w:rFonts w:ascii="Times New Roman" w:hAnsi="Times New Roman"/>
+          <w:sz w:val="24"/>
+        </w:rPr>
+        <w:t>.</w:t>
+      </w:r>
+    </w:p>
+    <w:p>
+      <w:pPr>
+        <w:pStyle w:val="a"/>
+        <w:spacing w:after="120"/>
+      </w:pPr>
+      <w:r>
+        <w:rPr>
+          <w:rFonts w:ascii="Times New Roman" w:hAnsi="Times New Roman"/>
+          <w:sz w:val="24"/>
+        </w:rPr>
+        <w:t xml:space="preserve">Спаси́ мене́ від </w:t>
+      </w:r>
+      <w:r>
+        <w:rPr>
+          <w:rFonts w:ascii="Times New Roman" w:hAnsi="Times New Roman"/>
+          <w:sz w:val="24"/>
+        </w:rPr>
+        <w:t>гони́телів</w:t>
+      </w:r>
+      <w:r>
+        <w:rPr>
+          <w:rFonts w:ascii="Times New Roman" w:hAnsi="Times New Roman"/>
+          <w:sz w:val="24"/>
+        </w:rPr>
+        <w:t xml:space="preserve"> </w:t>
+      </w:r>
+      <w:r>
+        <w:rPr>
+          <w:rFonts w:ascii="Times New Roman" w:hAnsi="Times New Roman"/>
+          <w:sz w:val="24"/>
+        </w:rPr>
+        <w:t>мої́х</w:t>
+      </w:r>
+      <w:r>
+        <w:rPr>
+          <w:rFonts w:ascii="Times New Roman" w:hAnsi="Times New Roman"/>
+          <w:sz w:val="24"/>
+        </w:rPr>
+        <w:t xml:space="preserve">,* бо вони́ </w:t>
+      </w:r>
+      <w:r>
+        <w:rPr>
+          <w:rFonts w:ascii="Times New Roman" w:hAnsi="Times New Roman"/>
+          <w:sz w:val="24"/>
+        </w:rPr>
+        <w:t>сильні́ші</w:t>
+      </w:r>
+      <w:r>
+        <w:rPr>
+          <w:rFonts w:ascii="Times New Roman" w:hAnsi="Times New Roman"/>
+          <w:sz w:val="24"/>
+        </w:rPr>
+        <w:t xml:space="preserve"> від </w:t>
+      </w:r>
+      <w:r>
+        <w:rPr>
+          <w:rFonts w:ascii="Times New Roman" w:hAnsi="Times New Roman"/>
+          <w:sz w:val="24"/>
+        </w:rPr>
+        <w:t>ме́не</w:t>
+      </w:r>
+      <w:r>
+        <w:rPr>
+          <w:rFonts w:ascii="Times New Roman" w:hAnsi="Times New Roman"/>
+          <w:sz w:val="24"/>
+        </w:rPr>
+        <w:t>.</w:t>
       </w:r>
     </w:p>
     <w:p>
@@ -9082,7 +10519,6 @@
           <w:i/>
           <w:color w:val="FF4400"/>
           <w:sz w:val="24"/>
-          <w:szCs w:val="24"/>
         </w:rPr>
         <w:t>Священик:</w:t>
       </w:r>
@@ -9090,7 +10526,6 @@
         <w:rPr>
           <w:rFonts w:ascii="Times New Roman" w:hAnsi="Times New Roman"/>
           <w:sz w:val="24"/>
-          <w:szCs w:val="24"/>
         </w:rPr>
         <w:t xml:space="preserve"> Мир всім.</w:t>
       </w:r>
@@ -9138,84 +10573,178 @@
     </w:p>
     <w:p>
       <w:pPr>
-        <w:spacing w:after="120"/>
-        <w:jc w:val="center"/>
-        <w:rPr>
-          <w:rFonts w:ascii="Times New Roman" w:hAnsi="Times New Roman"/>
-          <w:i/>
-          <w:color w:val="FF0000"/>
-          <w:sz w:val="24"/>
-          <w:szCs w:val="24"/>
-        </w:rPr>
-      </w:pPr>
-      <w:r>
-        <w:rPr>
-          <w:rFonts w:ascii="Times New Roman" w:hAnsi="Times New Roman"/>
-          <w:i/>
-          <w:color w:val="FF0000"/>
-          <w:sz w:val="24"/>
-          <w:szCs w:val="24"/>
-        </w:rPr>
-        <w:t>Псалом 4 (г. 4):</w:t>
-      </w:r>
-    </w:p>
-    <w:p>
-      <w:pPr>
-        <w:spacing w:after="120"/>
-        <w:jc w:val="both"/>
-        <w:rPr>
-          <w:rFonts w:ascii="Times New Roman" w:hAnsi="Times New Roman"/>
-          <w:sz w:val="24"/>
-          <w:szCs w:val="24"/>
-        </w:rPr>
-      </w:pPr>
-      <w:r>
-        <w:rPr>
-          <w:rFonts w:ascii="Times New Roman" w:hAnsi="Times New Roman"/>
-          <w:sz w:val="24"/>
-          <w:szCs w:val="24"/>
-        </w:rPr>
-        <w:t>Господь почує мене,* коли я візву до нього.</w:t>
-      </w:r>
-    </w:p>
-    <w:p>
-      <w:pPr>
-        <w:spacing w:after="120"/>
-        <w:jc w:val="both"/>
-        <w:rPr>
-          <w:rFonts w:ascii="Times New Roman" w:hAnsi="Times New Roman"/>
-          <w:sz w:val="24"/>
-          <w:szCs w:val="24"/>
+        <w:pStyle w:val="a"/>
+        <w:spacing w:after="120"/>
+      </w:pPr>
+      <w:r>
+        <w:rPr>
+          <w:rFonts w:ascii="Times New Roman" w:hAnsi="Times New Roman"/>
+          <w:i/>
+          <w:color w:val="FF0000"/>
+          <w:sz w:val="24"/>
+        </w:rPr>
+        <w:t xml:space="preserve">(г. 4): </w:t>
+      </w:r>
+      <w:r>
+        <w:rPr>
+          <w:rFonts w:ascii="Times New Roman" w:hAnsi="Times New Roman"/>
+          <w:b/>
+          <w:sz w:val="24"/>
+        </w:rPr>
+        <w:t>Госпо́дь</w:t>
+      </w:r>
+      <w:r>
+        <w:rPr>
+          <w:rFonts w:ascii="Times New Roman" w:hAnsi="Times New Roman"/>
+          <w:b/>
+          <w:sz w:val="24"/>
+        </w:rPr>
+        <w:t xml:space="preserve"> </w:t>
+      </w:r>
+      <w:r>
+        <w:rPr>
+          <w:rFonts w:ascii="Times New Roman" w:hAnsi="Times New Roman"/>
+          <w:b/>
+          <w:sz w:val="24"/>
+        </w:rPr>
+        <w:t>почу́є</w:t>
+      </w:r>
+      <w:r>
+        <w:rPr>
+          <w:rFonts w:ascii="Times New Roman" w:hAnsi="Times New Roman"/>
+          <w:b/>
+          <w:sz w:val="24"/>
+        </w:rPr>
+        <w:t xml:space="preserve"> мене́,* коли́ я </w:t>
+      </w:r>
+      <w:r>
+        <w:rPr>
+          <w:rFonts w:ascii="Times New Roman" w:hAnsi="Times New Roman"/>
+          <w:b/>
+          <w:sz w:val="24"/>
+        </w:rPr>
+        <w:t>візву</w:t>
+      </w:r>
+      <w:r>
+        <w:rPr>
+          <w:rFonts w:ascii="Times New Roman" w:hAnsi="Times New Roman"/>
+          <w:b/>
+          <w:sz w:val="24"/>
+        </w:rPr>
+        <w:t xml:space="preserve">́ до </w:t>
+      </w:r>
+      <w:r>
+        <w:rPr>
+          <w:rFonts w:ascii="Times New Roman" w:hAnsi="Times New Roman"/>
+          <w:b/>
+          <w:sz w:val="24"/>
+        </w:rPr>
+        <w:t>Ньо́го</w:t>
+      </w:r>
+      <w:r>
+        <w:rPr>
+          <w:rFonts w:ascii="Times New Roman" w:hAnsi="Times New Roman"/>
+          <w:i/>
+          <w:color w:val="FF0000"/>
+          <w:sz w:val="24"/>
+        </w:rPr>
+        <w:t xml:space="preserve"> (Пс. 4,4).</w:t>
+      </w:r>
+    </w:p>
+    <w:p>
+      <w:pPr>
+        <w:pStyle w:val="a"/>
+        <w:spacing w:after="120"/>
+      </w:pPr>
+      <w:r>
+        <w:rPr>
+          <w:rFonts w:ascii="Times New Roman" w:hAnsi="Times New Roman"/>
+          <w:i/>
+          <w:color w:val="FF0000"/>
+          <w:sz w:val="24"/>
+        </w:rPr>
+        <w:t xml:space="preserve">Стих: </w:t>
+      </w:r>
+      <w:r>
+        <w:rPr>
+          <w:rFonts w:ascii="Times New Roman" w:hAnsi="Times New Roman"/>
+          <w:sz w:val="24"/>
           <w:u w:val="single"/>
         </w:rPr>
-      </w:pPr>
-      <w:r>
-        <w:rPr>
-          <w:rFonts w:ascii="Times New Roman" w:hAnsi="Times New Roman"/>
-          <w:i/>
-          <w:color w:val="FF0000"/>
-          <w:sz w:val="24"/>
-          <w:szCs w:val="24"/>
-        </w:rPr>
-        <w:t>Стих:</w:t>
-      </w:r>
-      <w:r>
-        <w:rPr>
-          <w:rFonts w:ascii="Times New Roman" w:hAnsi="Times New Roman"/>
-          <w:i/>
-          <w:sz w:val="24"/>
-          <w:szCs w:val="24"/>
-        </w:rPr>
-        <w:t xml:space="preserve">  </w:t>
-      </w:r>
-      <w:r>
-        <w:rPr>
-          <w:rFonts w:ascii="Times New Roman" w:hAnsi="Times New Roman"/>
-          <w:sz w:val="24"/>
-          <w:szCs w:val="24"/>
+        <w:t>Ви́слухай</w:t>
+      </w:r>
+      <w:r>
+        <w:rPr>
+          <w:rFonts w:ascii="Times New Roman" w:hAnsi="Times New Roman"/>
+          <w:sz w:val="24"/>
           <w:u w:val="single"/>
         </w:rPr>
-        <w:t>Вислухай мене, коли буду взивати, мій Боже справедливий.</w:t>
+        <w:t xml:space="preserve"> мене́, коли́ </w:t>
+      </w:r>
+      <w:r>
+        <w:rPr>
+          <w:rFonts w:ascii="Times New Roman" w:hAnsi="Times New Roman"/>
+          <w:sz w:val="24"/>
+          <w:u w:val="single"/>
+        </w:rPr>
+        <w:t>бу́ду</w:t>
+      </w:r>
+      <w:r>
+        <w:rPr>
+          <w:rFonts w:ascii="Times New Roman" w:hAnsi="Times New Roman"/>
+          <w:sz w:val="24"/>
+          <w:u w:val="single"/>
+        </w:rPr>
+        <w:t xml:space="preserve"> </w:t>
+      </w:r>
+      <w:r>
+        <w:rPr>
+          <w:rFonts w:ascii="Times New Roman" w:hAnsi="Times New Roman"/>
+          <w:sz w:val="24"/>
+          <w:u w:val="single"/>
+        </w:rPr>
+        <w:t>взива́ти</w:t>
+      </w:r>
+      <w:r>
+        <w:rPr>
+          <w:rFonts w:ascii="Times New Roman" w:hAnsi="Times New Roman"/>
+          <w:sz w:val="24"/>
+          <w:u w:val="single"/>
+        </w:rPr>
+        <w:t xml:space="preserve">, мій </w:t>
+      </w:r>
+      <w:r>
+        <w:rPr>
+          <w:rFonts w:ascii="Times New Roman" w:hAnsi="Times New Roman"/>
+          <w:sz w:val="24"/>
+          <w:u w:val="single"/>
+        </w:rPr>
+        <w:t>Бо́же</w:t>
+      </w:r>
+      <w:r>
+        <w:rPr>
+          <w:rFonts w:ascii="Times New Roman" w:hAnsi="Times New Roman"/>
+          <w:sz w:val="24"/>
+          <w:u w:val="single"/>
+        </w:rPr>
+        <w:t xml:space="preserve"> </w:t>
+      </w:r>
+      <w:r>
+        <w:rPr>
+          <w:rFonts w:ascii="Times New Roman" w:hAnsi="Times New Roman"/>
+          <w:sz w:val="24"/>
+          <w:u w:val="single"/>
+        </w:rPr>
+        <w:t>справедли́вий</w:t>
+      </w:r>
+      <w:r>
+        <w:rPr>
+          <w:rFonts w:ascii="Times New Roman" w:hAnsi="Times New Roman"/>
+          <w:i/>
+          <w:color w:val="FF0000"/>
+          <w:sz w:val="24"/>
+        </w:rPr>
+        <w:t xml:space="preserve"> (Пс. 4,1).</w:t>
       </w:r>
     </w:p>
     <w:p>
@@ -10552,84 +12081,71 @@
           <w:i/>
           <w:color w:val="FF4400"/>
           <w:sz w:val="24"/>
-          <w:szCs w:val="24"/>
-        </w:rPr>
-        <w:t>Св</w:t>
-      </w:r>
+        </w:rPr>
+        <w:t>Священик:</w:t>
+      </w:r>
+      <w:r>
+        <w:rPr>
+          <w:rFonts w:ascii="Times New Roman" w:hAnsi="Times New Roman"/>
+          <w:sz w:val="24"/>
+        </w:rPr>
+        <w:t xml:space="preserve"> Бо Ти – Бог милости, ласк і людинолюбности, і Тобі славу віддаємо, Отцю, і Сину, і Святому Духові, нині, і повсякчас, і на віки віків.</w:t>
+      </w:r>
+    </w:p>
+    <w:p>
+      <w:pPr>
+        <w:spacing w:after="120"/>
+        <w:jc w:val="both"/>
+        <w:rPr>
+          <w:rFonts w:ascii="Times New Roman" w:hAnsi="Times New Roman"/>
+          <w:sz w:val="24"/>
+          <w:szCs w:val="24"/>
+        </w:rPr>
+      </w:pPr>
+      <w:r>
+        <w:rPr>
+          <w:rFonts w:ascii="Times New Roman" w:hAnsi="Times New Roman"/>
+          <w:i/>
+          <w:color w:val="FF0000"/>
+          <w:sz w:val="24"/>
+          <w:szCs w:val="24"/>
+        </w:rPr>
+        <w:t>Вірні:</w:t>
+      </w:r>
+      <w:r>
+        <w:rPr>
+          <w:rFonts w:ascii="Times New Roman" w:hAnsi="Times New Roman"/>
+          <w:color w:val="FF0000"/>
+          <w:sz w:val="24"/>
+          <w:szCs w:val="24"/>
+        </w:rPr>
+        <w:t xml:space="preserve"> </w:t>
+      </w:r>
+      <w:r>
+        <w:rPr>
+          <w:rFonts w:ascii="Times New Roman" w:hAnsi="Times New Roman"/>
+          <w:sz w:val="24"/>
+          <w:szCs w:val="24"/>
+        </w:rPr>
+        <w:t>Амінь.</w:t>
+      </w:r>
+    </w:p>
+    <w:p>
+      <w:pPr>
+        <w:spacing w:after="120"/>
+        <w:jc w:val="both"/>
+        <w:rPr>
+          <w:rFonts w:ascii="Times New Roman" w:hAnsi="Times New Roman"/>
+          <w:sz w:val="24"/>
+          <w:szCs w:val="24"/>
+        </w:rPr>
+      </w:pPr>
       <w:r>
         <w:rPr>
           <w:rFonts w:ascii="Times New Roman" w:hAnsi="Times New Roman"/>
           <w:i/>
           <w:color w:val="FF4400"/>
           <w:sz w:val="24"/>
-          <w:szCs w:val="24"/>
-        </w:rPr>
-        <w:t>ященик:</w:t>
-      </w:r>
-      <w:r>
-        <w:rPr>
-          <w:rFonts w:ascii="Times New Roman" w:hAnsi="Times New Roman"/>
-          <w:sz w:val="24"/>
-          <w:szCs w:val="24"/>
-        </w:rPr>
-        <w:t xml:space="preserve"> Бо Ти – Бог милости, ласк і людинолюбности, і Тобі славу віддаємо, Отцю, і Сину, і Святому Духові, нині, і повсякчас, і на віки віків.</w:t>
-      </w:r>
-    </w:p>
-    <w:p>
-      <w:pPr>
-        <w:spacing w:after="120"/>
-        <w:jc w:val="both"/>
-        <w:rPr>
-          <w:rFonts w:ascii="Times New Roman" w:hAnsi="Times New Roman"/>
-          <w:sz w:val="24"/>
-          <w:szCs w:val="24"/>
-        </w:rPr>
-      </w:pPr>
-      <w:r>
-        <w:rPr>
-          <w:rFonts w:ascii="Times New Roman" w:hAnsi="Times New Roman"/>
-          <w:i/>
-          <w:color w:val="FF0000"/>
-          <w:sz w:val="24"/>
-          <w:szCs w:val="24"/>
-        </w:rPr>
-        <w:t>Вірні:</w:t>
-      </w:r>
-      <w:r>
-        <w:rPr>
-          <w:rFonts w:ascii="Times New Roman" w:hAnsi="Times New Roman"/>
-          <w:color w:val="FF0000"/>
-          <w:sz w:val="24"/>
-          <w:szCs w:val="24"/>
-        </w:rPr>
-        <w:t xml:space="preserve"> </w:t>
-      </w:r>
-      <w:r>
-        <w:rPr>
-          <w:rFonts w:ascii="Times New Roman" w:hAnsi="Times New Roman"/>
-          <w:sz w:val="24"/>
-          <w:szCs w:val="24"/>
-        </w:rPr>
-        <w:t>Амінь.</w:t>
-      </w:r>
-    </w:p>
-    <w:p>
-      <w:pPr>
-        <w:spacing w:after="120"/>
-        <w:jc w:val="both"/>
-        <w:rPr>
-          <w:rFonts w:ascii="Times New Roman" w:hAnsi="Times New Roman"/>
-          <w:sz w:val="24"/>
-          <w:szCs w:val="24"/>
-        </w:rPr>
-      </w:pPr>
-      <w:r>
-        <w:rPr>
-          <w:rFonts w:ascii="Times New Roman" w:hAnsi="Times New Roman"/>
-          <w:i/>
-          <w:color w:val="FF4400"/>
-          <w:sz w:val="24"/>
-          <w:szCs w:val="24"/>
         </w:rPr>
         <w:t>Священик:</w:t>
       </w:r>
@@ -10637,7 +12153,6 @@
         <w:rPr>
           <w:rFonts w:ascii="Times New Roman" w:hAnsi="Times New Roman"/>
           <w:sz w:val="24"/>
-          <w:szCs w:val="24"/>
         </w:rPr>
         <w:t xml:space="preserve"> Мир всім.</w:t>
       </w:r>
@@ -11423,56 +12938,35 @@
     </w:p>
     <w:p>
       <w:pPr>
-        <w:spacing w:after="120"/>
-        <w:jc w:val="both"/>
-        <w:rPr>
-          <w:rFonts w:ascii="Times New Roman" w:hAnsi="Times New Roman"/>
-          <w:sz w:val="24"/>
-          <w:szCs w:val="24"/>
-        </w:rPr>
-      </w:pPr>
-      <w:r>
-        <w:rPr>
-          <w:rFonts w:ascii="Times New Roman" w:hAnsi="Times New Roman"/>
-          <w:sz w:val="24"/>
-          <w:szCs w:val="24"/>
-        </w:rPr>
-        <w:t>Святий Боже, святий Кріпкий, святий Безсмертний,</w:t>
-      </w:r>
-      <w:r>
-        <w:rPr>
-          <w:rFonts w:ascii="Times New Roman" w:hAnsi="Times New Roman"/>
-          <w:sz w:val="24"/>
-          <w:szCs w:val="24"/>
-        </w:rPr>
-        <w:t xml:space="preserve"> помилуй нас </w:t>
-      </w:r>
-      <w:r>
-        <w:rPr>
-          <w:rFonts w:ascii="Times New Roman" w:hAnsi="Times New Roman"/>
-          <w:i/>
-          <w:color w:val="FF0000"/>
-          <w:sz w:val="24"/>
-          <w:szCs w:val="24"/>
-        </w:rPr>
-        <w:t>(3 р.)</w:t>
-      </w:r>
-    </w:p>
-    <w:p>
-      <w:pPr>
-        <w:spacing w:after="120"/>
-        <w:jc w:val="both"/>
-        <w:rPr>
-          <w:rFonts w:ascii="Times New Roman" w:hAnsi="Times New Roman"/>
-          <w:sz w:val="24"/>
-          <w:szCs w:val="24"/>
-        </w:rPr>
-      </w:pPr>
-      <w:r>
-        <w:rPr>
-          <w:rFonts w:ascii="Times New Roman" w:hAnsi="Times New Roman"/>
-          <w:sz w:val="24"/>
-          <w:szCs w:val="24"/>
+        <w:pStyle w:val="a"/>
+        <w:spacing w:after="120"/>
+      </w:pPr>
+      <w:r>
+        <w:rPr>
+          <w:rFonts w:ascii="Times New Roman" w:hAnsi="Times New Roman"/>
+          <w:sz w:val="24"/>
+        </w:rPr>
+        <w:t xml:space="preserve">Святий Боже, святий Кріпкий, святий Безсмертний, помилуй нас. </w:t>
+      </w:r>
+      <w:r>
+        <w:rPr>
+          <w:rFonts w:ascii="Times New Roman" w:hAnsi="Times New Roman"/>
+          <w:i/>
+          <w:color w:val="FF0000"/>
+          <w:sz w:val="24"/>
+        </w:rPr>
+        <w:t>(3 р.)</w:t>
+      </w:r>
+    </w:p>
+    <w:p>
+      <w:pPr>
+        <w:pStyle w:val="a"/>
+        <w:spacing w:after="120"/>
+      </w:pPr>
+      <w:r>
+        <w:rPr>
+          <w:rFonts w:ascii="Times New Roman" w:hAnsi="Times New Roman"/>
+          <w:sz w:val="24"/>
         </w:rPr>
         <w:t>Слава Отцю, і Сину, і Святому Духові,* і нині і повсякчас, і на віки віків. Амінь.</w:t>
       </w:r>
@@ -11498,31 +12992,38 @@
     </w:p>
     <w:p>
       <w:pPr>
-        <w:spacing w:after="120"/>
-        <w:jc w:val="both"/>
-        <w:rPr>
-          <w:rFonts w:ascii="Times New Roman" w:hAnsi="Times New Roman"/>
-          <w:sz w:val="24"/>
-          <w:szCs w:val="24"/>
-        </w:rPr>
-      </w:pPr>
-      <w:r>
-        <w:rPr>
-          <w:rFonts w:ascii="Times New Roman" w:hAnsi="Times New Roman"/>
-          <w:sz w:val="24"/>
-          <w:szCs w:val="24"/>
-        </w:rPr>
-        <w:t xml:space="preserve">Господи, помилуй </w:t>
-      </w:r>
-      <w:r>
-        <w:rPr>
-          <w:rFonts w:ascii="Times New Roman" w:hAnsi="Times New Roman"/>
-          <w:i/>
-          <w:color w:val="FF0000"/>
-          <w:sz w:val="24"/>
-          <w:szCs w:val="24"/>
-        </w:rPr>
-        <w:t>(3 р.)</w:t>
+        <w:pStyle w:val="a"/>
+        <w:spacing w:after="120"/>
+      </w:pPr>
+      <w:r>
+        <w:rPr>
+          <w:rFonts w:ascii="Times New Roman" w:hAnsi="Times New Roman"/>
+          <w:sz w:val="24"/>
+        </w:rPr>
+        <w:t>Господи, помилуй</w:t>
+      </w:r>
+      <w:r>
+        <w:rPr>
+          <w:rFonts w:ascii="Times New Roman" w:hAnsi="Times New Roman"/>
+          <w:sz w:val="24"/>
+        </w:rPr>
+        <w:t>.</w:t>
+      </w:r>
+      <w:r>
+        <w:rPr>
+          <w:rFonts w:ascii="Times New Roman" w:hAnsi="Times New Roman"/>
+          <w:sz w:val="24"/>
+        </w:rPr>
+        <w:t xml:space="preserve"> </w:t>
+      </w:r>
+      <w:r>
+        <w:rPr>
+          <w:rFonts w:ascii="Times New Roman" w:hAnsi="Times New Roman"/>
+          <w:i/>
+          <w:color w:val="FF0000"/>
+          <w:sz w:val="24"/>
+        </w:rPr>
+        <w:t>(3 р.)</w:t>
       </w:r>
     </w:p>
     <w:p>
@@ -12272,7 +13773,6 @@
           <w:i/>
           <w:color w:val="FF4400"/>
           <w:sz w:val="24"/>
-          <w:szCs w:val="24"/>
         </w:rPr>
         <w:t>Священик:</w:t>
       </w:r>
@@ -12280,7 +13780,6 @@
         <w:rPr>
           <w:rFonts w:ascii="Times New Roman" w:hAnsi="Times New Roman"/>
           <w:sz w:val="24"/>
-          <w:szCs w:val="24"/>
         </w:rPr>
         <w:t xml:space="preserve"> Слава тобі, Христе Боже, надіє наша, слава тобі!</w:t>
       </w:r>
@@ -12330,7 +13829,7 @@
           <w:sz w:val="24"/>
           <w:szCs w:val="24"/>
         </w:rPr>
-        <w:t>(3 р.)</w:t>
+        <w:t>(3 р.)</w:t>
       </w:r>
       <w:r>
         <w:rPr>
@@ -12351,18 +13850,12 @@
       </w:r>
     </w:p>
     <w:p>
-      <w:pPr>
-        <w:rPr>
-          <w:rFonts w:ascii="Times New Roman" w:hAnsi="Times New Roman"/>
-        </w:rPr>
-      </w:pPr>
       <w:r>
         <w:rPr>
           <w:rFonts w:ascii="Times New Roman" w:hAnsi="Times New Roman"/>
           <w:i/>
           <w:color w:val="FF4400"/>
           <w:sz w:val="24"/>
-          <w:szCs w:val="24"/>
         </w:rPr>
         <w:t>Священик:</w:t>
       </w:r>
@@ -12370,17 +13863,8 @@
         <w:rPr>
           <w:rFonts w:ascii="Times New Roman" w:hAnsi="Times New Roman"/>
           <w:sz w:val="24"/>
-          <w:szCs w:val="24"/>
-        </w:rPr>
-        <w:t xml:space="preserve"> Христос, істинний Бог наш - молитвами пречистої Своєї Матері, чесного і славного пророка, предтечі і хрестителя Івана, святих сл</w:t>
-      </w:r>
-      <w:r>
-        <w:rPr>
-          <w:rFonts w:ascii="Times New Roman" w:hAnsi="Times New Roman"/>
-          <w:sz w:val="24"/>
-          <w:szCs w:val="24"/>
-        </w:rPr>
-        <w:t xml:space="preserve">авних і всехвальних апостолів, святого, </w:t>
+        </w:rPr>
+        <w:t xml:space="preserve"> Христос, істинний Бог наш - молитвами пречистої Своєї Матері, чесного і славного пророка, предтечі і хрестителя Івана, святих славних і всехвальних апостолів, святого, </w:t>
       </w:r>
       <w:r>
         <w:rPr>
@@ -12388,7 +13872,6 @@
           <w:i/>
           <w:color w:val="FF4400"/>
           <w:sz w:val="24"/>
-          <w:szCs w:val="24"/>
         </w:rPr>
         <w:t>якого є храм</w:t>
       </w:r>
@@ -12396,9 +13879,8 @@
         <w:rPr>
           <w:rFonts w:ascii="Times New Roman" w:hAnsi="Times New Roman"/>
           <w:sz w:val="24"/>
-          <w:szCs w:val="24"/>
-        </w:rPr>
-        <w:t>, преподобного отця нашого Пімена, і всіх святих - помилує і спасе нас як благий і людинолюбний.</w:t>
+        </w:rPr>
+        <w:t>, преподобного отця нашого Пімена, блаженних преподобномучениць Лаврентії і Олімпії, і всіх святих - помилує і спасе нас як благий і людинолюбний.</w:t>
       </w:r>
     </w:p>
     <w:p>
@@ -12582,7 +14064,6 @@
           <w:i/>
           <w:color w:val="FF4400"/>
           <w:sz w:val="24"/>
-          <w:szCs w:val="24"/>
         </w:rPr>
         <w:t>Священик:</w:t>
       </w:r>
@@ -12590,7 +14071,6 @@
         <w:rPr>
           <w:rFonts w:ascii="Times New Roman" w:hAnsi="Times New Roman"/>
           <w:sz w:val="24"/>
-          <w:szCs w:val="24"/>
         </w:rPr>
         <w:t xml:space="preserve"> Слава святій, одноістотній, животворящій і нероздільній Тройці, завжди, нині і повсякчас, і на віки віків.</w:t>
       </w:r>
@@ -12659,7 +14139,7 @@
           <w:sz w:val="24"/>
           <w:szCs w:val="24"/>
         </w:rPr>
-        <w:t>(3 р.)</w:t>
+        <w:t>(3 р.)</w:t>
       </w:r>
     </w:p>
     <w:p>
@@ -12690,7 +14170,7 @@
           <w:sz w:val="24"/>
           <w:szCs w:val="24"/>
         </w:rPr>
-        <w:t>(2 р.)</w:t>
+        <w:t>(2 р.)</w:t>
       </w:r>
     </w:p>
     <w:p>
@@ -15091,7 +16571,7 @@
           <w:sz w:val="24"/>
           <w:szCs w:val="24"/>
         </w:rPr>
-        <w:t>(3 р.)</w:t>
+        <w:t>(3 р.)</w:t>
       </w:r>
     </w:p>
     <w:p>
@@ -15170,7 +16650,7 @@
           <w:sz w:val="24"/>
           <w:szCs w:val="24"/>
         </w:rPr>
-        <w:t>1. </w:t>
+        <w:t xml:space="preserve">1. </w:t>
       </w:r>
       <w:r>
         <w:rPr>
@@ -15218,7 +16698,7 @@
           <w:sz w:val="24"/>
           <w:szCs w:val="24"/>
         </w:rPr>
-        <w:t>2. </w:t>
+        <w:t xml:space="preserve">2. </w:t>
       </w:r>
       <w:r>
         <w:rPr>
@@ -15275,7 +16755,7 @@
           <w:sz w:val="24"/>
           <w:szCs w:val="24"/>
         </w:rPr>
-        <w:t> Від ночі лине дух наш до тебе, Боже, бо світлом є повеління твої. Навчи нас, Боже, правди твоєї, заповідей твоїх і виправдань твоїх. Просвіти наші духовні очі, щоб ми не заснули в гріхах на смерть. Віджени</w:t>
+        <w:t xml:space="preserve"> Від ночі лине дух наш до тебе, Боже, бо світлом є повеління твої. Навчи нас, Боже, правди твоєї, заповідей твоїх і виправдань твоїх. Просвіти наші духовні очі, щоб ми не заснули в гріхах на смерть. Віджени</w:t>
       </w:r>
       <w:r>
         <w:rPr>
@@ -15323,7 +16803,7 @@
           <w:sz w:val="24"/>
           <w:szCs w:val="24"/>
         </w:rPr>
-        <w:t> Владико, Боже святий і неосяжний, що казав із темряви світлові засіяти, що заспокоїв нас у нічному сні й підвів до величання і моління твоєї доброти! Ти, що</w:t>
+        <w:t xml:space="preserve"> Владико, Боже святий і неосяжний, що казав із темряви світлові засіяти, що заспокоїв нас у нічному сні й підвів до величання і моління твоєї доброти! Ти, що</w:t>
       </w:r>
       <w:r>
         <w:rPr>
@@ -15380,7 +16860,7 @@
           <w:sz w:val="24"/>
           <w:szCs w:val="24"/>
         </w:rPr>
-        <w:t> Скарбе добра, джерело невисихаюче, Отче святий, чудотворче всесильний і вседержителю! Ус</w:t>
+        <w:t xml:space="preserve"> Скарбе добра, джерело невисихаюче, Отче святий, чудотворче всесильний і вседержителю! Ус</w:t>
       </w:r>
       <w:r>
         <w:rPr>
@@ -15428,7 +16908,7 @@
           <w:sz w:val="24"/>
           <w:szCs w:val="24"/>
         </w:rPr>
-        <w:t>6. </w:t>
+        <w:t xml:space="preserve">6. </w:t>
       </w:r>
       <w:r>
         <w:rPr>
@@ -15494,7 +16974,7 @@
           <w:sz w:val="24"/>
           <w:szCs w:val="24"/>
         </w:rPr>
-        <w:t> Боже й Отче Господа нашого Ісуса Христа! Ти підніс нас з постелі нашої і зібрав на годину молитви. Дай нам ласку відкрити уста наші і прийми наші подяки, що в наших силах, і навчи нас установ твоїх. Бо молитися як</w:t>
+        <w:t xml:space="preserve"> Боже й Отче Господа нашого Ісуса Христа! Ти підніс нас з постелі нашої і зібрав на годину молитви. Дай нам ласку відкрити уста наші і прийми наші подяки, що в наших силах, і навчи нас установ твоїх. Бо молитися як</w:t>
       </w:r>
       <w:r>
         <w:rPr>
@@ -15542,7 +17022,7 @@
           <w:sz w:val="24"/>
           <w:szCs w:val="24"/>
         </w:rPr>
-        <w:t>8. </w:t>
+        <w:t xml:space="preserve">8. </w:t>
       </w:r>
       <w:r>
         <w:rPr>
@@ -15599,7 +17079,7 @@
           <w:sz w:val="24"/>
           <w:szCs w:val="24"/>
         </w:rPr>
-        <w:t> Господи, Боже наш! Ти за покаяння дарував людям відпущення, нам же, як образ пізнання і визнання гріхів, показав покаяння і прощен</w:t>
+        <w:t xml:space="preserve"> Господи, Боже наш! Ти за покаяння дарував людям відпущення, нам же, як образ пізнання і визнання гріхів, показав покаяння і прощен</w:t>
       </w:r>
       <w:r>
         <w:rPr>
@@ -15656,7 +17136,7 @@
           <w:sz w:val="24"/>
           <w:szCs w:val="24"/>
         </w:rPr>
-        <w:t> Боже, Боже наш! Ти сотворив розумні й д</w:t>
+        <w:t xml:space="preserve"> Боже, Боже наш! Ти сотворив розумні й д</w:t>
       </w:r>
       <w:r>
         <w:rPr>
@@ -15695,7 +17175,7 @@
           <w:sz w:val="24"/>
           <w:szCs w:val="24"/>
         </w:rPr>
-        <w:t>11. </w:t>
+        <w:t xml:space="preserve">11. </w:t>
       </w:r>
       <w:r>
         <w:rPr>
@@ -18878,7 +20358,7 @@
           <w:color w:val="FF0000"/>
           <w:sz w:val="24"/>
         </w:rPr>
-        <w:t xml:space="preserve">Священник: </w:t>
+        <w:t xml:space="preserve">Священник: </w:t>
       </w:r>
       <w:r>
         <w:rPr>
@@ -19729,7 +21209,7 @@
           <w:color w:val="FF0000"/>
           <w:sz w:val="24"/>
         </w:rPr>
-        <w:t xml:space="preserve">Священник: </w:t>
+        <w:t xml:space="preserve">Священник: </w:t>
       </w:r>
       <w:r>
         <w:rPr>
@@ -20689,7 +22169,7 @@
           <w:sz w:val="24"/>
           <w:szCs w:val="24"/>
         </w:rPr>
-        <w:t xml:space="preserve">(г. 6): </w:t>
+        <w:t xml:space="preserve">(г. 6): </w:t>
       </w:r>
       <w:r>
         <w:rPr>
@@ -20932,7 +22412,6 @@
           <w:i/>
           <w:color w:val="FF4400"/>
           <w:sz w:val="24"/>
-          <w:szCs w:val="24"/>
         </w:rPr>
         <w:t>Священик:</w:t>
       </w:r>
@@ -20940,17 +22419,8 @@
         <w:rPr>
           <w:rFonts w:ascii="Times New Roman" w:hAnsi="Times New Roman"/>
           <w:sz w:val="24"/>
-          <w:szCs w:val="24"/>
-        </w:rPr>
-        <w:t> Бо Тебе хвалять усі сили небесні і Тобі славу возсилаємо: Отцю, і Сину, і Святому Духові</w:t>
-      </w:r>
-      <w:r>
-        <w:rPr>
-          <w:rFonts w:ascii="Times New Roman" w:hAnsi="Times New Roman"/>
-          <w:sz w:val="24"/>
-          <w:szCs w:val="24"/>
-        </w:rPr>
-        <w:t>, нині і повсякчас, і на віки віків.</w:t>
+        </w:rPr>
+        <w:t xml:space="preserve"> Бо Тебе хвалять усі сили небесні і Тобі славу возсилаємо: Отцю, і Сину, і Святому Духові, нині і повсякчас, і на віки віків.</w:t>
       </w:r>
     </w:p>
     <w:p>
@@ -21862,7 +23332,6 @@
           <w:i/>
           <w:color w:val="FF4400"/>
           <w:sz w:val="24"/>
-          <w:szCs w:val="24"/>
         </w:rPr>
         <w:t>Священик:</w:t>
       </w:r>
@@ -21870,7 +23339,6 @@
         <w:rPr>
           <w:rFonts w:ascii="Times New Roman" w:hAnsi="Times New Roman"/>
           <w:sz w:val="24"/>
-          <w:szCs w:val="24"/>
         </w:rPr>
         <w:t xml:space="preserve"> Слава тобі, що Світло нам показав!</w:t>
       </w:r>
@@ -22854,7 +24322,6 @@
           <w:i/>
           <w:color w:val="FF4400"/>
           <w:sz w:val="24"/>
-          <w:szCs w:val="24"/>
         </w:rPr>
         <w:t>Священик:</w:t>
       </w:r>
@@ -22862,17 +24329,8 @@
         <w:rPr>
           <w:rFonts w:ascii="Times New Roman" w:hAnsi="Times New Roman"/>
           <w:sz w:val="24"/>
-          <w:szCs w:val="24"/>
-        </w:rPr>
-        <w:t xml:space="preserve"> Бо Ти – Бог милости, ласк і людинолюбности, і Тобі славу віддаємо, Отцю, і Сину, і Св</w:t>
-      </w:r>
-      <w:r>
-        <w:rPr>
-          <w:rFonts w:ascii="Times New Roman" w:hAnsi="Times New Roman"/>
-          <w:sz w:val="24"/>
-          <w:szCs w:val="24"/>
-        </w:rPr>
-        <w:t>ятому Духові, нині, і повсякчас, і на віки віків.</w:t>
+        </w:rPr>
+        <w:t xml:space="preserve"> Бо Ти – Бог милости, ласк і людинолюбности, і Тобі славу віддаємо, Отцю, і Сину, і Святому Духові, нині, і повсякчас, і на віки віків.</w:t>
       </w:r>
     </w:p>
     <w:p>
@@ -22929,7 +24387,6 @@
           <w:i/>
           <w:color w:val="FF4400"/>
           <w:sz w:val="24"/>
-          <w:szCs w:val="24"/>
         </w:rPr>
         <w:t>Священик:</w:t>
       </w:r>
@@ -22937,7 +24394,6 @@
         <w:rPr>
           <w:rFonts w:ascii="Times New Roman" w:hAnsi="Times New Roman"/>
           <w:sz w:val="24"/>
-          <w:szCs w:val="24"/>
         </w:rPr>
         <w:t xml:space="preserve"> Мир всім.</w:t>
       </w:r>
@@ -23468,67 +24924,37 @@
     </w:p>
     <w:p>
       <w:pPr>
-        <w:spacing w:after="120"/>
-        <w:jc w:val="both"/>
-        <w:rPr>
-          <w:rFonts w:ascii="Times New Roman" w:hAnsi="Times New Roman"/>
-          <w:sz w:val="24"/>
-          <w:szCs w:val="24"/>
-        </w:rPr>
-      </w:pPr>
-      <w:r>
-        <w:rPr>
-          <w:rFonts w:ascii="Times New Roman" w:hAnsi="Times New Roman"/>
-          <w:sz w:val="24"/>
-          <w:szCs w:val="24"/>
-        </w:rPr>
-        <w:t xml:space="preserve">Святий Боже, святий Кріпкий, святий Безсмертний, помилуй нас </w:t>
-      </w:r>
-      <w:r>
-        <w:rPr>
-          <w:rFonts w:ascii="Times New Roman" w:hAnsi="Times New Roman"/>
-          <w:i/>
-          <w:color w:val="FF0000"/>
-          <w:sz w:val="24"/>
-          <w:szCs w:val="24"/>
-        </w:rPr>
-        <w:t>(3 р.)</w:t>
-      </w:r>
-      <w:r>
-        <w:rPr>
-          <w:rFonts w:ascii="Times New Roman" w:hAnsi="Times New Roman"/>
-          <w:i/>
-          <w:sz w:val="24"/>
-          <w:szCs w:val="24"/>
-        </w:rPr>
-        <w:t>.</w:t>
-      </w:r>
-    </w:p>
-    <w:p>
-      <w:pPr>
-        <w:spacing w:after="120"/>
-        <w:jc w:val="both"/>
-        <w:rPr>
-          <w:rFonts w:ascii="Times New Roman" w:hAnsi="Times New Roman"/>
-          <w:sz w:val="24"/>
-          <w:szCs w:val="24"/>
-        </w:rPr>
-      </w:pPr>
-      <w:r>
-        <w:rPr>
-          <w:rFonts w:ascii="Times New Roman" w:hAnsi="Times New Roman"/>
-          <w:sz w:val="24"/>
-          <w:szCs w:val="24"/>
-        </w:rPr>
-        <w:t>Слава Отцю, і Сину, і Святому Духові,* і нині і повсякчас, і на віки ві</w:t>
-      </w:r>
-      <w:r>
-        <w:rPr>
-          <w:rFonts w:ascii="Times New Roman" w:hAnsi="Times New Roman"/>
-          <w:sz w:val="24"/>
-          <w:szCs w:val="24"/>
-        </w:rPr>
-        <w:t>ків. Амінь.</w:t>
+        <w:pStyle w:val="a"/>
+        <w:spacing w:after="120"/>
+      </w:pPr>
+      <w:r>
+        <w:rPr>
+          <w:rFonts w:ascii="Times New Roman" w:hAnsi="Times New Roman"/>
+          <w:sz w:val="24"/>
+        </w:rPr>
+        <w:t xml:space="preserve">Святий Боже, святий Кріпкий, святий Безсмертний, помилуй нас. </w:t>
+      </w:r>
+      <w:r>
+        <w:rPr>
+          <w:rFonts w:ascii="Times New Roman" w:hAnsi="Times New Roman"/>
+          <w:i/>
+          <w:color w:val="FF0000"/>
+          <w:sz w:val="24"/>
+        </w:rPr>
+        <w:t>(3 р.)</w:t>
+      </w:r>
+    </w:p>
+    <w:p>
+      <w:pPr>
+        <w:pStyle w:val="a"/>
+        <w:spacing w:after="120"/>
+      </w:pPr>
+      <w:r>
+        <w:rPr>
+          <w:rFonts w:ascii="Times New Roman" w:hAnsi="Times New Roman"/>
+          <w:sz w:val="24"/>
+        </w:rPr>
+        <w:t>Слава Отцю, і Сину, і Святому Духові,* і нині і повсякчас, і на віки віків. Амінь.</w:t>
       </w:r>
     </w:p>
     <w:p>
@@ -23577,7 +25003,7 @@
           <w:sz w:val="24"/>
           <w:szCs w:val="24"/>
         </w:rPr>
-        <w:t>(3 р.)</w:t>
+        <w:t>(3 р.)</w:t>
       </w:r>
       <w:r>
         <w:rPr>
@@ -24324,7 +25750,6 @@
           <w:i/>
           <w:color w:val="FF4400"/>
           <w:sz w:val="24"/>
-          <w:szCs w:val="24"/>
         </w:rPr>
         <w:t>Священик:</w:t>
       </w:r>
@@ -24332,7 +25757,6 @@
         <w:rPr>
           <w:rFonts w:ascii="Times New Roman" w:hAnsi="Times New Roman"/>
           <w:sz w:val="24"/>
-          <w:szCs w:val="24"/>
         </w:rPr>
         <w:t xml:space="preserve"> Слава тобі, Христе Боже, надіє наша, слава тобі!</w:t>
       </w:r>
@@ -24382,7 +25806,7 @@
           <w:sz w:val="24"/>
           <w:szCs w:val="24"/>
         </w:rPr>
-        <w:t>(3 р.)</w:t>
+        <w:t>(3 р.)</w:t>
       </w:r>
       <w:r>
         <w:rPr>
@@ -24403,18 +25827,12 @@
       </w:r>
     </w:p>
     <w:p>
-      <w:pPr>
-        <w:rPr>
-          <w:rFonts w:ascii="Times New Roman" w:hAnsi="Times New Roman"/>
-        </w:rPr>
-      </w:pPr>
       <w:r>
         <w:rPr>
           <w:rFonts w:ascii="Times New Roman" w:hAnsi="Times New Roman"/>
           <w:i/>
           <w:color w:val="FF4400"/>
           <w:sz w:val="24"/>
-          <w:szCs w:val="24"/>
         </w:rPr>
         <w:t>Священик:</w:t>
       </w:r>
@@ -24422,7 +25840,6 @@
         <w:rPr>
           <w:rFonts w:ascii="Times New Roman" w:hAnsi="Times New Roman"/>
           <w:sz w:val="24"/>
-          <w:szCs w:val="24"/>
         </w:rPr>
         <w:t xml:space="preserve"> Христос, істинний Бог наш - молитвами пречистої Своєї Матері, чесного і славного пророка, предтечі і хрестителя Івана, святих славних і всехвальних апостолів, святого, </w:t>
       </w:r>
@@ -24432,7 +25849,6 @@
           <w:i/>
           <w:color w:val="FF4400"/>
           <w:sz w:val="24"/>
-          <w:szCs w:val="24"/>
         </w:rPr>
         <w:t>якого є храм</w:t>
       </w:r>
@@ -24440,17 +25856,8 @@
         <w:rPr>
           <w:rFonts w:ascii="Times New Roman" w:hAnsi="Times New Roman"/>
           <w:sz w:val="24"/>
-          <w:szCs w:val="24"/>
-        </w:rPr>
-        <w:t>, преподобного отця нашого Пімена, і всіх святих - помилує і спасе нас як б</w:t>
-      </w:r>
-      <w:r>
-        <w:rPr>
-          <w:rFonts w:ascii="Times New Roman" w:hAnsi="Times New Roman"/>
-          <w:sz w:val="24"/>
-          <w:szCs w:val="24"/>
-        </w:rPr>
-        <w:t>лагий і людинолюбний.</w:t>
+        </w:rPr>
+        <w:t>, преподобного отця нашого Пімена, блаженних преподобномучениць Лаврентії і Олімпії, і всіх святих - помилує і спасе нас як благий і людинолюбний.</w:t>
       </w:r>
     </w:p>
     <w:p>
